--- a/docs/geodashboard synopsis.docx
+++ b/docs/geodashboard synopsis.docx
@@ -1,24 +1,14 @@
 
 <file path=word/document.xml><?xml version="1.0" encoding="utf-8"?>
-<w:document xmlns:wpc="http://schemas.microsoft.com/office/word/2010/wordprocessingCanvas" xmlns:cx="http://schemas.microsoft.com/office/drawing/2014/chartex" xmlns:cx1="http://schemas.microsoft.com/office/drawing/2015/9/8/chartex" xmlns:cx2="http://schemas.microsoft.com/office/drawing/2015/10/21/chartex" xmlns:cx3="http://schemas.microsoft.com/office/drawing/2016/5/9/chartex" xmlns:cx4="http://schemas.microsoft.com/office/drawing/2016/5/10/chartex" xmlns:cx5="http://schemas.microsoft.com/office/drawing/2016/5/11/chartex" xmlns:cx6="http://schemas.microsoft.com/office/drawing/2016/5/12/chartex" xmlns:cx7="http://schemas.microsoft.com/office/drawing/2016/5/13/chartex" xmlns:cx8="http://schemas.microsoft.com/office/drawing/2016/5/14/chartex" xmlns:mc="http://schemas.openxmlformats.org/markup-compatibility/2006" xmlns:aink="http://schemas.microsoft.com/office/drawing/2016/ink" xmlns:am3d="http://schemas.microsoft.com/office/drawing/2017/model3d" xmlns:o="urn:schemas-microsoft-com:office:office" xmlns:oel="http://schemas.microsoft.com/office/2019/extlst" xmlns:r="http://schemas.openxmlformats.org/officeDocument/2006/relationships" xmlns:m="http://schemas.openxmlformats.org/officeDocument/2006/math" xmlns:v="urn:schemas-microsoft-com:vml" xmlns:wp14="http://schemas.microsoft.com/office/word/2010/wordprocessingDrawing" xmlns:wp="http://schemas.openxmlformats.org/drawingml/2006/wordprocessingDrawing" xmlns:w10="urn:schemas-microsoft-com:office:word" xmlns:w="http://schemas.openxmlformats.org/wordprocessingml/2006/main" xmlns:w14="http://schemas.microsoft.com/office/word/2010/wordml" xmlns:w15="http://schemas.microsoft.com/office/word/2012/wordml" xmlns:w16cex="http://schemas.microsoft.com/office/word/2018/wordml/cex" xmlns:w16cid="http://schemas.microsoft.com/office/word/2016/wordml/cid" xmlns:w16="http://schemas.microsoft.com/office/word/2018/wordml" xmlns:w16du="http://schemas.microsoft.com/office/word/2023/wordml/word16du" xmlns:w16sdtdh="http://schemas.microsoft.com/office/word/2020/wordml/sdtdatahash" xmlns:w16sdtfl="http://schemas.microsoft.com/office/word/2024/wordml/sdtformatlock" xmlns:w16se="http://schemas.microsoft.com/office/word/2015/wordml/symex" xmlns:wpg="http://schemas.microsoft.com/office/word/2010/wordprocessingGroup" xmlns:wpi="http://schemas.microsoft.com/office/word/2010/wordprocessingInk" xmlns:wne="http://schemas.microsoft.com/office/word/2006/wordml" xmlns:wps="http://schemas.microsoft.com/office/word/2010/wordprocessingShape" mc:Ignorable="w14 w15 w16se w16cid w16 w16cex w16sdtdh w16sdtfl w16du wp14">
+<w:document xmlns:wpc="http://schemas.microsoft.com/office/word/2010/wordprocessingCanvas" xmlns:mc="http://schemas.openxmlformats.org/markup-compatibility/2006" xmlns:o="urn:schemas-microsoft-com:office:office" xmlns:r="http://schemas.openxmlformats.org/officeDocument/2006/relationships" xmlns:m="http://schemas.openxmlformats.org/officeDocument/2006/math" xmlns:v="urn:schemas-microsoft-com:vml" xmlns:wp14="http://schemas.microsoft.com/office/word/2010/wordprocessingDrawing" xmlns:wp="http://schemas.openxmlformats.org/drawingml/2006/wordprocessingDrawing" xmlns:w10="urn:schemas-microsoft-com:office:word" xmlns:w="http://schemas.openxmlformats.org/wordprocessingml/2006/main" xmlns:w14="http://schemas.microsoft.com/office/word/2010/wordml" xmlns:w15="http://schemas.microsoft.com/office/word/2012/wordml" xmlns:wpg="http://schemas.microsoft.com/office/word/2010/wordprocessingGroup" xmlns:wpi="http://schemas.microsoft.com/office/word/2010/wordprocessingInk" xmlns:wne="http://schemas.microsoft.com/office/word/2006/wordml" xmlns:wps="http://schemas.microsoft.com/office/word/2010/wordprocessingShape" mc:Ignorable="w14 w15 wp14">
   <w:body>
-    <w:p>
-      <w:pPr>
-        <w:pStyle w:val="normal1"/>
-        <w:spacing w:before="30" w:after="0" w:line="216" w:lineRule="auto"/>
-        <w:ind w:left="820" w:firstLine="0"/>
-        <w:rPr>
-          <w:sz w:val="22"/>
-          <w:szCs w:val="22"/>
-        </w:rPr>
-      </w:pPr>
-    </w:p>
     <w:p>
       <w:pPr>
         <w:pStyle w:val="normal1"/>
         <w:spacing w:before="30" w:after="0" w:line="240" w:lineRule="auto"/>
-        <w:ind w:left="1704" w:firstLine="0"/>
-        <w:rPr>
+        <w:ind w:left="2880" w:firstLine="720"/>
+        <w:rPr>
+          <w:rFonts w:cs="Times New Roman"/>
           <w:b/>
           <w:bCs/>
           <w:sz w:val="28"/>
@@ -27,27 +17,29 @@
       </w:pPr>
       <w:r>
         <w:rPr>
+          <w:rFonts w:cs="Times New Roman"/>
           <w:b/>
           <w:bCs/>
           <w:sz w:val="28"/>
           <w:szCs w:val="28"/>
         </w:rPr>
-        <w:t xml:space="preserve">                                  Project Synopsis</w:t>
+        <w:t>Project Synopsis</w:t>
       </w:r>
     </w:p>
     <w:p>
       <w:pPr>
         <w:pStyle w:val="normal1"/>
         <w:spacing w:before="30" w:after="0" w:line="240" w:lineRule="auto"/>
-        <w:ind w:left="0" w:firstLine="0"/>
-        <w:jc w:val="center"/>
-        <w:rPr>
+        <w:ind w:left="3600" w:firstLine="720"/>
+        <w:rPr>
+          <w:rFonts w:cs="Times New Roman"/>
           <w:sz w:val="28"/>
           <w:szCs w:val="28"/>
         </w:rPr>
       </w:pPr>
       <w:r>
         <w:rPr>
+          <w:rFonts w:cs="Times New Roman"/>
           <w:sz w:val="28"/>
           <w:szCs w:val="28"/>
         </w:rPr>
@@ -58,11 +50,14 @@
       <w:pPr>
         <w:pStyle w:val="normal1"/>
         <w:spacing w:before="30" w:after="0" w:line="240" w:lineRule="auto"/>
-        <w:ind w:left="0" w:firstLine="0"/>
-        <w:jc w:val="center"/>
-      </w:pPr>
-      <w:r>
-        <w:rPr>
+        <w:ind w:left="2897" w:firstLine="703"/>
+        <w:rPr>
+          <w:rFonts w:cs="Times New Roman"/>
+        </w:rPr>
+      </w:pPr>
+      <w:r>
+        <w:rPr>
+          <w:rFonts w:cs="Times New Roman"/>
           <w:b/>
           <w:sz w:val="28"/>
           <w:szCs w:val="28"/>
@@ -71,32 +66,33 @@
       </w:r>
       <w:r>
         <w:rPr>
+          <w:rFonts w:cs="Times New Roman"/>
           <w:b/>
         </w:rPr>
         <w:t xml:space="preserve"> </w:t>
       </w:r>
       <w:r>
+        <w:rPr>
+          <w:rFonts w:cs="Times New Roman"/>
+        </w:rPr>
         <w:t>“</w:t>
       </w:r>
       <w:r>
         <w:rPr>
+          <w:rFonts w:cs="Times New Roman"/>
           <w:b/>
           <w:bCs/>
           <w:sz w:val="28"/>
           <w:szCs w:val="28"/>
         </w:rPr>
-        <w:t>MULTI-VENDOR RESTAURANT</w:t>
-      </w:r>
-      <w:r>
+        <w:t>GEODASH</w:t>
+      </w:r>
+      <w:r>
+        <w:rPr>
+          <w:rFonts w:cs="Times New Roman"/>
+        </w:rPr>
         <w:t>”</w:t>
       </w:r>
-    </w:p>
-    <w:p>
-      <w:pPr>
-        <w:pStyle w:val="normal1"/>
-        <w:spacing w:before="30" w:after="0" w:line="240" w:lineRule="auto"/>
-        <w:jc w:val="center"/>
-      </w:pPr>
     </w:p>
     <w:p>
       <w:pPr>
@@ -104,6 +100,7 @@
         <w:spacing w:before="30" w:after="0" w:line="240" w:lineRule="auto"/>
         <w:ind w:left="0" w:firstLine="0"/>
         <w:rPr>
+          <w:rFonts w:cs="Times New Roman"/>
           <w:b/>
         </w:rPr>
       </w:pPr>
@@ -112,13 +109,17 @@
       <w:pPr>
         <w:pStyle w:val="normal1"/>
         <w:spacing w:before="30" w:after="0" w:line="240" w:lineRule="auto"/>
-        <w:jc w:val="center"/>
+        <w:ind w:left="2897" w:firstLine="703"/>
+        <w:rPr>
+          <w:rFonts w:cs="Times New Roman"/>
+        </w:rPr>
       </w:pPr>
       <w:r>
         <w:rPr>
           <w:rFonts w:eastAsia="Times New Roman" w:cs="Times New Roman"/>
           <w:noProof/>
           <w:sz w:val="20"/>
+          <w:lang w:val="en-US" w:eastAsia="en-US" w:bidi="ar-SA"/>
         </w:rPr>
         <w:drawing>
           <wp:inline distT="0" distB="0" distL="0" distR="0" wp14:anchorId="6DABF208" wp14:editId="78711B9B">
@@ -170,33 +171,55 @@
     <w:p>
       <w:pPr>
         <w:pStyle w:val="normal1"/>
-        <w:spacing w:before="30"/>
-        <w:jc w:val="center"/>
-        <w:rPr>
+        <w:spacing w:before="30" w:after="0" w:line="240" w:lineRule="auto"/>
+        <w:ind w:left="2897" w:firstLine="703"/>
+        <w:rPr>
+          <w:rFonts w:cs="Times New Roman"/>
+        </w:rPr>
+      </w:pPr>
+    </w:p>
+    <w:p>
+      <w:pPr>
+        <w:pStyle w:val="normal1"/>
+        <w:spacing w:before="30" w:after="0"/>
+        <w:ind w:left="3617" w:firstLine="0"/>
+        <w:rPr>
+          <w:rFonts w:cs="Times New Roman"/>
           <w:b/>
         </w:rPr>
       </w:pPr>
       <w:bookmarkStart w:id="0" w:name="_Hlk185931779"/>
       <w:r>
         <w:rPr>
+          <w:rFonts w:cs="Times New Roman"/>
           <w:b/>
         </w:rPr>
+        <w:t xml:space="preserve">       </w:t>
+      </w:r>
+      <w:r>
+        <w:rPr>
+          <w:rFonts w:cs="Times New Roman"/>
+          <w:b/>
+        </w:rPr>
         <w:t>Session: 202</w:t>
       </w:r>
       <w:r>
         <w:rPr>
+          <w:rFonts w:cs="Times New Roman"/>
           <w:b/>
         </w:rPr>
         <w:t>5</w:t>
       </w:r>
       <w:r>
         <w:rPr>
+          <w:rFonts w:cs="Times New Roman"/>
           <w:b/>
         </w:rPr>
         <w:t>-2</w:t>
       </w:r>
       <w:r>
         <w:rPr>
+          <w:rFonts w:cs="Times New Roman"/>
           <w:b/>
         </w:rPr>
         <w:t>6</w:t>
@@ -208,84 +231,72 @@
         <w:spacing w:before="30"/>
         <w:jc w:val="center"/>
         <w:rPr>
-          <w:b/>
-        </w:rPr>
-      </w:pPr>
-    </w:p>
-    <w:p>
-      <w:pPr>
-        <w:pStyle w:val="normal1"/>
-        <w:spacing w:before="30"/>
-        <w:jc w:val="center"/>
-        <w:rPr>
+          <w:rFonts w:cs="Times New Roman"/>
           <w:sz w:val="28"/>
           <w:szCs w:val="28"/>
         </w:rPr>
       </w:pPr>
-      <w:proofErr w:type="spellStart"/>
-      <w:r>
-        <w:rPr>
+      <w:r>
+        <w:rPr>
+          <w:rFonts w:cs="Times New Roman"/>
           <w:b/>
           <w:sz w:val="28"/>
           <w:szCs w:val="28"/>
         </w:rPr>
-        <w:t>Satyug</w:t>
-      </w:r>
-      <w:proofErr w:type="spellEnd"/>
-      <w:r>
-        <w:rPr>
+        <w:t>Satyug Darshan Institute of Engineering &amp; Technology</w:t>
+      </w:r>
+    </w:p>
+    <w:bookmarkEnd w:id="0"/>
+    <w:p>
+      <w:pPr>
+        <w:pStyle w:val="normal1"/>
+        <w:spacing w:before="30"/>
+        <w:ind w:left="0" w:firstLine="0"/>
+        <w:jc w:val="center"/>
+        <w:rPr>
+          <w:rFonts w:cs="Times New Roman"/>
+          <w:sz w:val="28"/>
+          <w:szCs w:val="28"/>
+        </w:rPr>
+      </w:pPr>
+      <w:r>
+        <w:rPr>
+          <w:rFonts w:cs="Times New Roman"/>
+          <w:sz w:val="28"/>
+          <w:szCs w:val="28"/>
+        </w:rPr>
+        <w:t>J.C. Bose University of Science and Technology, YMCA (Formerly YMCA UST)</w:t>
+      </w:r>
+    </w:p>
+    <w:p>
+      <w:pPr>
+        <w:pStyle w:val="normal1"/>
+        <w:spacing w:before="30" w:line="240" w:lineRule="auto"/>
+        <w:jc w:val="center"/>
+        <w:rPr>
+          <w:rFonts w:cs="Times New Roman"/>
+          <w:b/>
+        </w:rPr>
+      </w:pPr>
+    </w:p>
+    <w:p>
+      <w:pPr>
+        <w:pStyle w:val="normal1"/>
+        <w:spacing w:before="30" w:line="240" w:lineRule="auto"/>
+        <w:jc w:val="center"/>
+        <w:rPr>
+          <w:rFonts w:cs="Times New Roman"/>
+          <w:sz w:val="28"/>
+          <w:szCs w:val="28"/>
+        </w:rPr>
+      </w:pPr>
+      <w:r>
+        <w:rPr>
+          <w:rFonts w:cs="Times New Roman"/>
           <w:b/>
           <w:sz w:val="28"/>
           <w:szCs w:val="28"/>
         </w:rPr>
-        <w:t xml:space="preserve"> Darshan Institute of Engineering &amp; Technology</w:t>
-      </w:r>
-    </w:p>
-    <w:bookmarkEnd w:id="0"/>
-    <w:p>
-      <w:pPr>
-        <w:pStyle w:val="normal1"/>
-        <w:spacing w:before="30"/>
-        <w:jc w:val="center"/>
-        <w:rPr>
-          <w:sz w:val="28"/>
-          <w:szCs w:val="28"/>
-        </w:rPr>
-      </w:pPr>
-      <w:r>
-        <w:rPr>
-          <w:sz w:val="28"/>
-          <w:szCs w:val="28"/>
-        </w:rPr>
-        <w:t>J.C. Bose University of Science and Technology, YMCA (Formerly YMCA UST)</w:t>
-      </w:r>
-    </w:p>
-    <w:p>
-      <w:pPr>
-        <w:pStyle w:val="normal1"/>
-        <w:spacing w:before="30" w:line="240" w:lineRule="auto"/>
-        <w:jc w:val="center"/>
-        <w:rPr>
-          <w:b/>
-        </w:rPr>
-      </w:pPr>
-    </w:p>
-    <w:p>
-      <w:pPr>
-        <w:pStyle w:val="normal1"/>
-        <w:spacing w:before="30" w:line="240" w:lineRule="auto"/>
-        <w:jc w:val="center"/>
-        <w:rPr>
-          <w:sz w:val="28"/>
-          <w:szCs w:val="28"/>
-        </w:rPr>
-      </w:pPr>
-      <w:r>
-        <w:rPr>
-          <w:b/>
-          <w:sz w:val="28"/>
-          <w:szCs w:val="28"/>
-        </w:rPr>
         <w:t>Department of Computer Science &amp; Engineering</w:t>
       </w:r>
     </w:p>
@@ -294,6 +305,9 @@
         <w:pStyle w:val="normal1"/>
         <w:spacing w:before="30" w:after="0" w:line="240" w:lineRule="auto"/>
         <w:jc w:val="center"/>
+        <w:rPr>
+          <w:rFonts w:cs="Times New Roman"/>
+        </w:rPr>
       </w:pPr>
     </w:p>
     <w:p>
@@ -302,6 +316,9 @@
         <w:spacing w:before="30" w:after="0" w:line="240" w:lineRule="auto"/>
         <w:ind w:left="0" w:firstLine="0"/>
         <w:jc w:val="center"/>
+        <w:rPr>
+          <w:rFonts w:cs="Times New Roman"/>
+        </w:rPr>
       </w:pPr>
     </w:p>
     <w:p>
@@ -310,6 +327,9 @@
         <w:spacing w:before="30" w:after="0" w:line="240" w:lineRule="auto"/>
         <w:ind w:left="0" w:firstLine="0"/>
         <w:jc w:val="center"/>
+        <w:rPr>
+          <w:rFonts w:cs="Times New Roman"/>
+        </w:rPr>
       </w:pPr>
     </w:p>
     <w:p>
@@ -318,7 +338,138 @@
         <w:spacing w:before="30" w:after="0" w:line="240" w:lineRule="auto"/>
         <w:ind w:left="0" w:firstLine="0"/>
         <w:jc w:val="center"/>
-      </w:pPr>
+        <w:rPr>
+          <w:rFonts w:cs="Times New Roman"/>
+        </w:rPr>
+      </w:pPr>
+      <w:r>
+        <w:rPr>
+          <w:rFonts w:cs="Times New Roman"/>
+        </w:rPr>
+        <w:t xml:space="preserve">Faculty Guide: </w:t>
+      </w:r>
+      <w:r>
+        <w:rPr>
+          <w:rFonts w:cs="Times New Roman"/>
+        </w:rPr>
+        <w:tab/>
+      </w:r>
+      <w:r>
+        <w:rPr>
+          <w:rFonts w:cs="Times New Roman"/>
+        </w:rPr>
+        <w:tab/>
+      </w:r>
+      <w:r>
+        <w:rPr>
+          <w:rFonts w:cs="Times New Roman"/>
+        </w:rPr>
+        <w:tab/>
+      </w:r>
+      <w:r>
+        <w:rPr>
+          <w:rFonts w:cs="Times New Roman"/>
+        </w:rPr>
+        <w:tab/>
+      </w:r>
+      <w:r>
+        <w:rPr>
+          <w:rFonts w:cs="Times New Roman"/>
+        </w:rPr>
+        <w:tab/>
+      </w:r>
+      <w:r>
+        <w:rPr>
+          <w:rFonts w:cs="Times New Roman"/>
+        </w:rPr>
+        <w:tab/>
+      </w:r>
+      <w:r>
+        <w:rPr>
+          <w:rFonts w:cs="Times New Roman"/>
+        </w:rPr>
+        <w:t xml:space="preserve"> </w:t>
+      </w:r>
+      <w:r>
+        <w:rPr>
+          <w:rFonts w:cs="Times New Roman"/>
+        </w:rPr>
+        <w:t>Name of the Student/s:</w:t>
+      </w:r>
+    </w:p>
+    <w:p>
+      <w:pPr>
+        <w:pStyle w:val="normal1"/>
+        <w:spacing w:before="30"/>
+        <w:jc w:val="left"/>
+        <w:rPr>
+          <w:rFonts w:cs="Times New Roman"/>
+        </w:rPr>
+      </w:pPr>
+      <w:r>
+        <w:rPr>
+          <w:rFonts w:cs="Times New Roman"/>
+        </w:rPr>
+        <w:tab/>
+      </w:r>
+      <w:r>
+        <w:rPr>
+          <w:rFonts w:cs="Times New Roman"/>
+        </w:rPr>
+        <w:tab/>
+      </w:r>
+      <w:r>
+        <w:rPr>
+          <w:rFonts w:cs="Times New Roman"/>
+        </w:rPr>
+        <w:tab/>
+      </w:r>
+    </w:p>
+    <w:p>
+      <w:pPr>
+        <w:pStyle w:val="normal1"/>
+        <w:spacing w:before="30"/>
+        <w:jc w:val="left"/>
+        <w:rPr>
+          <w:rFonts w:cs="Times New Roman"/>
+        </w:rPr>
+      </w:pPr>
+    </w:p>
+    <w:p>
+      <w:pPr>
+        <w:pStyle w:val="normal1"/>
+        <w:spacing w:before="30"/>
+        <w:jc w:val="left"/>
+        <w:rPr>
+          <w:rFonts w:cs="Times New Roman"/>
+        </w:rPr>
+      </w:pPr>
+    </w:p>
+    <w:p>
+      <w:pPr>
+        <w:pStyle w:val="normal1"/>
+        <w:spacing w:before="30"/>
+        <w:jc w:val="left"/>
+        <w:rPr>
+          <w:rFonts w:cs="Times New Roman"/>
+        </w:rPr>
+      </w:pPr>
+    </w:p>
+    <w:p>
+      <w:pPr>
+        <w:pStyle w:val="normal1"/>
+        <w:spacing w:before="30"/>
+        <w:jc w:val="left"/>
+        <w:rPr>
+          <w:rFonts w:cs="Times New Roman"/>
+        </w:rPr>
+      </w:pPr>
+      <w:r>
+        <w:rPr>
+          <w:rFonts w:cs="Times New Roman"/>
+        </w:rPr>
+        <w:t xml:space="preserve">                                  </w:t>
+      </w:r>
     </w:p>
     <w:p>
       <w:pPr>
@@ -326,86 +477,9 @@
         <w:spacing w:before="30" w:after="0" w:line="240" w:lineRule="auto"/>
         <w:ind w:left="0" w:firstLine="0"/>
         <w:jc w:val="left"/>
-      </w:pPr>
-      <w:r>
-        <w:t xml:space="preserve">Faculty Guide: </w:t>
-      </w:r>
-      <w:r>
-        <w:tab/>
-      </w:r>
-      <w:r>
-        <w:tab/>
-      </w:r>
-      <w:r>
-        <w:tab/>
-      </w:r>
-      <w:r>
-        <w:tab/>
-      </w:r>
-      <w:r>
-        <w:tab/>
-      </w:r>
-      <w:r>
-        <w:tab/>
-        <w:t>Name of the Student/s:</w:t>
-      </w:r>
-      <w:r>
-        <w:t xml:space="preserve">                                                                                                     </w:t>
-      </w:r>
-    </w:p>
-    <w:p>
-      <w:pPr>
-        <w:pStyle w:val="normal1"/>
-        <w:spacing w:before="30"/>
-        <w:jc w:val="left"/>
-      </w:pPr>
-      <w:r>
-        <w:tab/>
-      </w:r>
-      <w:r>
-        <w:tab/>
-      </w:r>
-      <w:r>
-        <w:tab/>
-      </w:r>
-    </w:p>
-    <w:p>
-      <w:pPr>
-        <w:pStyle w:val="normal1"/>
-        <w:spacing w:before="30"/>
-        <w:jc w:val="left"/>
-      </w:pPr>
-    </w:p>
-    <w:p>
-      <w:pPr>
-        <w:pStyle w:val="normal1"/>
-        <w:spacing w:before="30"/>
-        <w:jc w:val="left"/>
-      </w:pPr>
-    </w:p>
-    <w:p>
-      <w:pPr>
-        <w:pStyle w:val="normal1"/>
-        <w:spacing w:before="30"/>
-        <w:jc w:val="left"/>
-      </w:pPr>
-    </w:p>
-    <w:p>
-      <w:pPr>
-        <w:pStyle w:val="normal1"/>
-        <w:spacing w:before="30"/>
-        <w:jc w:val="left"/>
-      </w:pPr>
-      <w:r>
-        <w:t xml:space="preserve">                                  </w:t>
-      </w:r>
-    </w:p>
-    <w:p>
-      <w:pPr>
-        <w:pStyle w:val="normal1"/>
-        <w:spacing w:before="30" w:after="0" w:line="240" w:lineRule="auto"/>
-        <w:ind w:left="0" w:firstLine="0"/>
-        <w:jc w:val="left"/>
+        <w:rPr>
+          <w:rFonts w:cs="Times New Roman"/>
+        </w:rPr>
       </w:pPr>
     </w:p>
     <w:p>
@@ -414,6 +488,9 @@
         <w:spacing w:before="30" w:after="0" w:line="240" w:lineRule="auto"/>
         <w:ind w:left="0" w:firstLine="0"/>
         <w:jc w:val="center"/>
+        <w:rPr>
+          <w:rFonts w:cs="Times New Roman"/>
+        </w:rPr>
       </w:pPr>
     </w:p>
     <w:p>
@@ -423,6 +500,7 @@
         <w:ind w:left="0" w:right="8733" w:firstLine="0"/>
         <w:jc w:val="center"/>
         <w:rPr>
+          <w:rFonts w:cs="Times New Roman"/>
           <w:sz w:val="20"/>
           <w:szCs w:val="20"/>
         </w:rPr>
@@ -435,6 +513,7 @@
         <w:ind w:left="0" w:right="8733" w:firstLine="0"/>
         <w:jc w:val="center"/>
         <w:rPr>
+          <w:rFonts w:cs="Times New Roman"/>
           <w:sz w:val="20"/>
           <w:szCs w:val="20"/>
         </w:rPr>
@@ -447,6 +526,7 @@
         <w:ind w:left="0" w:right="8733" w:firstLine="0"/>
         <w:jc w:val="center"/>
         <w:rPr>
+          <w:rFonts w:cs="Times New Roman"/>
           <w:sz w:val="20"/>
           <w:szCs w:val="20"/>
         </w:rPr>
@@ -459,6 +539,7 @@
         <w:ind w:left="0" w:right="8733" w:firstLine="0"/>
         <w:jc w:val="center"/>
         <w:rPr>
+          <w:rFonts w:cs="Times New Roman"/>
           <w:sz w:val="20"/>
           <w:szCs w:val="20"/>
         </w:rPr>
@@ -471,6 +552,7 @@
         <w:ind w:left="0" w:right="8733" w:firstLine="0"/>
         <w:jc w:val="center"/>
         <w:rPr>
+          <w:rFonts w:cs="Times New Roman"/>
           <w:sz w:val="20"/>
           <w:szCs w:val="20"/>
         </w:rPr>
@@ -483,6 +565,7 @@
         <w:ind w:left="0" w:right="8733" w:firstLine="0"/>
         <w:jc w:val="center"/>
         <w:rPr>
+          <w:rFonts w:cs="Times New Roman"/>
           <w:sz w:val="20"/>
           <w:szCs w:val="20"/>
         </w:rPr>
@@ -495,6 +578,7 @@
         <w:ind w:left="0" w:right="8733" w:firstLine="0"/>
         <w:jc w:val="center"/>
         <w:rPr>
+          <w:rFonts w:cs="Times New Roman"/>
           <w:sz w:val="20"/>
           <w:szCs w:val="20"/>
         </w:rPr>
@@ -507,6 +591,7 @@
         <w:ind w:left="0" w:right="8733" w:firstLine="0"/>
         <w:jc w:val="center"/>
         <w:rPr>
+          <w:rFonts w:cs="Times New Roman"/>
           <w:sz w:val="20"/>
           <w:szCs w:val="20"/>
         </w:rPr>
@@ -518,6 +603,7 @@
         <w:spacing w:before="30" w:after="0" w:line="216" w:lineRule="auto"/>
         <w:ind w:left="0" w:right="8733" w:firstLine="0"/>
         <w:rPr>
+          <w:rFonts w:cs="Times New Roman"/>
           <w:sz w:val="20"/>
           <w:szCs w:val="20"/>
         </w:rPr>
@@ -529,6 +615,7 @@
         <w:spacing w:before="30" w:after="0" w:line="216" w:lineRule="auto"/>
         <w:ind w:left="0" w:right="8733" w:firstLine="0"/>
         <w:rPr>
+          <w:rFonts w:cs="Times New Roman"/>
           <w:sz w:val="20"/>
           <w:szCs w:val="20"/>
         </w:rPr>
@@ -540,6 +627,7 @@
         <w:spacing w:before="30" w:after="0" w:line="216" w:lineRule="auto"/>
         <w:ind w:left="0" w:right="8733" w:firstLine="0"/>
         <w:rPr>
+          <w:rFonts w:cs="Times New Roman"/>
           <w:sz w:val="20"/>
           <w:szCs w:val="20"/>
         </w:rPr>
@@ -550,6 +638,9 @@
         <w:pStyle w:val="normal1"/>
         <w:spacing w:before="30" w:after="118" w:line="240" w:lineRule="auto"/>
         <w:ind w:left="0" w:right="-15" w:firstLine="0"/>
+        <w:rPr>
+          <w:rFonts w:cs="Times New Roman"/>
+        </w:rPr>
       </w:pPr>
     </w:p>
     <w:p>
@@ -557,71 +648,1393 @@
         <w:pStyle w:val="normal1"/>
         <w:spacing w:before="30" w:after="118" w:line="240" w:lineRule="auto"/>
         <w:ind w:left="0" w:right="-15" w:firstLine="0"/>
-      </w:pPr>
-      <w:r>
-        <w:lastRenderedPageBreak/>
-        <w:t xml:space="preserve"> 2. </w:t>
-      </w:r>
-      <w:r>
-        <w:rPr>
-          <w:b/>
-        </w:rPr>
-        <w:t xml:space="preserve">Introduction </w:t>
-      </w:r>
+        <w:rPr>
+          <w:rFonts w:cs="Times New Roman"/>
+        </w:rPr>
+      </w:pPr>
     </w:p>
     <w:p>
       <w:pPr>
         <w:pStyle w:val="normal1"/>
         <w:spacing w:before="30" w:after="118" w:line="240" w:lineRule="auto"/>
         <w:ind w:left="0" w:right="-15" w:firstLine="0"/>
-      </w:pPr>
+        <w:rPr>
+          <w:rFonts w:cs="Times New Roman"/>
+        </w:rPr>
+      </w:pPr>
+      <w:bookmarkStart w:id="1" w:name="_GoBack"/>
+      <w:bookmarkEnd w:id="1"/>
     </w:p>
     <w:p>
       <w:pPr>
         <w:pStyle w:val="normal1"/>
-        <w:spacing w:before="30" w:line="350" w:lineRule="auto"/>
-        <w:ind w:left="101" w:right="324" w:firstLine="0"/>
-      </w:pPr>
-      <w:r>
-        <w:t xml:space="preserve">The introduction part will include the brief introduction about the project to be developed, technology used, field of project (if specialized one), any special technical terms about the project. </w:t>
+        <w:spacing w:before="30" w:after="118" w:line="240" w:lineRule="auto"/>
+        <w:ind w:left="0" w:right="-15" w:firstLine="0"/>
+        <w:rPr>
+          <w:rFonts w:cs="Times New Roman"/>
+        </w:rPr>
+      </w:pPr>
+      <w:r>
+        <w:rPr>
+          <w:rFonts w:cs="Times New Roman"/>
+        </w:rPr>
+        <w:lastRenderedPageBreak/>
+        <w:t xml:space="preserve"> 2. </w:t>
+      </w:r>
+      <w:r>
+        <w:rPr>
+          <w:rFonts w:cs="Times New Roman"/>
+          <w:b/>
+          <w:sz w:val="28"/>
+          <w:szCs w:val="28"/>
+        </w:rPr>
+        <w:t xml:space="preserve">Introduction </w:t>
+      </w:r>
+    </w:p>
+    <w:p>
+      <w:pPr>
+        <w:pStyle w:val="NormalWeb"/>
+        <w:ind w:left="180"/>
+      </w:pPr>
+      <w:r>
+        <w:t>With the increasing demand for data-driven decision making, Geographic Information Systems (GIS) have become essential tools for analyzing spatial data. Modern systems require not only visualization but also intelligent insights and collaboration capabilities.</w:t>
+      </w:r>
+    </w:p>
+    <w:p>
+      <w:pPr>
+        <w:pStyle w:val="NormalWeb"/>
+        <w:ind w:left="180"/>
+      </w:pPr>
+      <w:r>
+        <w:t xml:space="preserve">This project proposes the development of a </w:t>
+      </w:r>
+      <w:r>
+        <w:rPr>
+          <w:rStyle w:val="Strong"/>
+          <w:rFonts w:eastAsia="OpenSymbol"/>
+        </w:rPr>
+        <w:t>GeoSpatial Intelligence Dashboard with Decision and Communication System</w:t>
+      </w:r>
+      <w:r>
+        <w:t>. The system allows users to visualize geographic data, analyze it dynamically, and make decisions based on real-time spatial insights.</w:t>
+      </w:r>
+    </w:p>
+    <w:p>
+      <w:pPr>
+        <w:pStyle w:val="NormalWeb"/>
+        <w:ind w:left="180"/>
+      </w:pPr>
+      <w:r>
+        <w:t>The application provides an interactive map interface where users can explore different regions. Based on the selected map area, the system fetches relevant data such as population, crime, infrastructure, and business density. A decision engine processes this data and generates a suitability score to help users make decisions, such as selecting a location for a new business.</w:t>
+      </w:r>
+    </w:p>
+    <w:p>
+      <w:pPr>
+        <w:pStyle w:val="NormalWeb"/>
+        <w:ind w:left="180"/>
+      </w:pPr>
+      <w:r>
+        <w:t>Additionally, the system integrates a communication module where users can interact through chat, group messaging, file sharing, and video calls, enabling collaborative decision-making.</w:t>
+      </w:r>
+    </w:p>
+    <w:p>
+      <w:pPr>
+        <w:pStyle w:val="Heading3"/>
+        <w:spacing w:before="30" w:after="123" w:line="350" w:lineRule="auto"/>
+        <w:ind w:left="0" w:firstLine="0"/>
+        <w:rPr>
+          <w:rFonts w:cs="Times New Roman"/>
+          <w:sz w:val="24"/>
+          <w:szCs w:val="24"/>
+        </w:rPr>
+      </w:pPr>
+      <w:r>
+        <w:rPr>
+          <w:rFonts w:cs="Times New Roman"/>
+          <w:sz w:val="24"/>
+          <w:szCs w:val="24"/>
+        </w:rPr>
+        <w:t>Key Features of the Proposed System:</w:t>
+      </w:r>
+    </w:p>
+    <w:p>
+      <w:pPr>
+        <w:pStyle w:val="Heading3"/>
+        <w:rPr>
+          <w:rFonts w:cs="Times New Roman"/>
+        </w:rPr>
+      </w:pPr>
+      <w:r>
+        <w:rPr>
+          <w:rFonts w:cs="Times New Roman"/>
+        </w:rPr>
+        <w:t>1. GIS Dashboard</w:t>
+      </w:r>
+    </w:p>
+    <w:p>
+      <w:pPr>
+        <w:numPr>
+          <w:ilvl w:val="0"/>
+          <w:numId w:val="34"/>
+        </w:numPr>
+        <w:suppressAutoHyphens w:val="0"/>
+        <w:spacing w:before="100" w:beforeAutospacing="1" w:after="100" w:afterAutospacing="1" w:line="240" w:lineRule="auto"/>
+        <w:jc w:val="left"/>
+        <w:rPr>
+          <w:rFonts w:cs="Times New Roman"/>
+        </w:rPr>
+      </w:pPr>
+      <w:r>
+        <w:rPr>
+          <w:rFonts w:cs="Times New Roman"/>
+        </w:rPr>
+        <w:t xml:space="preserve">Interactive map using Leaflet and OpenStreetMap </w:t>
+      </w:r>
+    </w:p>
+    <w:p>
+      <w:pPr>
+        <w:numPr>
+          <w:ilvl w:val="0"/>
+          <w:numId w:val="34"/>
+        </w:numPr>
+        <w:suppressAutoHyphens w:val="0"/>
+        <w:spacing w:before="100" w:beforeAutospacing="1" w:after="100" w:afterAutospacing="1" w:line="240" w:lineRule="auto"/>
+        <w:jc w:val="left"/>
+        <w:rPr>
+          <w:rFonts w:cs="Times New Roman"/>
+        </w:rPr>
+      </w:pPr>
+      <w:r>
+        <w:rPr>
+          <w:rFonts w:cs="Times New Roman"/>
+        </w:rPr>
+        <w:t xml:space="preserve">Viewport-based data fetching </w:t>
+      </w:r>
+    </w:p>
+    <w:p>
+      <w:pPr>
+        <w:numPr>
+          <w:ilvl w:val="0"/>
+          <w:numId w:val="34"/>
+        </w:numPr>
+        <w:suppressAutoHyphens w:val="0"/>
+        <w:spacing w:before="100" w:beforeAutospacing="1" w:after="100" w:afterAutospacing="1" w:line="240" w:lineRule="auto"/>
+        <w:jc w:val="left"/>
+        <w:rPr>
+          <w:rFonts w:cs="Times New Roman"/>
+        </w:rPr>
+      </w:pPr>
+      <w:r>
+        <w:rPr>
+          <w:rFonts w:cs="Times New Roman"/>
+        </w:rPr>
+        <w:t xml:space="preserve">Real-time updates based on map movement </w:t>
+      </w:r>
+    </w:p>
+    <w:p>
+      <w:pPr>
+        <w:pStyle w:val="Heading3"/>
+        <w:rPr>
+          <w:rFonts w:cs="Times New Roman"/>
+        </w:rPr>
+      </w:pPr>
+      <w:r>
+        <w:rPr>
+          <w:rFonts w:cs="Times New Roman"/>
+        </w:rPr>
+        <w:t>2. Decision Intelligence System</w:t>
+      </w:r>
+    </w:p>
+    <w:p>
+      <w:pPr>
+        <w:numPr>
+          <w:ilvl w:val="0"/>
+          <w:numId w:val="35"/>
+        </w:numPr>
+        <w:suppressAutoHyphens w:val="0"/>
+        <w:spacing w:before="100" w:beforeAutospacing="1" w:after="100" w:afterAutospacing="1" w:line="240" w:lineRule="auto"/>
+        <w:jc w:val="left"/>
+        <w:rPr>
+          <w:rFonts w:cs="Times New Roman"/>
+        </w:rPr>
+      </w:pPr>
+      <w:r>
+        <w:rPr>
+          <w:rFonts w:cs="Times New Roman"/>
+        </w:rPr>
+        <w:t xml:space="preserve">Calculates suitability score (0–100) </w:t>
+      </w:r>
+    </w:p>
+    <w:p>
+      <w:pPr>
+        <w:numPr>
+          <w:ilvl w:val="0"/>
+          <w:numId w:val="35"/>
+        </w:numPr>
+        <w:suppressAutoHyphens w:val="0"/>
+        <w:spacing w:before="100" w:beforeAutospacing="1" w:after="100" w:afterAutospacing="1" w:line="240" w:lineRule="auto"/>
+        <w:jc w:val="left"/>
+        <w:rPr>
+          <w:rFonts w:cs="Times New Roman"/>
+        </w:rPr>
+      </w:pPr>
+      <w:r>
+        <w:rPr>
+          <w:rFonts w:cs="Times New Roman"/>
+        </w:rPr>
+        <w:t xml:space="preserve">Provides recommendations (Not Suitable / Moderate / Highly Suitable) </w:t>
+      </w:r>
+    </w:p>
+    <w:p>
+      <w:pPr>
+        <w:numPr>
+          <w:ilvl w:val="0"/>
+          <w:numId w:val="35"/>
+        </w:numPr>
+        <w:suppressAutoHyphens w:val="0"/>
+        <w:spacing w:before="100" w:beforeAutospacing="1" w:after="100" w:afterAutospacing="1" w:line="240" w:lineRule="auto"/>
+        <w:jc w:val="left"/>
+        <w:rPr>
+          <w:rFonts w:cs="Times New Roman"/>
+        </w:rPr>
+      </w:pPr>
+      <w:r>
+        <w:rPr>
+          <w:rFonts w:cs="Times New Roman"/>
+        </w:rPr>
+        <w:t xml:space="preserve">Uses factors like population, crime, competition, infrastructure </w:t>
+      </w:r>
+    </w:p>
+    <w:p>
+      <w:pPr>
+        <w:pStyle w:val="Heading3"/>
+        <w:rPr>
+          <w:rFonts w:cs="Times New Roman"/>
+        </w:rPr>
+      </w:pPr>
+      <w:r>
+        <w:rPr>
+          <w:rFonts w:cs="Times New Roman"/>
+        </w:rPr>
+        <w:t>3. Data Visualization</w:t>
+      </w:r>
+    </w:p>
+    <w:p>
+      <w:pPr>
+        <w:numPr>
+          <w:ilvl w:val="0"/>
+          <w:numId w:val="36"/>
+        </w:numPr>
+        <w:suppressAutoHyphens w:val="0"/>
+        <w:spacing w:before="100" w:beforeAutospacing="1" w:after="100" w:afterAutospacing="1" w:line="240" w:lineRule="auto"/>
+        <w:jc w:val="left"/>
+        <w:rPr>
+          <w:rFonts w:cs="Times New Roman"/>
+        </w:rPr>
+      </w:pPr>
+      <w:r>
+        <w:rPr>
+          <w:rFonts w:cs="Times New Roman"/>
+        </w:rPr>
+        <w:t xml:space="preserve">Charts (bar, pie, line) </w:t>
+      </w:r>
+    </w:p>
+    <w:p>
+      <w:pPr>
+        <w:numPr>
+          <w:ilvl w:val="0"/>
+          <w:numId w:val="36"/>
+        </w:numPr>
+        <w:suppressAutoHyphens w:val="0"/>
+        <w:spacing w:before="100" w:beforeAutospacing="1" w:after="100" w:afterAutospacing="1" w:line="240" w:lineRule="auto"/>
+        <w:jc w:val="left"/>
+        <w:rPr>
+          <w:rFonts w:cs="Times New Roman"/>
+        </w:rPr>
+      </w:pPr>
+      <w:r>
+        <w:rPr>
+          <w:rFonts w:cs="Times New Roman"/>
+        </w:rPr>
+        <w:t xml:space="preserve">KPI metrics </w:t>
+      </w:r>
+    </w:p>
+    <w:p>
+      <w:pPr>
+        <w:numPr>
+          <w:ilvl w:val="0"/>
+          <w:numId w:val="36"/>
+        </w:numPr>
+        <w:suppressAutoHyphens w:val="0"/>
+        <w:spacing w:before="100" w:beforeAutospacing="1" w:after="100" w:afterAutospacing="1" w:line="240" w:lineRule="auto"/>
+        <w:jc w:val="left"/>
+        <w:rPr>
+          <w:rFonts w:cs="Times New Roman"/>
+        </w:rPr>
+      </w:pPr>
+      <w:r>
+        <w:rPr>
+          <w:rFonts w:cs="Times New Roman"/>
+        </w:rPr>
+        <w:t xml:space="preserve">Trend analysis </w:t>
+      </w:r>
+    </w:p>
+    <w:p>
+      <w:pPr>
+        <w:pStyle w:val="Heading3"/>
+        <w:rPr>
+          <w:rFonts w:cs="Times New Roman"/>
+        </w:rPr>
+      </w:pPr>
+      <w:r>
+        <w:rPr>
+          <w:rFonts w:cs="Times New Roman"/>
+        </w:rPr>
+        <w:t>4. Communication Module</w:t>
+      </w:r>
+    </w:p>
+    <w:p>
+      <w:pPr>
+        <w:numPr>
+          <w:ilvl w:val="0"/>
+          <w:numId w:val="37"/>
+        </w:numPr>
+        <w:suppressAutoHyphens w:val="0"/>
+        <w:spacing w:before="100" w:beforeAutospacing="1" w:after="100" w:afterAutospacing="1" w:line="240" w:lineRule="auto"/>
+        <w:jc w:val="left"/>
+        <w:rPr>
+          <w:rFonts w:cs="Times New Roman"/>
+        </w:rPr>
+      </w:pPr>
+      <w:r>
+        <w:rPr>
+          <w:rFonts w:cs="Times New Roman"/>
+        </w:rPr>
+        <w:t xml:space="preserve">One-to-one chat </w:t>
+      </w:r>
+    </w:p>
+    <w:p>
+      <w:pPr>
+        <w:numPr>
+          <w:ilvl w:val="0"/>
+          <w:numId w:val="37"/>
+        </w:numPr>
+        <w:suppressAutoHyphens w:val="0"/>
+        <w:spacing w:before="100" w:beforeAutospacing="1" w:after="100" w:afterAutospacing="1" w:line="240" w:lineRule="auto"/>
+        <w:jc w:val="left"/>
+        <w:rPr>
+          <w:rFonts w:cs="Times New Roman"/>
+        </w:rPr>
+      </w:pPr>
+      <w:r>
+        <w:rPr>
+          <w:rFonts w:cs="Times New Roman"/>
+        </w:rPr>
+        <w:t xml:space="preserve">Group chat </w:t>
+      </w:r>
+    </w:p>
+    <w:p>
+      <w:pPr>
+        <w:numPr>
+          <w:ilvl w:val="0"/>
+          <w:numId w:val="37"/>
+        </w:numPr>
+        <w:suppressAutoHyphens w:val="0"/>
+        <w:spacing w:before="100" w:beforeAutospacing="1" w:after="100" w:afterAutospacing="1" w:line="240" w:lineRule="auto"/>
+        <w:jc w:val="left"/>
+        <w:rPr>
+          <w:rFonts w:cs="Times New Roman"/>
+        </w:rPr>
+      </w:pPr>
+      <w:r>
+        <w:rPr>
+          <w:rFonts w:cs="Times New Roman"/>
+        </w:rPr>
+        <w:t xml:space="preserve">File sharing </w:t>
+      </w:r>
+    </w:p>
+    <w:p>
+      <w:pPr>
+        <w:numPr>
+          <w:ilvl w:val="0"/>
+          <w:numId w:val="37"/>
+        </w:numPr>
+        <w:suppressAutoHyphens w:val="0"/>
+        <w:spacing w:before="100" w:beforeAutospacing="1" w:after="100" w:afterAutospacing="1" w:line="240" w:lineRule="auto"/>
+        <w:jc w:val="left"/>
+        <w:rPr>
+          <w:rFonts w:cs="Times New Roman"/>
+        </w:rPr>
+      </w:pPr>
+      <w:r>
+        <w:rPr>
+          <w:rFonts w:cs="Times New Roman"/>
+        </w:rPr>
+        <w:t xml:space="preserve">Video calling using WebRTC </w:t>
+      </w:r>
+    </w:p>
+    <w:p>
+      <w:pPr>
+        <w:pStyle w:val="Heading3"/>
+        <w:rPr>
+          <w:rFonts w:cs="Times New Roman"/>
+        </w:rPr>
+      </w:pPr>
+      <w:r>
+        <w:rPr>
+          <w:rFonts w:cs="Times New Roman"/>
+        </w:rPr>
+        <w:t>5. Real-Time Processing</w:t>
+      </w:r>
+    </w:p>
+    <w:p>
+      <w:pPr>
+        <w:numPr>
+          <w:ilvl w:val="0"/>
+          <w:numId w:val="38"/>
+        </w:numPr>
+        <w:suppressAutoHyphens w:val="0"/>
+        <w:spacing w:before="100" w:beforeAutospacing="1" w:after="100" w:afterAutospacing="1" w:line="240" w:lineRule="auto"/>
+        <w:jc w:val="left"/>
+        <w:rPr>
+          <w:rFonts w:cs="Times New Roman"/>
+        </w:rPr>
+      </w:pPr>
+      <w:r>
+        <w:rPr>
+          <w:rFonts w:cs="Times New Roman"/>
+        </w:rPr>
+        <w:t xml:space="preserve">Dynamic updates on map interaction </w:t>
+      </w:r>
+    </w:p>
+    <w:p>
+      <w:pPr>
+        <w:numPr>
+          <w:ilvl w:val="0"/>
+          <w:numId w:val="38"/>
+        </w:numPr>
+        <w:suppressAutoHyphens w:val="0"/>
+        <w:spacing w:before="100" w:beforeAutospacing="1" w:after="100" w:afterAutospacing="1" w:line="240" w:lineRule="auto"/>
+        <w:jc w:val="left"/>
+        <w:rPr>
+          <w:rFonts w:cs="Times New Roman"/>
+        </w:rPr>
+      </w:pPr>
+      <w:r>
+        <w:rPr>
+          <w:rFonts w:cs="Times New Roman"/>
+        </w:rPr>
+        <w:lastRenderedPageBreak/>
+        <w:t>Real-time messaging using Socket.io</w:t>
+      </w:r>
+    </w:p>
+    <w:p>
+      <w:pPr>
+        <w:pStyle w:val="Heading3"/>
+        <w:spacing w:before="30" w:after="123" w:line="350" w:lineRule="auto"/>
+        <w:ind w:left="0" w:firstLine="0"/>
+        <w:rPr>
+          <w:rFonts w:cs="Times New Roman"/>
+          <w:sz w:val="24"/>
+          <w:szCs w:val="24"/>
+        </w:rPr>
+      </w:pPr>
+      <w:r>
+        <w:rPr>
+          <w:rFonts w:cs="Times New Roman"/>
+          <w:sz w:val="24"/>
+          <w:szCs w:val="24"/>
+        </w:rPr>
+        <w:t>Technology Stack</w:t>
+      </w:r>
+    </w:p>
+    <w:p>
+      <w:pPr>
+        <w:suppressAutoHyphens w:val="0"/>
+        <w:spacing w:before="100" w:beforeAutospacing="1" w:after="100" w:afterAutospacing="1" w:line="240" w:lineRule="auto"/>
+        <w:ind w:left="360" w:firstLine="0"/>
+        <w:jc w:val="left"/>
+        <w:rPr>
+          <w:rFonts w:eastAsia="Times New Roman" w:cs="Times New Roman"/>
+          <w:lang w:val="en-US" w:eastAsia="en-US" w:bidi="ar-SA"/>
+        </w:rPr>
+      </w:pPr>
+      <w:r>
+        <w:rPr>
+          <w:rFonts w:eastAsia="Times New Roman" w:cs="Times New Roman"/>
+          <w:b/>
+          <w:bCs/>
+          <w:lang w:val="en-US" w:eastAsia="en-US" w:bidi="ar-SA"/>
+        </w:rPr>
+        <w:t>Frontend:</w:t>
+      </w:r>
+    </w:p>
+    <w:p>
+      <w:pPr>
+        <w:numPr>
+          <w:ilvl w:val="0"/>
+          <w:numId w:val="39"/>
+        </w:numPr>
+        <w:suppressAutoHyphens w:val="0"/>
+        <w:spacing w:before="100" w:beforeAutospacing="1" w:after="100" w:afterAutospacing="1" w:line="240" w:lineRule="auto"/>
+        <w:ind w:left="360" w:firstLine="0"/>
+        <w:jc w:val="left"/>
+        <w:rPr>
+          <w:rFonts w:eastAsia="Times New Roman" w:cs="Times New Roman"/>
+          <w:lang w:val="en-US" w:eastAsia="en-US" w:bidi="ar-SA"/>
+        </w:rPr>
+      </w:pPr>
+      <w:r>
+        <w:rPr>
+          <w:rFonts w:eastAsia="Times New Roman" w:cs="Times New Roman"/>
+          <w:lang w:val="en-US" w:eastAsia="en-US" w:bidi="ar-SA"/>
+        </w:rPr>
+        <w:t xml:space="preserve">Next.js </w:t>
+      </w:r>
+    </w:p>
+    <w:p>
+      <w:pPr>
+        <w:numPr>
+          <w:ilvl w:val="0"/>
+          <w:numId w:val="39"/>
+        </w:numPr>
+        <w:suppressAutoHyphens w:val="0"/>
+        <w:spacing w:before="100" w:beforeAutospacing="1" w:after="100" w:afterAutospacing="1" w:line="240" w:lineRule="auto"/>
+        <w:ind w:left="360" w:firstLine="0"/>
+        <w:jc w:val="left"/>
+        <w:rPr>
+          <w:rFonts w:eastAsia="Times New Roman" w:cs="Times New Roman"/>
+          <w:lang w:val="en-US" w:eastAsia="en-US" w:bidi="ar-SA"/>
+        </w:rPr>
+      </w:pPr>
+      <w:r>
+        <w:rPr>
+          <w:rFonts w:eastAsia="Times New Roman" w:cs="Times New Roman"/>
+          <w:lang w:val="en-US" w:eastAsia="en-US" w:bidi="ar-SA"/>
+        </w:rPr>
+        <w:t xml:space="preserve">Tailwind CSS </w:t>
+      </w:r>
+    </w:p>
+    <w:p>
+      <w:pPr>
+        <w:numPr>
+          <w:ilvl w:val="0"/>
+          <w:numId w:val="39"/>
+        </w:numPr>
+        <w:suppressAutoHyphens w:val="0"/>
+        <w:spacing w:before="100" w:beforeAutospacing="1" w:after="100" w:afterAutospacing="1" w:line="240" w:lineRule="auto"/>
+        <w:ind w:left="360" w:firstLine="0"/>
+        <w:jc w:val="left"/>
+        <w:rPr>
+          <w:rFonts w:eastAsia="Times New Roman" w:cs="Times New Roman"/>
+          <w:lang w:val="en-US" w:eastAsia="en-US" w:bidi="ar-SA"/>
+        </w:rPr>
+      </w:pPr>
+      <w:r>
+        <w:rPr>
+          <w:rFonts w:eastAsia="Times New Roman" w:cs="Times New Roman"/>
+          <w:lang w:val="en-US" w:eastAsia="en-US" w:bidi="ar-SA"/>
+        </w:rPr>
+        <w:t xml:space="preserve">JavaScript </w:t>
+      </w:r>
+    </w:p>
+    <w:p>
+      <w:pPr>
+        <w:suppressAutoHyphens w:val="0"/>
+        <w:spacing w:before="100" w:beforeAutospacing="1" w:after="100" w:afterAutospacing="1" w:line="240" w:lineRule="auto"/>
+        <w:ind w:left="360" w:firstLine="0"/>
+        <w:jc w:val="left"/>
+        <w:rPr>
+          <w:rFonts w:eastAsia="Times New Roman" w:cs="Times New Roman"/>
+          <w:lang w:val="en-US" w:eastAsia="en-US" w:bidi="ar-SA"/>
+        </w:rPr>
+      </w:pPr>
+      <w:r>
+        <w:rPr>
+          <w:rFonts w:eastAsia="Times New Roman" w:cs="Times New Roman"/>
+          <w:b/>
+          <w:bCs/>
+          <w:lang w:val="en-US" w:eastAsia="en-US" w:bidi="ar-SA"/>
+        </w:rPr>
+        <w:t>Backend:</w:t>
+      </w:r>
+    </w:p>
+    <w:p>
+      <w:pPr>
+        <w:numPr>
+          <w:ilvl w:val="0"/>
+          <w:numId w:val="40"/>
+        </w:numPr>
+        <w:suppressAutoHyphens w:val="0"/>
+        <w:spacing w:before="100" w:beforeAutospacing="1" w:after="100" w:afterAutospacing="1" w:line="240" w:lineRule="auto"/>
+        <w:ind w:left="360" w:firstLine="0"/>
+        <w:jc w:val="left"/>
+        <w:rPr>
+          <w:rFonts w:eastAsia="Times New Roman" w:cs="Times New Roman"/>
+          <w:lang w:val="en-US" w:eastAsia="en-US" w:bidi="ar-SA"/>
+        </w:rPr>
+      </w:pPr>
+      <w:r>
+        <w:rPr>
+          <w:rFonts w:eastAsia="Times New Roman" w:cs="Times New Roman"/>
+          <w:lang w:val="en-US" w:eastAsia="en-US" w:bidi="ar-SA"/>
+        </w:rPr>
+        <w:t xml:space="preserve">Next.js API Routes </w:t>
+      </w:r>
+    </w:p>
+    <w:p>
+      <w:pPr>
+        <w:suppressAutoHyphens w:val="0"/>
+        <w:spacing w:before="100" w:beforeAutospacing="1" w:after="100" w:afterAutospacing="1" w:line="240" w:lineRule="auto"/>
+        <w:ind w:left="360" w:firstLine="0"/>
+        <w:jc w:val="left"/>
+        <w:rPr>
+          <w:rFonts w:eastAsia="Times New Roman" w:cs="Times New Roman"/>
+          <w:lang w:val="en-US" w:eastAsia="en-US" w:bidi="ar-SA"/>
+        </w:rPr>
+      </w:pPr>
+      <w:r>
+        <w:rPr>
+          <w:rFonts w:eastAsia="Times New Roman" w:cs="Times New Roman"/>
+          <w:b/>
+          <w:bCs/>
+          <w:lang w:val="en-US" w:eastAsia="en-US" w:bidi="ar-SA"/>
+        </w:rPr>
+        <w:t>Database:</w:t>
+      </w:r>
+    </w:p>
+    <w:p>
+      <w:pPr>
+        <w:numPr>
+          <w:ilvl w:val="0"/>
+          <w:numId w:val="41"/>
+        </w:numPr>
+        <w:suppressAutoHyphens w:val="0"/>
+        <w:spacing w:before="100" w:beforeAutospacing="1" w:after="100" w:afterAutospacing="1" w:line="240" w:lineRule="auto"/>
+        <w:ind w:left="360" w:firstLine="0"/>
+        <w:jc w:val="left"/>
+        <w:rPr>
+          <w:rFonts w:eastAsia="Times New Roman" w:cs="Times New Roman"/>
+          <w:lang w:val="en-US" w:eastAsia="en-US" w:bidi="ar-SA"/>
+        </w:rPr>
+      </w:pPr>
+      <w:r>
+        <w:rPr>
+          <w:rFonts w:eastAsia="Times New Roman" w:cs="Times New Roman"/>
+          <w:lang w:val="en-US" w:eastAsia="en-US" w:bidi="ar-SA"/>
+        </w:rPr>
+        <w:t xml:space="preserve">PostgreSQL (PostGIS for GIS data) </w:t>
+      </w:r>
+    </w:p>
+    <w:p>
+      <w:pPr>
+        <w:numPr>
+          <w:ilvl w:val="0"/>
+          <w:numId w:val="41"/>
+        </w:numPr>
+        <w:suppressAutoHyphens w:val="0"/>
+        <w:spacing w:before="100" w:beforeAutospacing="1" w:after="100" w:afterAutospacing="1" w:line="240" w:lineRule="auto"/>
+        <w:ind w:left="360" w:firstLine="0"/>
+        <w:jc w:val="left"/>
+        <w:rPr>
+          <w:rFonts w:eastAsia="Times New Roman" w:cs="Times New Roman"/>
+          <w:lang w:val="en-US" w:eastAsia="en-US" w:bidi="ar-SA"/>
+        </w:rPr>
+      </w:pPr>
+      <w:r>
+        <w:rPr>
+          <w:rFonts w:eastAsia="Times New Roman" w:cs="Times New Roman"/>
+          <w:lang w:val="en-US" w:eastAsia="en-US" w:bidi="ar-SA"/>
+        </w:rPr>
+        <w:t xml:space="preserve">MongoDB (chat &amp; realtime system) </w:t>
+      </w:r>
+    </w:p>
+    <w:p>
+      <w:pPr>
+        <w:suppressAutoHyphens w:val="0"/>
+        <w:spacing w:before="100" w:beforeAutospacing="1" w:after="100" w:afterAutospacing="1" w:line="240" w:lineRule="auto"/>
+        <w:ind w:left="360" w:firstLine="0"/>
+        <w:jc w:val="left"/>
+        <w:rPr>
+          <w:rFonts w:eastAsia="Times New Roman" w:cs="Times New Roman"/>
+          <w:lang w:val="en-US" w:eastAsia="en-US" w:bidi="ar-SA"/>
+        </w:rPr>
+      </w:pPr>
+      <w:r>
+        <w:rPr>
+          <w:rFonts w:eastAsia="Times New Roman" w:cs="Times New Roman"/>
+          <w:b/>
+          <w:bCs/>
+          <w:lang w:val="en-US" w:eastAsia="en-US" w:bidi="ar-SA"/>
+        </w:rPr>
+        <w:t>Mapping:</w:t>
+      </w:r>
+    </w:p>
+    <w:p>
+      <w:pPr>
+        <w:numPr>
+          <w:ilvl w:val="0"/>
+          <w:numId w:val="42"/>
+        </w:numPr>
+        <w:suppressAutoHyphens w:val="0"/>
+        <w:spacing w:before="100" w:beforeAutospacing="1" w:after="100" w:afterAutospacing="1" w:line="240" w:lineRule="auto"/>
+        <w:ind w:left="360" w:firstLine="0"/>
+        <w:jc w:val="left"/>
+        <w:rPr>
+          <w:rFonts w:eastAsia="Times New Roman" w:cs="Times New Roman"/>
+          <w:lang w:val="en-US" w:eastAsia="en-US" w:bidi="ar-SA"/>
+        </w:rPr>
+      </w:pPr>
+      <w:r>
+        <w:rPr>
+          <w:rFonts w:eastAsia="Times New Roman" w:cs="Times New Roman"/>
+          <w:lang w:val="en-US" w:eastAsia="en-US" w:bidi="ar-SA"/>
+        </w:rPr>
+        <w:t xml:space="preserve">Leaflet.js </w:t>
+      </w:r>
+    </w:p>
+    <w:p>
+      <w:pPr>
+        <w:numPr>
+          <w:ilvl w:val="0"/>
+          <w:numId w:val="42"/>
+        </w:numPr>
+        <w:suppressAutoHyphens w:val="0"/>
+        <w:spacing w:before="100" w:beforeAutospacing="1" w:after="100" w:afterAutospacing="1" w:line="240" w:lineRule="auto"/>
+        <w:ind w:left="360" w:firstLine="0"/>
+        <w:jc w:val="left"/>
+        <w:rPr>
+          <w:rFonts w:eastAsia="Times New Roman" w:cs="Times New Roman"/>
+          <w:lang w:val="en-US" w:eastAsia="en-US" w:bidi="ar-SA"/>
+        </w:rPr>
+      </w:pPr>
+      <w:r>
+        <w:rPr>
+          <w:rFonts w:eastAsia="Times New Roman" w:cs="Times New Roman"/>
+          <w:lang w:val="en-US" w:eastAsia="en-US" w:bidi="ar-SA"/>
+        </w:rPr>
+        <w:t xml:space="preserve">OpenStreetMap </w:t>
+      </w:r>
+    </w:p>
+    <w:p>
+      <w:pPr>
+        <w:suppressAutoHyphens w:val="0"/>
+        <w:spacing w:before="100" w:beforeAutospacing="1" w:after="100" w:afterAutospacing="1" w:line="240" w:lineRule="auto"/>
+        <w:ind w:left="360" w:firstLine="0"/>
+        <w:jc w:val="left"/>
+        <w:rPr>
+          <w:rFonts w:eastAsia="Times New Roman" w:cs="Times New Roman"/>
+          <w:lang w:val="en-US" w:eastAsia="en-US" w:bidi="ar-SA"/>
+        </w:rPr>
+      </w:pPr>
+      <w:r>
+        <w:rPr>
+          <w:rFonts w:eastAsia="Times New Roman" w:cs="Times New Roman"/>
+          <w:b/>
+          <w:bCs/>
+          <w:lang w:val="en-US" w:eastAsia="en-US" w:bidi="ar-SA"/>
+        </w:rPr>
+        <w:t>Other Technologies:</w:t>
+      </w:r>
+    </w:p>
+    <w:p>
+      <w:pPr>
+        <w:numPr>
+          <w:ilvl w:val="0"/>
+          <w:numId w:val="43"/>
+        </w:numPr>
+        <w:suppressAutoHyphens w:val="0"/>
+        <w:spacing w:before="100" w:beforeAutospacing="1" w:after="100" w:afterAutospacing="1" w:line="240" w:lineRule="auto"/>
+        <w:ind w:left="360" w:firstLine="0"/>
+        <w:jc w:val="left"/>
+        <w:rPr>
+          <w:rFonts w:eastAsia="Times New Roman" w:cs="Times New Roman"/>
+          <w:lang w:val="en-US" w:eastAsia="en-US" w:bidi="ar-SA"/>
+        </w:rPr>
+      </w:pPr>
+      <w:r>
+        <w:rPr>
+          <w:rFonts w:eastAsia="Times New Roman" w:cs="Times New Roman"/>
+          <w:lang w:val="en-US" w:eastAsia="en-US" w:bidi="ar-SA"/>
+        </w:rPr>
+        <w:t xml:space="preserve">Socket.io </w:t>
+      </w:r>
+    </w:p>
+    <w:p>
+      <w:pPr>
+        <w:numPr>
+          <w:ilvl w:val="0"/>
+          <w:numId w:val="43"/>
+        </w:numPr>
+        <w:suppressAutoHyphens w:val="0"/>
+        <w:spacing w:before="100" w:beforeAutospacing="1" w:after="100" w:afterAutospacing="1" w:line="240" w:lineRule="auto"/>
+        <w:ind w:left="360" w:firstLine="0"/>
+        <w:jc w:val="left"/>
+        <w:rPr>
+          <w:rFonts w:eastAsia="Times New Roman" w:cs="Times New Roman"/>
+          <w:lang w:val="en-US" w:eastAsia="en-US" w:bidi="ar-SA"/>
+        </w:rPr>
+      </w:pPr>
+      <w:r>
+        <w:rPr>
+          <w:rFonts w:eastAsia="Times New Roman" w:cs="Times New Roman"/>
+          <w:lang w:val="en-US" w:eastAsia="en-US" w:bidi="ar-SA"/>
+        </w:rPr>
+        <w:t xml:space="preserve">WebRTC </w:t>
+      </w:r>
+    </w:p>
+    <w:p>
+      <w:pPr>
+        <w:numPr>
+          <w:ilvl w:val="0"/>
+          <w:numId w:val="43"/>
+        </w:numPr>
+        <w:suppressAutoHyphens w:val="0"/>
+        <w:spacing w:before="100" w:beforeAutospacing="1" w:after="100" w:afterAutospacing="1" w:line="240" w:lineRule="auto"/>
+        <w:ind w:left="360" w:firstLine="0"/>
+        <w:jc w:val="left"/>
+        <w:rPr>
+          <w:rFonts w:eastAsia="Times New Roman" w:cs="Times New Roman"/>
+          <w:lang w:val="en-US" w:eastAsia="en-US" w:bidi="ar-SA"/>
+        </w:rPr>
+      </w:pPr>
+      <w:r>
+        <w:rPr>
+          <w:rFonts w:eastAsia="Times New Roman" w:cs="Times New Roman"/>
+          <w:lang w:val="en-US" w:eastAsia="en-US" w:bidi="ar-SA"/>
+        </w:rPr>
+        <w:t>Apache ECharts</w:t>
+      </w:r>
+    </w:p>
+    <w:p>
+      <w:pPr>
+        <w:pStyle w:val="normal1"/>
+        <w:spacing w:before="30" w:after="118" w:line="276" w:lineRule="auto"/>
+        <w:ind w:left="-5" w:right="-15" w:firstLine="7"/>
+        <w:rPr>
+          <w:rFonts w:cs="Times New Roman"/>
+          <w:b/>
+        </w:rPr>
+      </w:pPr>
+      <w:r>
+        <w:rPr>
+          <w:rFonts w:cs="Times New Roman"/>
+          <w:b/>
+        </w:rPr>
+        <w:t>3.  Objectives and outcomes of the Project</w:t>
+      </w:r>
+    </w:p>
+    <w:p>
+      <w:pPr>
+        <w:pStyle w:val="Heading2"/>
+        <w:spacing w:before="30" w:after="0" w:line="360" w:lineRule="auto"/>
+        <w:ind w:left="450" w:right="-15" w:firstLine="0"/>
+        <w:rPr>
+          <w:rFonts w:cs="Times New Roman"/>
+          <w:sz w:val="24"/>
+          <w:szCs w:val="24"/>
+        </w:rPr>
+      </w:pPr>
+      <w:r>
+        <w:rPr>
+          <w:rFonts w:cs="Times New Roman"/>
+          <w:sz w:val="24"/>
+          <w:szCs w:val="24"/>
+        </w:rPr>
+        <w:t>Objective</w:t>
+      </w:r>
+    </w:p>
+    <w:p>
+      <w:pPr>
+        <w:pStyle w:val="ListParagraph"/>
+        <w:numPr>
+          <w:ilvl w:val="0"/>
+          <w:numId w:val="44"/>
+        </w:numPr>
+        <w:suppressAutoHyphens w:val="0"/>
+        <w:spacing w:after="0" w:line="240" w:lineRule="auto"/>
+        <w:ind w:left="450" w:firstLine="0"/>
+        <w:jc w:val="left"/>
+        <w:rPr>
+          <w:rFonts w:eastAsia="Times New Roman" w:cs="Times New Roman"/>
+          <w:lang w:val="en-US" w:eastAsia="en-US" w:bidi="ar-SA"/>
+        </w:rPr>
+      </w:pPr>
+      <w:r>
+        <w:rPr>
+          <w:rFonts w:eastAsia="Times New Roman" w:cs="Times New Roman"/>
+          <w:lang w:val="en-US" w:eastAsia="en-US" w:bidi="ar-SA"/>
+        </w:rPr>
+        <w:t xml:space="preserve">To develop an interactive GIS-based dashboard </w:t>
+      </w:r>
+    </w:p>
+    <w:p>
+      <w:pPr>
+        <w:pStyle w:val="ListParagraph"/>
+        <w:numPr>
+          <w:ilvl w:val="0"/>
+          <w:numId w:val="44"/>
+        </w:numPr>
+        <w:suppressAutoHyphens w:val="0"/>
+        <w:spacing w:after="0" w:line="240" w:lineRule="auto"/>
+        <w:ind w:left="450" w:firstLine="0"/>
+        <w:jc w:val="left"/>
+        <w:rPr>
+          <w:rFonts w:eastAsia="Times New Roman" w:cs="Times New Roman"/>
+          <w:lang w:val="en-US" w:eastAsia="en-US" w:bidi="ar-SA"/>
+        </w:rPr>
+      </w:pPr>
+      <w:r>
+        <w:rPr>
+          <w:rFonts w:eastAsia="Times New Roman" w:cs="Times New Roman"/>
+          <w:lang w:val="en-US" w:eastAsia="en-US" w:bidi="ar-SA"/>
+        </w:rPr>
+        <w:t xml:space="preserve">To implement viewport-based spatial analytics </w:t>
+      </w:r>
+    </w:p>
+    <w:p>
+      <w:pPr>
+        <w:pStyle w:val="ListParagraph"/>
+        <w:numPr>
+          <w:ilvl w:val="0"/>
+          <w:numId w:val="44"/>
+        </w:numPr>
+        <w:suppressAutoHyphens w:val="0"/>
+        <w:spacing w:after="0" w:line="240" w:lineRule="auto"/>
+        <w:ind w:left="450" w:firstLine="0"/>
+        <w:jc w:val="left"/>
+        <w:rPr>
+          <w:rFonts w:eastAsia="Times New Roman" w:cs="Times New Roman"/>
+          <w:lang w:val="en-US" w:eastAsia="en-US" w:bidi="ar-SA"/>
+        </w:rPr>
+      </w:pPr>
+      <w:r>
+        <w:rPr>
+          <w:rFonts w:eastAsia="Times New Roman" w:cs="Times New Roman"/>
+          <w:lang w:val="en-US" w:eastAsia="en-US" w:bidi="ar-SA"/>
+        </w:rPr>
+        <w:t xml:space="preserve">To build a decision-making system using geographic data </w:t>
+      </w:r>
+    </w:p>
+    <w:p>
+      <w:pPr>
+        <w:pStyle w:val="ListParagraph"/>
+        <w:numPr>
+          <w:ilvl w:val="0"/>
+          <w:numId w:val="44"/>
+        </w:numPr>
+        <w:suppressAutoHyphens w:val="0"/>
+        <w:spacing w:after="0" w:line="240" w:lineRule="auto"/>
+        <w:ind w:left="450" w:firstLine="0"/>
+        <w:jc w:val="left"/>
+        <w:rPr>
+          <w:rFonts w:eastAsia="Times New Roman" w:cs="Times New Roman"/>
+          <w:lang w:val="en-US" w:eastAsia="en-US" w:bidi="ar-SA"/>
+        </w:rPr>
+      </w:pPr>
+      <w:r>
+        <w:rPr>
+          <w:rFonts w:eastAsia="Times New Roman" w:cs="Times New Roman"/>
+          <w:lang w:val="en-US" w:eastAsia="en-US" w:bidi="ar-SA"/>
+        </w:rPr>
+        <w:t xml:space="preserve">To integrate real-time communication features  </w:t>
+      </w:r>
+    </w:p>
+    <w:p>
+      <w:pPr>
+        <w:pStyle w:val="ListParagraph"/>
+        <w:numPr>
+          <w:ilvl w:val="0"/>
+          <w:numId w:val="44"/>
+        </w:numPr>
+        <w:suppressAutoHyphens w:val="0"/>
+        <w:spacing w:after="0" w:line="240" w:lineRule="auto"/>
+        <w:ind w:left="450" w:firstLine="0"/>
+        <w:jc w:val="left"/>
+        <w:rPr>
+          <w:rFonts w:eastAsia="Times New Roman" w:cs="Times New Roman"/>
+          <w:lang w:val="en-US" w:eastAsia="en-US" w:bidi="ar-SA"/>
+        </w:rPr>
+      </w:pPr>
+      <w:r>
+        <w:rPr>
+          <w:rFonts w:eastAsia="Times New Roman" w:cs="Times New Roman"/>
+          <w:lang w:val="en-US" w:eastAsia="en-US" w:bidi="ar-SA"/>
+        </w:rPr>
+        <w:t>To provide location-based business recommendations</w:t>
+      </w:r>
+      <w:r>
+        <w:rPr>
+          <w:rFonts w:cs="Times New Roman"/>
+        </w:rPr>
+        <w:t>.</w:t>
+      </w:r>
+    </w:p>
+    <w:p>
+      <w:pPr>
+        <w:pStyle w:val="Heading2"/>
+        <w:spacing w:before="30" w:after="118"/>
+        <w:ind w:left="450" w:firstLine="0"/>
+        <w:rPr>
+          <w:rFonts w:cs="Times New Roman"/>
+          <w:sz w:val="24"/>
+          <w:szCs w:val="24"/>
+        </w:rPr>
+      </w:pPr>
+    </w:p>
+    <w:p>
+      <w:pPr>
+        <w:pStyle w:val="Heading2"/>
+        <w:spacing w:before="30" w:after="118"/>
+        <w:ind w:left="450" w:firstLine="0"/>
+        <w:rPr>
+          <w:rFonts w:cs="Times New Roman"/>
+          <w:sz w:val="24"/>
+          <w:szCs w:val="24"/>
+        </w:rPr>
+      </w:pPr>
+      <w:r>
+        <w:rPr>
+          <w:rFonts w:cs="Times New Roman"/>
+          <w:sz w:val="24"/>
+          <w:szCs w:val="24"/>
+        </w:rPr>
+        <w:t>Expected Outcomes</w:t>
       </w:r>
     </w:p>
     <w:p>
       <w:pPr>
         <w:pStyle w:val="BodyText"/>
-        <w:spacing w:before="30" w:line="350" w:lineRule="auto"/>
-        <w:ind w:left="101" w:right="324" w:firstLine="0"/>
+        <w:spacing w:before="30" w:after="118" w:line="240" w:lineRule="auto"/>
+        <w:ind w:left="450" w:firstLine="0"/>
         <w:jc w:val="both"/>
-      </w:pPr>
-      <w:r>
-        <w:t xml:space="preserve">The rapid growth of online food ordering platforms has transformed the way customers discover and order food. Modern restaurant marketplaces such as Swiggy and Zomato provide location-based search, real-time availability status, vendor dashboards, and secure payment gateways. Inspired by such real-world systems, this project proposes the development of a </w:t>
-      </w:r>
-      <w:r>
-        <w:rPr>
-          <w:rStyle w:val="Strong"/>
-        </w:rPr>
-        <w:t>Multi-Vendor Restaurant Marketplace Website</w:t>
-      </w:r>
-      <w:r>
-        <w:t xml:space="preserve"> using Django.</w:t>
-      </w:r>
-    </w:p>
-    <w:p>
-      <w:pPr>
-        <w:pStyle w:val="BodyText"/>
-        <w:spacing w:before="30" w:after="123" w:line="350" w:lineRule="auto"/>
-        <w:jc w:val="both"/>
-      </w:pPr>
-      <w:r>
-        <w:t xml:space="preserve"> This system allows multiple restaurants (vendors) to register on a   single platform and list their food items. Customers can </w:t>
-      </w:r>
-      <w:proofErr w:type="gramStart"/>
-      <w:r>
-        <w:t>search  restaurants</w:t>
-      </w:r>
-      <w:proofErr w:type="gramEnd"/>
-      <w:r>
-        <w:t xml:space="preserve"> using multiple parameters such as:</w:t>
+        <w:rPr>
+          <w:rFonts w:cs="Times New Roman"/>
+        </w:rPr>
+      </w:pPr>
+      <w:r>
+        <w:rPr>
+          <w:rFonts w:cs="Times New Roman"/>
+        </w:rPr>
+        <w:t>After successful completion of the project:</w:t>
+      </w:r>
+    </w:p>
+    <w:p>
+      <w:pPr>
+        <w:pStyle w:val="ListParagraph"/>
+        <w:numPr>
+          <w:ilvl w:val="0"/>
+          <w:numId w:val="45"/>
+        </w:numPr>
+        <w:suppressAutoHyphens w:val="0"/>
+        <w:spacing w:after="0" w:line="240" w:lineRule="auto"/>
+        <w:ind w:left="450" w:firstLine="0"/>
+        <w:jc w:val="left"/>
+        <w:rPr>
+          <w:rFonts w:cs="Times New Roman"/>
+          <w:lang w:val="en-US" w:eastAsia="en-US" w:bidi="ar-SA"/>
+        </w:rPr>
+      </w:pPr>
+      <w:r>
+        <w:rPr>
+          <w:rFonts w:cs="Times New Roman"/>
+          <w:lang w:val="en-US" w:eastAsia="en-US" w:bidi="ar-SA"/>
+        </w:rPr>
+        <w:t xml:space="preserve">Users can visualize geographic data interactively </w:t>
+      </w:r>
+    </w:p>
+    <w:p>
+      <w:pPr>
+        <w:pStyle w:val="ListParagraph"/>
+        <w:numPr>
+          <w:ilvl w:val="0"/>
+          <w:numId w:val="45"/>
+        </w:numPr>
+        <w:suppressAutoHyphens w:val="0"/>
+        <w:spacing w:after="0" w:line="240" w:lineRule="auto"/>
+        <w:ind w:left="450" w:firstLine="0"/>
+        <w:jc w:val="left"/>
+        <w:rPr>
+          <w:rFonts w:cs="Times New Roman"/>
+          <w:lang w:val="en-US" w:eastAsia="en-US" w:bidi="ar-SA"/>
+        </w:rPr>
+      </w:pPr>
+      <w:r>
+        <w:rPr>
+          <w:rFonts w:cs="Times New Roman"/>
+          <w:lang w:val="en-US" w:eastAsia="en-US" w:bidi="ar-SA"/>
+        </w:rPr>
+        <w:t xml:space="preserve">System provides decision insights based on location </w:t>
+      </w:r>
+    </w:p>
+    <w:p>
+      <w:pPr>
+        <w:pStyle w:val="ListParagraph"/>
+        <w:numPr>
+          <w:ilvl w:val="0"/>
+          <w:numId w:val="45"/>
+        </w:numPr>
+        <w:suppressAutoHyphens w:val="0"/>
+        <w:spacing w:after="0" w:line="240" w:lineRule="auto"/>
+        <w:ind w:left="450" w:firstLine="0"/>
+        <w:jc w:val="left"/>
+        <w:rPr>
+          <w:rFonts w:cs="Times New Roman"/>
+          <w:lang w:val="en-US" w:eastAsia="en-US" w:bidi="ar-SA"/>
+        </w:rPr>
+      </w:pPr>
+      <w:r>
+        <w:rPr>
+          <w:rFonts w:cs="Times New Roman"/>
+          <w:lang w:val="en-US" w:eastAsia="en-US" w:bidi="ar-SA"/>
+        </w:rPr>
+        <w:t xml:space="preserve">Real-time collaboration through chat and video calls </w:t>
+      </w:r>
+    </w:p>
+    <w:p>
+      <w:pPr>
+        <w:pStyle w:val="normal1"/>
+        <w:numPr>
+          <w:ilvl w:val="0"/>
+          <w:numId w:val="45"/>
+        </w:numPr>
+        <w:spacing w:before="30" w:after="118" w:line="240" w:lineRule="auto"/>
+        <w:ind w:left="450" w:right="-15" w:firstLine="0"/>
+        <w:rPr>
+          <w:rFonts w:cs="Times New Roman"/>
+        </w:rPr>
+      </w:pPr>
+      <w:r>
+        <w:rPr>
+          <w:rFonts w:cs="Times New Roman"/>
+          <w:lang w:val="en-US" w:eastAsia="en-US" w:bidi="ar-SA"/>
+        </w:rPr>
+        <w:t>A scalable and modern web-based GIS platform</w:t>
+      </w:r>
+    </w:p>
+    <w:p>
+      <w:pPr>
+        <w:pStyle w:val="normal1"/>
+        <w:spacing w:before="30" w:after="118" w:line="240" w:lineRule="auto"/>
+        <w:ind w:left="450" w:right="-15" w:firstLine="0"/>
+        <w:rPr>
+          <w:rFonts w:cs="Times New Roman"/>
+        </w:rPr>
+      </w:pPr>
+    </w:p>
+    <w:p>
+      <w:pPr>
+        <w:pStyle w:val="normal1"/>
+        <w:spacing w:before="30" w:after="0" w:line="329" w:lineRule="auto"/>
+        <w:ind w:left="828" w:right="1801" w:hanging="821"/>
+        <w:rPr>
+          <w:rFonts w:cs="Times New Roman"/>
+        </w:rPr>
+      </w:pPr>
+      <w:r>
+        <w:rPr>
+          <w:rFonts w:cs="Times New Roman"/>
+        </w:rPr>
+        <w:lastRenderedPageBreak/>
+        <w:t xml:space="preserve"> 4. </w:t>
+      </w:r>
+      <w:r>
+        <w:rPr>
+          <w:rFonts w:cs="Times New Roman"/>
+          <w:b/>
+        </w:rPr>
+        <w:t>Facilities required for proposed work</w:t>
+      </w:r>
+      <w:r>
+        <w:rPr>
+          <w:rFonts w:cs="Times New Roman"/>
+        </w:rPr>
+        <w:t xml:space="preserve"> </w:t>
+      </w:r>
+    </w:p>
+    <w:p>
+      <w:pPr>
+        <w:pStyle w:val="Heading2"/>
+        <w:spacing w:before="30" w:after="0" w:line="329" w:lineRule="auto"/>
+        <w:ind w:left="828" w:right="1801" w:hanging="821"/>
+        <w:rPr>
+          <w:rFonts w:cs="Times New Roman"/>
+        </w:rPr>
+      </w:pPr>
+      <w:r>
+        <w:rPr>
+          <w:rFonts w:cs="Times New Roman"/>
+        </w:rPr>
+        <w:t xml:space="preserve">   </w:t>
+      </w:r>
+      <w:r>
+        <w:rPr>
+          <w:rFonts w:cs="Times New Roman"/>
+          <w:sz w:val="24"/>
+          <w:szCs w:val="24"/>
+        </w:rPr>
+        <w:t>Software Requirements</w:t>
+      </w:r>
+    </w:p>
+    <w:p>
+      <w:pPr>
+        <w:pStyle w:val="ListParagraph"/>
+        <w:numPr>
+          <w:ilvl w:val="0"/>
+          <w:numId w:val="46"/>
+        </w:numPr>
+        <w:suppressAutoHyphens w:val="0"/>
+        <w:spacing w:after="0" w:line="240" w:lineRule="auto"/>
+        <w:jc w:val="left"/>
+        <w:rPr>
+          <w:rFonts w:eastAsia="Times New Roman" w:cs="Times New Roman"/>
+          <w:lang w:val="en-US" w:eastAsia="en-US" w:bidi="ar-SA"/>
+        </w:rPr>
+      </w:pPr>
+      <w:r>
+        <w:rPr>
+          <w:rFonts w:eastAsia="Times New Roman" w:cs="Times New Roman"/>
+          <w:lang w:val="en-US" w:eastAsia="en-US" w:bidi="ar-SA"/>
+        </w:rPr>
+        <w:t xml:space="preserve">Next.js </w:t>
+      </w:r>
+    </w:p>
+    <w:p>
+      <w:pPr>
+        <w:pStyle w:val="ListParagraph"/>
+        <w:numPr>
+          <w:ilvl w:val="0"/>
+          <w:numId w:val="46"/>
+        </w:numPr>
+        <w:suppressAutoHyphens w:val="0"/>
+        <w:spacing w:after="0" w:line="240" w:lineRule="auto"/>
+        <w:jc w:val="left"/>
+        <w:rPr>
+          <w:rFonts w:eastAsia="Times New Roman" w:cs="Times New Roman"/>
+          <w:lang w:val="en-US" w:eastAsia="en-US" w:bidi="ar-SA"/>
+        </w:rPr>
+      </w:pPr>
+      <w:r>
+        <w:rPr>
+          <w:rFonts w:eastAsia="Times New Roman" w:cs="Times New Roman"/>
+          <w:lang w:val="en-US" w:eastAsia="en-US" w:bidi="ar-SA"/>
+        </w:rPr>
+        <w:t xml:space="preserve">PostgreSQL with PostGIS </w:t>
+      </w:r>
+    </w:p>
+    <w:p>
+      <w:pPr>
+        <w:pStyle w:val="ListParagraph"/>
+        <w:numPr>
+          <w:ilvl w:val="0"/>
+          <w:numId w:val="46"/>
+        </w:numPr>
+        <w:suppressAutoHyphens w:val="0"/>
+        <w:spacing w:after="0" w:line="240" w:lineRule="auto"/>
+        <w:jc w:val="left"/>
+        <w:rPr>
+          <w:rFonts w:eastAsia="Times New Roman" w:cs="Times New Roman"/>
+          <w:lang w:val="en-US" w:eastAsia="en-US" w:bidi="ar-SA"/>
+        </w:rPr>
+      </w:pPr>
+      <w:r>
+        <w:rPr>
+          <w:rFonts w:eastAsia="Times New Roman" w:cs="Times New Roman"/>
+          <w:lang w:val="en-US" w:eastAsia="en-US" w:bidi="ar-SA"/>
+        </w:rPr>
+        <w:t xml:space="preserve">MongoDB </w:t>
+      </w:r>
+    </w:p>
+    <w:p>
+      <w:pPr>
+        <w:pStyle w:val="ListParagraph"/>
+        <w:numPr>
+          <w:ilvl w:val="0"/>
+          <w:numId w:val="46"/>
+        </w:numPr>
+        <w:suppressAutoHyphens w:val="0"/>
+        <w:spacing w:after="0" w:line="240" w:lineRule="auto"/>
+        <w:jc w:val="left"/>
+        <w:rPr>
+          <w:rFonts w:eastAsia="Times New Roman" w:cs="Times New Roman"/>
+          <w:lang w:val="en-US" w:eastAsia="en-US" w:bidi="ar-SA"/>
+        </w:rPr>
+      </w:pPr>
+      <w:r>
+        <w:rPr>
+          <w:rFonts w:eastAsia="Times New Roman" w:cs="Times New Roman"/>
+          <w:lang w:val="en-US" w:eastAsia="en-US" w:bidi="ar-SA"/>
+        </w:rPr>
+        <w:t xml:space="preserve">Leaflet.js </w:t>
+      </w:r>
+    </w:p>
+    <w:p>
+      <w:pPr>
+        <w:pStyle w:val="ListParagraph"/>
+        <w:numPr>
+          <w:ilvl w:val="0"/>
+          <w:numId w:val="46"/>
+        </w:numPr>
+        <w:suppressAutoHyphens w:val="0"/>
+        <w:spacing w:after="0" w:line="240" w:lineRule="auto"/>
+        <w:jc w:val="left"/>
+        <w:rPr>
+          <w:rFonts w:eastAsia="Times New Roman" w:cs="Times New Roman"/>
+          <w:lang w:val="en-US" w:eastAsia="en-US" w:bidi="ar-SA"/>
+        </w:rPr>
+      </w:pPr>
+      <w:r>
+        <w:rPr>
+          <w:rFonts w:eastAsia="Times New Roman" w:cs="Times New Roman"/>
+          <w:lang w:val="en-US" w:eastAsia="en-US" w:bidi="ar-SA"/>
+        </w:rPr>
+        <w:t xml:space="preserve">OpenStreetMap </w:t>
+      </w:r>
+    </w:p>
+    <w:p>
+      <w:pPr>
+        <w:pStyle w:val="ListParagraph"/>
+        <w:numPr>
+          <w:ilvl w:val="0"/>
+          <w:numId w:val="46"/>
+        </w:numPr>
+        <w:suppressAutoHyphens w:val="0"/>
+        <w:spacing w:after="0" w:line="240" w:lineRule="auto"/>
+        <w:jc w:val="left"/>
+        <w:rPr>
+          <w:rFonts w:eastAsia="Times New Roman" w:cs="Times New Roman"/>
+          <w:lang w:val="en-US" w:eastAsia="en-US" w:bidi="ar-SA"/>
+        </w:rPr>
+      </w:pPr>
+      <w:r>
+        <w:rPr>
+          <w:rFonts w:eastAsia="Times New Roman" w:cs="Times New Roman"/>
+          <w:lang w:val="en-US" w:eastAsia="en-US" w:bidi="ar-SA"/>
+        </w:rPr>
+        <w:t xml:space="preserve">Socket.io </w:t>
+      </w:r>
+    </w:p>
+    <w:p>
+      <w:pPr>
+        <w:pStyle w:val="ListParagraph"/>
+        <w:numPr>
+          <w:ilvl w:val="0"/>
+          <w:numId w:val="46"/>
+        </w:numPr>
+        <w:suppressAutoHyphens w:val="0"/>
+        <w:spacing w:after="0" w:line="240" w:lineRule="auto"/>
+        <w:jc w:val="left"/>
+        <w:rPr>
+          <w:rFonts w:eastAsia="Times New Roman" w:cs="Times New Roman"/>
+          <w:lang w:val="en-US" w:eastAsia="en-US" w:bidi="ar-SA"/>
+        </w:rPr>
+      </w:pPr>
+      <w:r>
+        <w:rPr>
+          <w:rFonts w:eastAsia="Times New Roman" w:cs="Times New Roman"/>
+          <w:lang w:val="en-US" w:eastAsia="en-US" w:bidi="ar-SA"/>
+        </w:rPr>
+        <w:t xml:space="preserve">WebRTC </w:t>
       </w:r>
     </w:p>
     <w:p>
@@ -629,18 +2042,119 @@
         <w:pStyle w:val="BodyText"/>
         <w:numPr>
           <w:ilvl w:val="0"/>
-          <w:numId w:val="2"/>
+          <w:numId w:val="46"/>
         </w:numPr>
         <w:tabs>
-          <w:tab w:val="clear" w:pos="709"/>
           <w:tab w:val="left" w:pos="0"/>
         </w:tabs>
-        <w:spacing w:before="30" w:after="123" w:line="350" w:lineRule="auto"/>
-        <w:ind w:left="726" w:hanging="293"/>
+        <w:spacing w:before="30" w:line="329" w:lineRule="auto"/>
         <w:jc w:val="both"/>
-      </w:pPr>
-      <w:r>
-        <w:t>Restaurant name</w:t>
+        <w:rPr>
+          <w:rFonts w:cs="Times New Roman"/>
+        </w:rPr>
+      </w:pPr>
+      <w:r>
+        <w:rPr>
+          <w:rFonts w:eastAsia="Times New Roman" w:cs="Times New Roman"/>
+          <w:lang w:val="en-US" w:eastAsia="en-US" w:bidi="ar-SA"/>
+        </w:rPr>
+        <w:t>Visual Studio Code</w:t>
+      </w:r>
+    </w:p>
+    <w:p>
+      <w:pPr>
+        <w:pStyle w:val="Heading2"/>
+        <w:spacing w:before="30" w:line="329" w:lineRule="auto"/>
+        <w:rPr>
+          <w:rFonts w:cs="Times New Roman"/>
+          <w:sz w:val="24"/>
+          <w:szCs w:val="24"/>
+        </w:rPr>
+      </w:pPr>
+      <w:r>
+        <w:rPr>
+          <w:rFonts w:cs="Times New Roman"/>
+          <w:sz w:val="24"/>
+          <w:szCs w:val="24"/>
+        </w:rPr>
+        <w:t xml:space="preserve">    </w:t>
+      </w:r>
+      <w:r>
+        <w:rPr>
+          <w:rFonts w:cs="Times New Roman"/>
+          <w:sz w:val="24"/>
+          <w:szCs w:val="24"/>
+        </w:rPr>
+        <w:t>Hardware Requirements</w:t>
+      </w:r>
+    </w:p>
+    <w:p>
+      <w:pPr>
+        <w:pStyle w:val="ListParagraph"/>
+        <w:numPr>
+          <w:ilvl w:val="0"/>
+          <w:numId w:val="47"/>
+        </w:numPr>
+        <w:suppressAutoHyphens w:val="0"/>
+        <w:spacing w:after="0" w:line="240" w:lineRule="auto"/>
+        <w:jc w:val="left"/>
+        <w:rPr>
+          <w:rFonts w:eastAsia="Times New Roman" w:cs="Times New Roman"/>
+          <w:lang w:val="en-US" w:eastAsia="en-US" w:bidi="ar-SA"/>
+        </w:rPr>
+      </w:pPr>
+      <w:r>
+        <w:rPr>
+          <w:rFonts w:eastAsia="Times New Roman" w:cs="Times New Roman"/>
+          <w:lang w:val="en-US" w:eastAsia="en-US" w:bidi="ar-SA"/>
+        </w:rPr>
+        <w:t xml:space="preserve">Minimum 8GB RAM </w:t>
+      </w:r>
+    </w:p>
+    <w:p>
+      <w:pPr>
+        <w:pStyle w:val="ListParagraph"/>
+        <w:numPr>
+          <w:ilvl w:val="0"/>
+          <w:numId w:val="47"/>
+        </w:numPr>
+        <w:suppressAutoHyphens w:val="0"/>
+        <w:spacing w:after="0" w:line="240" w:lineRule="auto"/>
+        <w:jc w:val="left"/>
+        <w:rPr>
+          <w:rFonts w:eastAsia="Times New Roman" w:cs="Times New Roman"/>
+          <w:lang w:val="en-US" w:eastAsia="en-US" w:bidi="ar-SA"/>
+        </w:rPr>
+      </w:pPr>
+      <w:r>
+        <w:rPr>
+          <w:rFonts w:eastAsia="Times New Roman" w:cs="Times New Roman"/>
+          <w:lang w:val="en-US" w:eastAsia="en-US" w:bidi="ar-SA"/>
+        </w:rPr>
+        <w:t xml:space="preserve">Intel i5 or higher processor </w:t>
+      </w:r>
+    </w:p>
+    <w:p>
+      <w:pPr>
+        <w:pStyle w:val="ListParagraph"/>
+        <w:numPr>
+          <w:ilvl w:val="0"/>
+          <w:numId w:val="47"/>
+        </w:numPr>
+        <w:suppressAutoHyphens w:val="0"/>
+        <w:spacing w:after="0" w:line="240" w:lineRule="auto"/>
+        <w:jc w:val="left"/>
+        <w:rPr>
+          <w:rFonts w:eastAsia="Times New Roman" w:cs="Times New Roman"/>
+          <w:lang w:val="en-US" w:eastAsia="en-US" w:bidi="ar-SA"/>
+        </w:rPr>
+      </w:pPr>
+      <w:r>
+        <w:rPr>
+          <w:rFonts w:eastAsia="Times New Roman" w:cs="Times New Roman"/>
+          <w:lang w:val="en-US" w:eastAsia="en-US" w:bidi="ar-SA"/>
+        </w:rPr>
+        <w:t xml:space="preserve">20GB+ storage </w:t>
       </w:r>
     </w:p>
     <w:p>
@@ -648,1433 +2162,33 @@
         <w:pStyle w:val="BodyText"/>
         <w:numPr>
           <w:ilvl w:val="0"/>
-          <w:numId w:val="2"/>
+          <w:numId w:val="47"/>
         </w:numPr>
         <w:tabs>
-          <w:tab w:val="clear" w:pos="709"/>
           <w:tab w:val="left" w:pos="0"/>
         </w:tabs>
-        <w:spacing w:before="30" w:after="123" w:line="350" w:lineRule="auto"/>
-        <w:ind w:left="726" w:hanging="293"/>
+        <w:spacing w:before="30" w:line="329" w:lineRule="auto"/>
         <w:jc w:val="both"/>
-      </w:pPr>
-      <w:r>
-        <w:t>Food name</w:t>
-      </w:r>
-    </w:p>
-    <w:p>
-      <w:pPr>
-        <w:pStyle w:val="BodyText"/>
-        <w:numPr>
-          <w:ilvl w:val="0"/>
-          <w:numId w:val="2"/>
-        </w:numPr>
-        <w:tabs>
-          <w:tab w:val="clear" w:pos="709"/>
-          <w:tab w:val="left" w:pos="0"/>
-        </w:tabs>
-        <w:spacing w:before="30" w:after="123" w:line="350" w:lineRule="auto"/>
-        <w:ind w:left="726" w:hanging="293"/>
-        <w:jc w:val="both"/>
-      </w:pPr>
-      <w:r>
-        <w:t>Location</w:t>
-      </w:r>
-    </w:p>
-    <w:p>
-      <w:pPr>
-        <w:pStyle w:val="BodyText"/>
-        <w:numPr>
-          <w:ilvl w:val="0"/>
-          <w:numId w:val="2"/>
-        </w:numPr>
-        <w:tabs>
-          <w:tab w:val="clear" w:pos="709"/>
-          <w:tab w:val="left" w:pos="0"/>
-        </w:tabs>
-        <w:spacing w:before="30" w:after="123" w:line="350" w:lineRule="auto"/>
-        <w:ind w:left="726" w:hanging="293"/>
-        <w:jc w:val="both"/>
-      </w:pPr>
-      <w:r>
-        <w:t>Radius-based search</w:t>
-      </w:r>
-    </w:p>
-    <w:p>
-      <w:pPr>
-        <w:pStyle w:val="BodyText"/>
-        <w:spacing w:before="30" w:after="123" w:line="350" w:lineRule="auto"/>
-        <w:ind w:left="0" w:firstLine="0"/>
-        <w:jc w:val="both"/>
-      </w:pPr>
-      <w:r>
-        <w:t xml:space="preserve">The project uses </w:t>
-      </w:r>
-      <w:r>
-        <w:rPr>
-          <w:rStyle w:val="Strong"/>
-        </w:rPr>
-        <w:t>Google APIs</w:t>
-      </w:r>
-      <w:r>
-        <w:t xml:space="preserve"> for location-based search and Google Autocomplete functionality. This enables users to enter any location and search for restaurants within a specified radius.</w:t>
-      </w:r>
-    </w:p>
-    <w:p>
-      <w:pPr>
-        <w:pStyle w:val="Heading3"/>
-        <w:spacing w:before="30" w:after="123" w:line="350" w:lineRule="auto"/>
-        <w:ind w:left="0" w:firstLine="0"/>
-        <w:rPr>
-          <w:sz w:val="24"/>
-          <w:szCs w:val="24"/>
-        </w:rPr>
-      </w:pPr>
-      <w:r>
-        <w:rPr>
-          <w:sz w:val="24"/>
-          <w:szCs w:val="24"/>
-        </w:rPr>
-        <w:t>Key Features of the Proposed System:</w:t>
-      </w:r>
-    </w:p>
-    <w:p>
-      <w:pPr>
-        <w:pStyle w:val="BodyText"/>
-        <w:numPr>
-          <w:ilvl w:val="0"/>
-          <w:numId w:val="3"/>
-        </w:numPr>
-        <w:tabs>
-          <w:tab w:val="clear" w:pos="709"/>
-          <w:tab w:val="left" w:pos="0"/>
-        </w:tabs>
-        <w:spacing w:before="30" w:after="123" w:line="350" w:lineRule="auto"/>
-        <w:ind w:left="726" w:hanging="293"/>
-        <w:jc w:val="both"/>
-      </w:pPr>
-      <w:r>
-        <w:rPr>
-          <w:rStyle w:val="Strong"/>
-        </w:rPr>
-        <w:t>Multi-Vendor Architecture</w:t>
-      </w:r>
-    </w:p>
-    <w:p>
-      <w:pPr>
-        <w:pStyle w:val="BodyText"/>
-        <w:numPr>
-          <w:ilvl w:val="1"/>
-          <w:numId w:val="3"/>
-        </w:numPr>
-        <w:tabs>
-          <w:tab w:val="left" w:pos="0"/>
-        </w:tabs>
-        <w:spacing w:before="30" w:after="123" w:line="350" w:lineRule="auto"/>
-        <w:ind w:left="1435" w:hanging="293"/>
-        <w:jc w:val="both"/>
-      </w:pPr>
-      <w:r>
-        <w:t>Multiple restaurants can register.</w:t>
-      </w:r>
-    </w:p>
-    <w:p>
-      <w:pPr>
-        <w:pStyle w:val="BodyText"/>
-        <w:numPr>
-          <w:ilvl w:val="1"/>
-          <w:numId w:val="3"/>
-        </w:numPr>
-        <w:tabs>
-          <w:tab w:val="left" w:pos="0"/>
-        </w:tabs>
-        <w:spacing w:before="30" w:after="123" w:line="350" w:lineRule="auto"/>
-        <w:ind w:left="1435" w:hanging="293"/>
-        <w:jc w:val="both"/>
-      </w:pPr>
-      <w:r>
-        <w:t>Admin verifies and approves vendors.</w:t>
-      </w:r>
-    </w:p>
-    <w:p>
-      <w:pPr>
-        <w:pStyle w:val="BodyText"/>
-        <w:numPr>
-          <w:ilvl w:val="1"/>
-          <w:numId w:val="3"/>
-        </w:numPr>
-        <w:tabs>
-          <w:tab w:val="left" w:pos="0"/>
-        </w:tabs>
-        <w:spacing w:before="30" w:after="123" w:line="350" w:lineRule="auto"/>
-        <w:ind w:left="1435" w:hanging="293"/>
-        <w:jc w:val="both"/>
-      </w:pPr>
-      <w:r>
-        <w:t>Only approved restaurants are listed in the marketplace.</w:t>
-      </w:r>
-    </w:p>
-    <w:p>
-      <w:pPr>
-        <w:pStyle w:val="BodyText"/>
-        <w:numPr>
-          <w:ilvl w:val="0"/>
-          <w:numId w:val="3"/>
-        </w:numPr>
-        <w:tabs>
-          <w:tab w:val="clear" w:pos="709"/>
-          <w:tab w:val="left" w:pos="0"/>
-        </w:tabs>
-        <w:spacing w:before="30" w:after="123" w:line="350" w:lineRule="auto"/>
-        <w:ind w:left="726" w:hanging="293"/>
-        <w:jc w:val="both"/>
-      </w:pPr>
-      <w:r>
-        <w:rPr>
-          <w:rStyle w:val="Strong"/>
-        </w:rPr>
-        <w:t>Location-Based Search</w:t>
-      </w:r>
-    </w:p>
-    <w:p>
-      <w:pPr>
-        <w:pStyle w:val="BodyText"/>
-        <w:numPr>
-          <w:ilvl w:val="1"/>
-          <w:numId w:val="3"/>
-        </w:numPr>
-        <w:tabs>
-          <w:tab w:val="left" w:pos="0"/>
-        </w:tabs>
-        <w:spacing w:before="30" w:after="123" w:line="350" w:lineRule="auto"/>
-        <w:ind w:left="1435" w:hanging="293"/>
-        <w:jc w:val="both"/>
-      </w:pPr>
-      <w:r>
-        <w:t>Users can search restaurants based on:</w:t>
-      </w:r>
-    </w:p>
-    <w:p>
-      <w:pPr>
-        <w:pStyle w:val="BodyText"/>
-        <w:numPr>
-          <w:ilvl w:val="2"/>
-          <w:numId w:val="3"/>
-        </w:numPr>
-        <w:tabs>
-          <w:tab w:val="left" w:pos="0"/>
-        </w:tabs>
-        <w:spacing w:before="30" w:after="123" w:line="350" w:lineRule="auto"/>
-        <w:ind w:left="2144" w:hanging="293"/>
-        <w:jc w:val="both"/>
-      </w:pPr>
-      <w:r>
-        <w:t>Restaurant name</w:t>
-      </w:r>
-    </w:p>
-    <w:p>
-      <w:pPr>
-        <w:pStyle w:val="BodyText"/>
-        <w:numPr>
-          <w:ilvl w:val="2"/>
-          <w:numId w:val="3"/>
-        </w:numPr>
-        <w:tabs>
-          <w:tab w:val="left" w:pos="0"/>
-        </w:tabs>
-        <w:spacing w:before="30" w:after="123" w:line="350" w:lineRule="auto"/>
-        <w:ind w:left="2144" w:hanging="293"/>
-        <w:jc w:val="both"/>
-      </w:pPr>
-      <w:r>
-        <w:t>Food name</w:t>
-      </w:r>
-    </w:p>
-    <w:p>
-      <w:pPr>
-        <w:pStyle w:val="BodyText"/>
-        <w:numPr>
-          <w:ilvl w:val="2"/>
-          <w:numId w:val="3"/>
-        </w:numPr>
-        <w:tabs>
-          <w:tab w:val="left" w:pos="0"/>
-        </w:tabs>
-        <w:spacing w:before="30" w:after="123" w:line="350" w:lineRule="auto"/>
-        <w:ind w:left="2144" w:hanging="293"/>
-        <w:jc w:val="both"/>
-      </w:pPr>
-      <w:r>
-        <w:t>Custom location</w:t>
-      </w:r>
-    </w:p>
-    <w:p>
-      <w:pPr>
-        <w:pStyle w:val="BodyText"/>
-        <w:numPr>
-          <w:ilvl w:val="2"/>
-          <w:numId w:val="3"/>
-        </w:numPr>
-        <w:tabs>
-          <w:tab w:val="left" w:pos="0"/>
-        </w:tabs>
-        <w:spacing w:before="30" w:after="123" w:line="350" w:lineRule="auto"/>
-        <w:ind w:left="2144" w:hanging="293"/>
-        <w:jc w:val="both"/>
-      </w:pPr>
-      <w:r>
-        <w:t>Radius (e.g., 5km, 10km, etc.)</w:t>
-      </w:r>
-    </w:p>
-    <w:p>
-      <w:pPr>
-        <w:pStyle w:val="BodyText"/>
-        <w:numPr>
-          <w:ilvl w:val="1"/>
-          <w:numId w:val="3"/>
-        </w:numPr>
-        <w:tabs>
-          <w:tab w:val="left" w:pos="0"/>
-        </w:tabs>
-        <w:spacing w:before="30" w:after="123" w:line="350" w:lineRule="auto"/>
-        <w:ind w:left="1435" w:hanging="293"/>
-        <w:jc w:val="both"/>
-      </w:pPr>
-      <w:r>
-        <w:lastRenderedPageBreak/>
-        <w:t>Uses Google APIs to fetch accurate nearby results.</w:t>
-      </w:r>
-    </w:p>
-    <w:p>
-      <w:pPr>
-        <w:pStyle w:val="BodyText"/>
-        <w:numPr>
-          <w:ilvl w:val="0"/>
-          <w:numId w:val="3"/>
-        </w:numPr>
-        <w:tabs>
-          <w:tab w:val="clear" w:pos="709"/>
-          <w:tab w:val="left" w:pos="0"/>
-        </w:tabs>
-        <w:spacing w:before="30" w:after="123" w:line="350" w:lineRule="auto"/>
-        <w:ind w:left="726" w:hanging="293"/>
-        <w:jc w:val="both"/>
-      </w:pPr>
-      <w:r>
-        <w:rPr>
-          <w:rStyle w:val="Strong"/>
-        </w:rPr>
-        <w:t>Dynamic Open/Closed Status</w:t>
-      </w:r>
-    </w:p>
-    <w:p>
-      <w:pPr>
-        <w:pStyle w:val="BodyText"/>
-        <w:numPr>
-          <w:ilvl w:val="1"/>
-          <w:numId w:val="3"/>
-        </w:numPr>
-        <w:tabs>
-          <w:tab w:val="left" w:pos="0"/>
-        </w:tabs>
-        <w:spacing w:before="30" w:after="123" w:line="350" w:lineRule="auto"/>
-        <w:ind w:left="1435" w:hanging="293"/>
-        <w:jc w:val="both"/>
-      </w:pPr>
-      <w:r>
-        <w:t>Restaurants can define their own business hours.</w:t>
-      </w:r>
-    </w:p>
-    <w:p>
-      <w:pPr>
-        <w:pStyle w:val="BodyText"/>
-        <w:numPr>
-          <w:ilvl w:val="1"/>
-          <w:numId w:val="3"/>
-        </w:numPr>
-        <w:tabs>
-          <w:tab w:val="left" w:pos="0"/>
-        </w:tabs>
-        <w:spacing w:before="30" w:after="123" w:line="350" w:lineRule="auto"/>
-        <w:ind w:left="1435" w:hanging="293"/>
-        <w:jc w:val="both"/>
-      </w:pPr>
-      <w:r>
-        <w:t>“Open” and “Closed” badges are dynamically displayed based on current server time.</w:t>
-      </w:r>
-    </w:p>
-    <w:p>
-      <w:pPr>
-        <w:pStyle w:val="BodyText"/>
-        <w:numPr>
-          <w:ilvl w:val="1"/>
-          <w:numId w:val="3"/>
-        </w:numPr>
-        <w:tabs>
-          <w:tab w:val="left" w:pos="0"/>
-        </w:tabs>
-        <w:spacing w:before="30" w:after="123" w:line="350" w:lineRule="auto"/>
-        <w:ind w:left="1435" w:hanging="293"/>
-        <w:jc w:val="both"/>
-      </w:pPr>
-      <w:r>
-        <w:t>Not static labels — fully dynamic logic-based implementation.</w:t>
-      </w:r>
-    </w:p>
-    <w:p>
-      <w:pPr>
-        <w:pStyle w:val="BodyText"/>
-        <w:numPr>
-          <w:ilvl w:val="0"/>
-          <w:numId w:val="3"/>
-        </w:numPr>
-        <w:tabs>
-          <w:tab w:val="clear" w:pos="709"/>
-          <w:tab w:val="left" w:pos="0"/>
-        </w:tabs>
-        <w:spacing w:before="30" w:after="123" w:line="350" w:lineRule="auto"/>
-        <w:ind w:left="726" w:hanging="293"/>
-        <w:jc w:val="both"/>
-      </w:pPr>
-      <w:r>
-        <w:rPr>
-          <w:rStyle w:val="Strong"/>
-        </w:rPr>
-        <w:t>Admin Approval System</w:t>
-      </w:r>
-    </w:p>
-    <w:p>
-      <w:pPr>
-        <w:pStyle w:val="BodyText"/>
-        <w:numPr>
-          <w:ilvl w:val="1"/>
-          <w:numId w:val="3"/>
-        </w:numPr>
-        <w:tabs>
-          <w:tab w:val="left" w:pos="0"/>
-        </w:tabs>
-        <w:spacing w:before="30" w:after="123" w:line="350" w:lineRule="auto"/>
-        <w:ind w:left="1435" w:hanging="293"/>
-        <w:jc w:val="both"/>
-      </w:pPr>
-      <w:r>
-        <w:t>Vendor registration requires restaurant license upload.</w:t>
-      </w:r>
-    </w:p>
-    <w:p>
-      <w:pPr>
-        <w:pStyle w:val="BodyText"/>
-        <w:numPr>
-          <w:ilvl w:val="1"/>
-          <w:numId w:val="3"/>
-        </w:numPr>
-        <w:tabs>
-          <w:tab w:val="left" w:pos="0"/>
-        </w:tabs>
-        <w:spacing w:before="30" w:after="123" w:line="350" w:lineRule="auto"/>
-        <w:ind w:left="1435" w:hanging="293"/>
-        <w:jc w:val="both"/>
-      </w:pPr>
-      <w:r>
-        <w:t>Admin manually verifies the license.</w:t>
-      </w:r>
-    </w:p>
-    <w:p>
-      <w:pPr>
-        <w:pStyle w:val="BodyText"/>
-        <w:numPr>
-          <w:ilvl w:val="1"/>
-          <w:numId w:val="3"/>
-        </w:numPr>
-        <w:tabs>
-          <w:tab w:val="left" w:pos="0"/>
-        </w:tabs>
-        <w:spacing w:before="30" w:after="123" w:line="350" w:lineRule="auto"/>
-        <w:ind w:left="1435" w:hanging="293"/>
-        <w:jc w:val="both"/>
-      </w:pPr>
-      <w:r>
-        <w:t>Only approved vendors appear in the marketplace.</w:t>
-      </w:r>
-    </w:p>
-    <w:p>
-      <w:pPr>
-        <w:pStyle w:val="BodyText"/>
-        <w:numPr>
-          <w:ilvl w:val="0"/>
-          <w:numId w:val="3"/>
-        </w:numPr>
-        <w:tabs>
-          <w:tab w:val="clear" w:pos="709"/>
-          <w:tab w:val="left" w:pos="0"/>
-        </w:tabs>
-        <w:spacing w:before="30" w:after="123" w:line="350" w:lineRule="auto"/>
-        <w:ind w:left="726" w:hanging="293"/>
-        <w:jc w:val="both"/>
-      </w:pPr>
-      <w:r>
-        <w:rPr>
-          <w:rStyle w:val="Strong"/>
-        </w:rPr>
-        <w:t>Vendor Dashboard</w:t>
-      </w:r>
-    </w:p>
-    <w:p>
-      <w:pPr>
-        <w:pStyle w:val="BodyText"/>
-        <w:numPr>
-          <w:ilvl w:val="1"/>
-          <w:numId w:val="3"/>
-        </w:numPr>
-        <w:tabs>
-          <w:tab w:val="left" w:pos="0"/>
-        </w:tabs>
-        <w:spacing w:before="30" w:after="123" w:line="350" w:lineRule="auto"/>
-        <w:ind w:left="1435" w:hanging="293"/>
-        <w:jc w:val="both"/>
-      </w:pPr>
-      <w:r>
-        <w:t>Restaurant owners can:</w:t>
-      </w:r>
-    </w:p>
-    <w:p>
-      <w:pPr>
-        <w:pStyle w:val="BodyText"/>
-        <w:numPr>
-          <w:ilvl w:val="2"/>
-          <w:numId w:val="3"/>
-        </w:numPr>
-        <w:tabs>
-          <w:tab w:val="left" w:pos="0"/>
-        </w:tabs>
-        <w:spacing w:before="30" w:after="123" w:line="350" w:lineRule="auto"/>
-        <w:ind w:left="2144" w:hanging="293"/>
-        <w:jc w:val="both"/>
-      </w:pPr>
-      <w:r>
-        <w:t>Manage restaurant profile</w:t>
-      </w:r>
-    </w:p>
-    <w:p>
-      <w:pPr>
-        <w:pStyle w:val="BodyText"/>
-        <w:numPr>
-          <w:ilvl w:val="2"/>
-          <w:numId w:val="3"/>
-        </w:numPr>
-        <w:tabs>
-          <w:tab w:val="left" w:pos="0"/>
-        </w:tabs>
-        <w:spacing w:before="30" w:after="123" w:line="350" w:lineRule="auto"/>
-        <w:ind w:left="2144" w:hanging="293"/>
-        <w:jc w:val="both"/>
-      </w:pPr>
-      <w:r>
-        <w:t>Set business hours</w:t>
-      </w:r>
-    </w:p>
-    <w:p>
-      <w:pPr>
-        <w:pStyle w:val="BodyText"/>
-        <w:numPr>
-          <w:ilvl w:val="2"/>
-          <w:numId w:val="3"/>
-        </w:numPr>
-        <w:tabs>
-          <w:tab w:val="left" w:pos="0"/>
-        </w:tabs>
-        <w:spacing w:before="30" w:after="123" w:line="350" w:lineRule="auto"/>
-        <w:ind w:left="2144" w:hanging="293"/>
-        <w:jc w:val="both"/>
-      </w:pPr>
-      <w:r>
-        <w:t>Add/Edit/Delete food categories</w:t>
-      </w:r>
-    </w:p>
-    <w:p>
-      <w:pPr>
-        <w:pStyle w:val="BodyText"/>
-        <w:numPr>
-          <w:ilvl w:val="2"/>
-          <w:numId w:val="3"/>
-        </w:numPr>
-        <w:tabs>
-          <w:tab w:val="left" w:pos="0"/>
-        </w:tabs>
-        <w:spacing w:before="30" w:after="123" w:line="350" w:lineRule="auto"/>
-        <w:ind w:left="2144" w:hanging="293"/>
-        <w:jc w:val="both"/>
-      </w:pPr>
-      <w:r>
-        <w:t>Add/Edit/Delete food items</w:t>
-      </w:r>
-    </w:p>
-    <w:p>
-      <w:pPr>
-        <w:pStyle w:val="BodyText"/>
-        <w:numPr>
-          <w:ilvl w:val="2"/>
-          <w:numId w:val="3"/>
-        </w:numPr>
-        <w:tabs>
-          <w:tab w:val="left" w:pos="0"/>
-        </w:tabs>
-        <w:spacing w:before="30" w:after="123" w:line="350" w:lineRule="auto"/>
-        <w:ind w:left="2144" w:hanging="293"/>
-        <w:jc w:val="both"/>
-      </w:pPr>
-      <w:r>
-        <w:t>View orders</w:t>
-      </w:r>
-    </w:p>
-    <w:p>
-      <w:pPr>
-        <w:pStyle w:val="BodyText"/>
-        <w:numPr>
-          <w:ilvl w:val="0"/>
-          <w:numId w:val="3"/>
-        </w:numPr>
-        <w:tabs>
-          <w:tab w:val="clear" w:pos="709"/>
-          <w:tab w:val="left" w:pos="0"/>
-        </w:tabs>
-        <w:spacing w:before="30" w:after="123" w:line="350" w:lineRule="auto"/>
-        <w:ind w:left="726" w:hanging="293"/>
-        <w:jc w:val="both"/>
-      </w:pPr>
-      <w:r>
-        <w:rPr>
-          <w:rStyle w:val="Strong"/>
-        </w:rPr>
-        <w:t>Payment Integration</w:t>
-      </w:r>
-    </w:p>
-    <w:p>
-      <w:pPr>
-        <w:pStyle w:val="BodyText"/>
-        <w:numPr>
-          <w:ilvl w:val="1"/>
-          <w:numId w:val="3"/>
-        </w:numPr>
-        <w:tabs>
-          <w:tab w:val="left" w:pos="0"/>
-        </w:tabs>
-        <w:spacing w:before="30" w:after="123" w:line="350" w:lineRule="auto"/>
-        <w:ind w:left="1435" w:hanging="293"/>
-        <w:jc w:val="both"/>
-      </w:pPr>
-      <w:r>
-        <w:t>PayPal – For international users</w:t>
-      </w:r>
-    </w:p>
-    <w:p>
-      <w:pPr>
-        <w:pStyle w:val="BodyText"/>
-        <w:numPr>
-          <w:ilvl w:val="1"/>
-          <w:numId w:val="3"/>
-        </w:numPr>
-        <w:tabs>
-          <w:tab w:val="left" w:pos="0"/>
-        </w:tabs>
-        <w:spacing w:before="30" w:after="123" w:line="350" w:lineRule="auto"/>
-        <w:ind w:left="1435" w:hanging="293"/>
-        <w:jc w:val="both"/>
-      </w:pPr>
-      <w:proofErr w:type="spellStart"/>
-      <w:r>
-        <w:t>Razorpay</w:t>
-      </w:r>
-      <w:proofErr w:type="spellEnd"/>
-      <w:r>
-        <w:t xml:space="preserve"> – For Indian users</w:t>
-      </w:r>
-    </w:p>
-    <w:p>
-      <w:pPr>
-        <w:pStyle w:val="BodyText"/>
-        <w:numPr>
-          <w:ilvl w:val="1"/>
-          <w:numId w:val="3"/>
-        </w:numPr>
-        <w:tabs>
-          <w:tab w:val="left" w:pos="0"/>
-        </w:tabs>
-        <w:spacing w:before="30" w:after="123" w:line="350" w:lineRule="auto"/>
-        <w:ind w:left="1435" w:hanging="293"/>
-        <w:jc w:val="both"/>
-      </w:pPr>
-      <w:r>
-        <w:t>Secure checkout system</w:t>
-      </w:r>
-    </w:p>
-    <w:p>
-      <w:pPr>
-        <w:pStyle w:val="BodyText"/>
-        <w:numPr>
-          <w:ilvl w:val="0"/>
-          <w:numId w:val="3"/>
-        </w:numPr>
-        <w:tabs>
-          <w:tab w:val="clear" w:pos="709"/>
-          <w:tab w:val="left" w:pos="0"/>
-        </w:tabs>
-        <w:spacing w:before="30" w:after="123" w:line="350" w:lineRule="auto"/>
-        <w:ind w:left="726" w:hanging="293"/>
-        <w:jc w:val="both"/>
-      </w:pPr>
-      <w:r>
-        <w:rPr>
-          <w:rStyle w:val="Strong"/>
-        </w:rPr>
-        <w:t>Deployment</w:t>
-      </w:r>
-    </w:p>
-    <w:p>
-      <w:pPr>
-        <w:pStyle w:val="BodyText"/>
-        <w:numPr>
-          <w:ilvl w:val="1"/>
-          <w:numId w:val="3"/>
-        </w:numPr>
-        <w:tabs>
-          <w:tab w:val="left" w:pos="0"/>
-        </w:tabs>
-        <w:spacing w:before="30" w:after="123" w:line="350" w:lineRule="auto"/>
-        <w:ind w:left="1435" w:hanging="293"/>
-        <w:jc w:val="both"/>
-      </w:pPr>
-      <w:r>
-        <w:t>Ubuntu Virtual Private Server (VPS)</w:t>
-      </w:r>
-    </w:p>
-    <w:p>
-      <w:pPr>
-        <w:pStyle w:val="BodyText"/>
-        <w:numPr>
-          <w:ilvl w:val="1"/>
-          <w:numId w:val="3"/>
-        </w:numPr>
-        <w:tabs>
-          <w:tab w:val="left" w:pos="0"/>
-        </w:tabs>
-        <w:spacing w:before="30" w:after="123" w:line="350" w:lineRule="auto"/>
-        <w:ind w:left="1435" w:hanging="293"/>
-        <w:jc w:val="both"/>
-      </w:pPr>
-      <w:r>
-        <w:t>Nginx as reverse proxy</w:t>
-      </w:r>
-    </w:p>
-    <w:p>
-      <w:pPr>
-        <w:pStyle w:val="BodyText"/>
-        <w:numPr>
-          <w:ilvl w:val="1"/>
-          <w:numId w:val="3"/>
-        </w:numPr>
-        <w:tabs>
-          <w:tab w:val="left" w:pos="0"/>
-        </w:tabs>
-        <w:spacing w:before="30" w:after="123" w:line="350" w:lineRule="auto"/>
-        <w:ind w:left="1435" w:hanging="293"/>
-        <w:jc w:val="both"/>
-      </w:pPr>
-      <w:proofErr w:type="spellStart"/>
-      <w:r>
-        <w:t>Gunicorn</w:t>
-      </w:r>
-      <w:proofErr w:type="spellEnd"/>
-      <w:r>
-        <w:t xml:space="preserve"> as WSGI server</w:t>
-      </w:r>
-    </w:p>
-    <w:p>
-      <w:pPr>
-        <w:pStyle w:val="BodyText"/>
-        <w:numPr>
-          <w:ilvl w:val="1"/>
-          <w:numId w:val="3"/>
-        </w:numPr>
-        <w:tabs>
-          <w:tab w:val="left" w:pos="0"/>
-        </w:tabs>
-        <w:spacing w:before="30" w:after="123" w:line="350" w:lineRule="auto"/>
-        <w:ind w:left="1435" w:hanging="293"/>
-        <w:jc w:val="both"/>
-      </w:pPr>
-      <w:r>
-        <w:t>PostgreSQL as production database</w:t>
-      </w:r>
-    </w:p>
-    <w:p>
-      <w:pPr>
-        <w:pStyle w:val="Heading3"/>
-        <w:spacing w:before="30" w:after="123" w:line="350" w:lineRule="auto"/>
-        <w:ind w:left="0" w:firstLine="0"/>
-        <w:rPr>
-          <w:sz w:val="24"/>
-          <w:szCs w:val="24"/>
-        </w:rPr>
-      </w:pPr>
-    </w:p>
-    <w:p>
-      <w:pPr>
-        <w:pStyle w:val="Heading3"/>
-        <w:spacing w:before="30" w:after="123" w:line="350" w:lineRule="auto"/>
-        <w:ind w:left="0" w:firstLine="0"/>
-        <w:rPr>
-          <w:sz w:val="24"/>
-          <w:szCs w:val="24"/>
-        </w:rPr>
-      </w:pPr>
-      <w:r>
-        <w:rPr>
-          <w:sz w:val="24"/>
-          <w:szCs w:val="24"/>
-        </w:rPr>
-        <w:t>Technology Stack</w:t>
-      </w:r>
-    </w:p>
-    <w:p>
-      <w:pPr>
-        <w:pStyle w:val="BodyText"/>
-        <w:spacing w:before="30" w:after="123" w:line="350" w:lineRule="auto"/>
-        <w:jc w:val="both"/>
-      </w:pPr>
-      <w:r>
-        <w:rPr>
-          <w:rStyle w:val="Strong"/>
-        </w:rPr>
-        <w:t>Frontend:</w:t>
-      </w:r>
-    </w:p>
-    <w:p>
-      <w:pPr>
-        <w:pStyle w:val="BodyText"/>
-        <w:numPr>
-          <w:ilvl w:val="0"/>
-          <w:numId w:val="4"/>
-        </w:numPr>
-        <w:tabs>
-          <w:tab w:val="clear" w:pos="709"/>
-          <w:tab w:val="left" w:pos="0"/>
-        </w:tabs>
-        <w:spacing w:before="30" w:after="123" w:line="350" w:lineRule="auto"/>
-        <w:ind w:left="726" w:hanging="293"/>
-        <w:jc w:val="both"/>
-      </w:pPr>
-      <w:r>
-        <w:t>HTML5</w:t>
-      </w:r>
-    </w:p>
-    <w:p>
-      <w:pPr>
-        <w:pStyle w:val="BodyText"/>
-        <w:numPr>
-          <w:ilvl w:val="0"/>
-          <w:numId w:val="4"/>
-        </w:numPr>
-        <w:tabs>
-          <w:tab w:val="clear" w:pos="709"/>
-          <w:tab w:val="left" w:pos="0"/>
-        </w:tabs>
-        <w:spacing w:before="30" w:after="123" w:line="350" w:lineRule="auto"/>
-        <w:ind w:left="726" w:hanging="293"/>
-        <w:jc w:val="both"/>
-      </w:pPr>
-      <w:r>
-        <w:t>CSS3</w:t>
-      </w:r>
-    </w:p>
-    <w:p>
-      <w:pPr>
-        <w:pStyle w:val="BodyText"/>
-        <w:numPr>
-          <w:ilvl w:val="0"/>
-          <w:numId w:val="4"/>
-        </w:numPr>
-        <w:tabs>
-          <w:tab w:val="clear" w:pos="709"/>
-          <w:tab w:val="left" w:pos="0"/>
-        </w:tabs>
-        <w:spacing w:before="30" w:after="123" w:line="350" w:lineRule="auto"/>
-        <w:ind w:left="726" w:hanging="293"/>
-        <w:jc w:val="both"/>
-      </w:pPr>
-      <w:r>
-        <w:t>Bootstrap</w:t>
-      </w:r>
-    </w:p>
-    <w:p>
-      <w:pPr>
-        <w:pStyle w:val="BodyText"/>
-        <w:numPr>
-          <w:ilvl w:val="0"/>
-          <w:numId w:val="4"/>
-        </w:numPr>
-        <w:tabs>
-          <w:tab w:val="clear" w:pos="709"/>
-          <w:tab w:val="left" w:pos="0"/>
-        </w:tabs>
-        <w:spacing w:before="30" w:after="123" w:line="350" w:lineRule="auto"/>
-        <w:ind w:left="726" w:hanging="293"/>
-        <w:jc w:val="both"/>
-      </w:pPr>
-      <w:r>
-        <w:t>JavaScript</w:t>
-      </w:r>
-    </w:p>
-    <w:p>
-      <w:pPr>
-        <w:pStyle w:val="BodyText"/>
-        <w:spacing w:before="30" w:after="123" w:line="350" w:lineRule="auto"/>
-        <w:jc w:val="both"/>
-      </w:pPr>
-      <w:r>
-        <w:rPr>
-          <w:rStyle w:val="Strong"/>
-        </w:rPr>
-        <w:t>Backend:</w:t>
-      </w:r>
-    </w:p>
-    <w:p>
-      <w:pPr>
-        <w:pStyle w:val="BodyText"/>
-        <w:numPr>
-          <w:ilvl w:val="0"/>
-          <w:numId w:val="5"/>
-        </w:numPr>
-        <w:tabs>
-          <w:tab w:val="clear" w:pos="709"/>
-          <w:tab w:val="left" w:pos="0"/>
-        </w:tabs>
-        <w:spacing w:before="30" w:after="123" w:line="350" w:lineRule="auto"/>
-        <w:ind w:left="726" w:hanging="293"/>
-        <w:jc w:val="both"/>
-      </w:pPr>
-      <w:r>
-        <w:t>Python</w:t>
-      </w:r>
-    </w:p>
-    <w:p>
-      <w:pPr>
-        <w:pStyle w:val="BodyText"/>
-        <w:numPr>
-          <w:ilvl w:val="0"/>
-          <w:numId w:val="5"/>
-        </w:numPr>
-        <w:tabs>
-          <w:tab w:val="clear" w:pos="709"/>
-          <w:tab w:val="left" w:pos="0"/>
-        </w:tabs>
-        <w:spacing w:before="30" w:after="123" w:line="350" w:lineRule="auto"/>
-        <w:ind w:left="726" w:hanging="293"/>
-        <w:jc w:val="both"/>
-      </w:pPr>
-      <w:r>
-        <w:t>Django Framework</w:t>
-      </w:r>
-    </w:p>
-    <w:p>
-      <w:pPr>
-        <w:pStyle w:val="BodyText"/>
-        <w:spacing w:before="30" w:after="123" w:line="350" w:lineRule="auto"/>
-        <w:jc w:val="both"/>
-      </w:pPr>
-      <w:r>
-        <w:rPr>
-          <w:rStyle w:val="Strong"/>
-        </w:rPr>
-        <w:t>Database:</w:t>
-      </w:r>
-    </w:p>
-    <w:p>
-      <w:pPr>
-        <w:pStyle w:val="BodyText"/>
-        <w:numPr>
-          <w:ilvl w:val="0"/>
-          <w:numId w:val="6"/>
-        </w:numPr>
-        <w:tabs>
-          <w:tab w:val="clear" w:pos="709"/>
-          <w:tab w:val="left" w:pos="0"/>
-        </w:tabs>
-        <w:spacing w:before="30" w:after="123" w:line="350" w:lineRule="auto"/>
-        <w:ind w:left="726" w:hanging="293"/>
-        <w:jc w:val="both"/>
-      </w:pPr>
-      <w:r>
-        <w:t>PostgreSQL</w:t>
-      </w:r>
-    </w:p>
-    <w:p>
-      <w:pPr>
-        <w:pStyle w:val="BodyText"/>
-        <w:spacing w:before="30" w:after="123" w:line="350" w:lineRule="auto"/>
-        <w:jc w:val="both"/>
-      </w:pPr>
-      <w:r>
-        <w:rPr>
-          <w:rStyle w:val="Strong"/>
-        </w:rPr>
-        <w:t>Server Deployment:</w:t>
-      </w:r>
-    </w:p>
-    <w:p>
-      <w:pPr>
-        <w:pStyle w:val="BodyText"/>
-        <w:numPr>
-          <w:ilvl w:val="0"/>
-          <w:numId w:val="7"/>
-        </w:numPr>
-        <w:tabs>
-          <w:tab w:val="clear" w:pos="709"/>
-          <w:tab w:val="left" w:pos="0"/>
-        </w:tabs>
-        <w:spacing w:before="30" w:after="123" w:line="350" w:lineRule="auto"/>
-        <w:ind w:left="726" w:hanging="293"/>
-        <w:jc w:val="both"/>
-      </w:pPr>
-      <w:r>
-        <w:t>Ubuntu VPS</w:t>
-      </w:r>
-    </w:p>
-    <w:p>
-      <w:pPr>
-        <w:pStyle w:val="BodyText"/>
-        <w:numPr>
-          <w:ilvl w:val="0"/>
-          <w:numId w:val="7"/>
-        </w:numPr>
-        <w:tabs>
-          <w:tab w:val="clear" w:pos="709"/>
-          <w:tab w:val="left" w:pos="0"/>
-        </w:tabs>
-        <w:spacing w:before="30" w:after="123" w:line="350" w:lineRule="auto"/>
-        <w:ind w:left="726" w:hanging="293"/>
-        <w:jc w:val="both"/>
-      </w:pPr>
-      <w:r>
-        <w:t>Nginx</w:t>
-      </w:r>
-    </w:p>
-    <w:p>
-      <w:pPr>
-        <w:pStyle w:val="BodyText"/>
-        <w:numPr>
-          <w:ilvl w:val="0"/>
-          <w:numId w:val="7"/>
-        </w:numPr>
-        <w:tabs>
-          <w:tab w:val="clear" w:pos="709"/>
-          <w:tab w:val="left" w:pos="0"/>
-        </w:tabs>
-        <w:spacing w:before="30" w:after="123" w:line="350" w:lineRule="auto"/>
-        <w:ind w:left="726" w:hanging="293"/>
-        <w:jc w:val="both"/>
-      </w:pPr>
-      <w:proofErr w:type="spellStart"/>
-      <w:r>
-        <w:t>Gunicorn</w:t>
-      </w:r>
-      <w:proofErr w:type="spellEnd"/>
-    </w:p>
-    <w:p>
-      <w:pPr>
-        <w:pStyle w:val="BodyText"/>
-        <w:spacing w:before="30" w:after="123" w:line="350" w:lineRule="auto"/>
-        <w:jc w:val="both"/>
-      </w:pPr>
-      <w:r>
-        <w:rPr>
-          <w:rStyle w:val="Strong"/>
-        </w:rPr>
-        <w:t>External APIs:</w:t>
-      </w:r>
-    </w:p>
-    <w:p>
-      <w:pPr>
-        <w:pStyle w:val="BodyText"/>
-        <w:numPr>
-          <w:ilvl w:val="0"/>
-          <w:numId w:val="8"/>
-        </w:numPr>
-        <w:tabs>
-          <w:tab w:val="clear" w:pos="709"/>
-          <w:tab w:val="left" w:pos="0"/>
-        </w:tabs>
-        <w:spacing w:before="30" w:after="123" w:line="350" w:lineRule="auto"/>
-        <w:ind w:left="726" w:hanging="293"/>
-        <w:jc w:val="both"/>
-      </w:pPr>
-      <w:r>
-        <w:t>Google Maps API</w:t>
-      </w:r>
-    </w:p>
-    <w:p>
-      <w:pPr>
-        <w:pStyle w:val="BodyText"/>
-        <w:numPr>
-          <w:ilvl w:val="0"/>
-          <w:numId w:val="8"/>
-        </w:numPr>
-        <w:tabs>
-          <w:tab w:val="clear" w:pos="709"/>
-          <w:tab w:val="left" w:pos="0"/>
-        </w:tabs>
-        <w:spacing w:before="30" w:after="123" w:line="350" w:lineRule="auto"/>
-        <w:ind w:left="726" w:hanging="293"/>
-        <w:jc w:val="both"/>
-      </w:pPr>
-      <w:r>
-        <w:t>Google Places Autocomplete API</w:t>
-      </w:r>
-    </w:p>
-    <w:p>
-      <w:pPr>
-        <w:pStyle w:val="BodyText"/>
-        <w:numPr>
-          <w:ilvl w:val="0"/>
-          <w:numId w:val="8"/>
-        </w:numPr>
-        <w:tabs>
-          <w:tab w:val="clear" w:pos="709"/>
-          <w:tab w:val="left" w:pos="0"/>
-        </w:tabs>
-        <w:spacing w:before="30" w:after="123" w:line="350" w:lineRule="auto"/>
-        <w:ind w:left="726" w:hanging="293"/>
-        <w:jc w:val="both"/>
-      </w:pPr>
-      <w:r>
-        <w:t>PayPal API</w:t>
-      </w:r>
-    </w:p>
-    <w:p>
-      <w:pPr>
-        <w:pStyle w:val="BodyText"/>
-        <w:numPr>
-          <w:ilvl w:val="0"/>
-          <w:numId w:val="8"/>
-        </w:numPr>
-        <w:tabs>
-          <w:tab w:val="clear" w:pos="709"/>
-          <w:tab w:val="left" w:pos="0"/>
-        </w:tabs>
-        <w:spacing w:before="30" w:after="123" w:line="350" w:lineRule="auto"/>
-        <w:ind w:left="726" w:hanging="293"/>
-        <w:jc w:val="both"/>
-      </w:pPr>
-      <w:proofErr w:type="spellStart"/>
-      <w:r>
-        <w:t>Razorpay</w:t>
-      </w:r>
-      <w:proofErr w:type="spellEnd"/>
-      <w:r>
-        <w:t xml:space="preserve"> API</w:t>
+        <w:rPr>
+          <w:rFonts w:cs="Times New Roman"/>
+        </w:rPr>
+      </w:pPr>
+      <w:r>
+        <w:rPr>
+          <w:rFonts w:eastAsia="Times New Roman" w:cs="Times New Roman"/>
+          <w:lang w:val="en-US" w:eastAsia="en-US" w:bidi="ar-SA"/>
+        </w:rPr>
+        <w:t>Stable internet connection</w:t>
       </w:r>
     </w:p>
     <w:p>
       <w:pPr>
         <w:pStyle w:val="normal1"/>
-        <w:spacing w:before="30" w:after="118" w:line="240" w:lineRule="auto"/>
-        <w:ind w:left="-5" w:right="-15" w:firstLine="7"/>
-        <w:rPr>
+        <w:spacing w:before="30" w:after="0" w:line="329" w:lineRule="auto"/>
+        <w:ind w:left="828" w:right="1801" w:hanging="821"/>
+        <w:rPr>
+          <w:rFonts w:cs="Times New Roman"/>
           <w:b/>
-        </w:rPr>
-      </w:pPr>
-      <w:r>
-        <w:rPr>
-          <w:b/>
-        </w:rPr>
-        <w:t>3.  Objectives and outcomes of the Project</w:t>
-      </w:r>
-    </w:p>
-    <w:p>
-      <w:pPr>
-        <w:pStyle w:val="Heading2"/>
-        <w:spacing w:before="30" w:after="118" w:line="360" w:lineRule="auto"/>
-        <w:ind w:left="-5" w:right="-15" w:firstLine="7"/>
-        <w:rPr>
-          <w:sz w:val="24"/>
-          <w:szCs w:val="24"/>
-        </w:rPr>
-      </w:pPr>
-      <w:r>
-        <w:rPr>
-          <w:sz w:val="24"/>
-          <w:szCs w:val="24"/>
-        </w:rPr>
-        <w:t>Objective</w:t>
-      </w:r>
-    </w:p>
-    <w:p>
-      <w:pPr>
-        <w:pStyle w:val="BodyText"/>
-        <w:numPr>
-          <w:ilvl w:val="0"/>
-          <w:numId w:val="19"/>
-        </w:numPr>
-        <w:spacing w:before="30" w:after="118" w:line="240" w:lineRule="auto"/>
-        <w:jc w:val="both"/>
-      </w:pPr>
-      <w:r>
-        <w:t>To design and develop a scalable multi-vendor restaurant        marketplace.</w:t>
-      </w:r>
-    </w:p>
-    <w:p>
-      <w:pPr>
-        <w:pStyle w:val="BodyText"/>
-        <w:numPr>
-          <w:ilvl w:val="0"/>
-          <w:numId w:val="29"/>
-        </w:numPr>
-        <w:tabs>
-          <w:tab w:val="clear" w:pos="720"/>
-          <w:tab w:val="left" w:pos="0"/>
-        </w:tabs>
-        <w:spacing w:before="30" w:after="118" w:line="240" w:lineRule="auto"/>
-        <w:ind w:left="737" w:hanging="293"/>
-        <w:jc w:val="both"/>
-      </w:pPr>
-      <w:r>
-        <w:t>To implement location-based restaurant search using Google APIs.</w:t>
-      </w:r>
-    </w:p>
-    <w:p>
-      <w:pPr>
-        <w:pStyle w:val="BodyText"/>
-        <w:numPr>
-          <w:ilvl w:val="0"/>
-          <w:numId w:val="30"/>
-        </w:numPr>
-        <w:tabs>
-          <w:tab w:val="clear" w:pos="720"/>
-          <w:tab w:val="left" w:pos="0"/>
-        </w:tabs>
-        <w:spacing w:before="30" w:after="118" w:line="240" w:lineRule="auto"/>
-        <w:ind w:left="737" w:hanging="293"/>
-        <w:jc w:val="both"/>
-      </w:pPr>
-      <w:r>
-        <w:t>To develop dynamic restaurant availability based on business hours.</w:t>
-      </w:r>
-    </w:p>
-    <w:p>
-      <w:pPr>
-        <w:pStyle w:val="BodyText"/>
-        <w:numPr>
-          <w:ilvl w:val="0"/>
-          <w:numId w:val="31"/>
-        </w:numPr>
-        <w:tabs>
-          <w:tab w:val="clear" w:pos="720"/>
-          <w:tab w:val="left" w:pos="0"/>
-        </w:tabs>
-        <w:spacing w:before="30" w:after="118" w:line="240" w:lineRule="auto"/>
-        <w:ind w:left="737" w:hanging="293"/>
-        <w:jc w:val="both"/>
-      </w:pPr>
-      <w:r>
-        <w:lastRenderedPageBreak/>
-        <w:t>To implement secure user authentication and vendor verification.</w:t>
-      </w:r>
-    </w:p>
-    <w:p>
-      <w:pPr>
-        <w:pStyle w:val="BodyText"/>
-        <w:numPr>
-          <w:ilvl w:val="0"/>
-          <w:numId w:val="32"/>
-        </w:numPr>
-        <w:tabs>
-          <w:tab w:val="clear" w:pos="720"/>
-          <w:tab w:val="left" w:pos="0"/>
-        </w:tabs>
-        <w:spacing w:before="30" w:after="118" w:line="240" w:lineRule="auto"/>
-        <w:ind w:left="737" w:hanging="293"/>
-        <w:jc w:val="both"/>
-      </w:pPr>
-      <w:r>
-        <w:t xml:space="preserve">To integrate secure online payment systems (PayPal and </w:t>
-      </w:r>
-      <w:proofErr w:type="spellStart"/>
-      <w:r>
-        <w:t>Razorpay</w:t>
-      </w:r>
-      <w:proofErr w:type="spellEnd"/>
-      <w:r>
-        <w:t>).</w:t>
-      </w:r>
-    </w:p>
-    <w:p>
-      <w:pPr>
-        <w:pStyle w:val="BodyText"/>
-        <w:numPr>
-          <w:ilvl w:val="0"/>
-          <w:numId w:val="33"/>
-        </w:numPr>
-        <w:tabs>
-          <w:tab w:val="clear" w:pos="720"/>
-          <w:tab w:val="left" w:pos="0"/>
-        </w:tabs>
-        <w:spacing w:before="30" w:after="118" w:line="240" w:lineRule="auto"/>
-        <w:ind w:left="737" w:hanging="293"/>
-        <w:jc w:val="both"/>
-      </w:pPr>
-      <w:r>
-        <w:t>To deploy the project on a production server using Ubuntu VPS.</w:t>
-      </w:r>
-    </w:p>
-    <w:p>
-      <w:pPr>
-        <w:pStyle w:val="Heading2"/>
-        <w:spacing w:before="30" w:after="118"/>
-        <w:rPr>
-          <w:sz w:val="24"/>
-          <w:szCs w:val="24"/>
-        </w:rPr>
-      </w:pPr>
-      <w:r>
-        <w:rPr>
-          <w:sz w:val="24"/>
-          <w:szCs w:val="24"/>
-        </w:rPr>
-        <w:t>Expected Outcomes</w:t>
-      </w:r>
-    </w:p>
-    <w:p>
-      <w:pPr>
-        <w:pStyle w:val="BodyText"/>
-        <w:spacing w:before="30" w:after="118" w:line="240" w:lineRule="auto"/>
-        <w:jc w:val="both"/>
-      </w:pPr>
-      <w:r>
-        <w:t>After successful completion of the project:</w:t>
-      </w:r>
-    </w:p>
-    <w:p>
-      <w:pPr>
-        <w:pStyle w:val="BodyText"/>
-        <w:numPr>
-          <w:ilvl w:val="0"/>
-          <w:numId w:val="9"/>
-        </w:numPr>
-        <w:tabs>
-          <w:tab w:val="clear" w:pos="709"/>
-          <w:tab w:val="left" w:pos="0"/>
-        </w:tabs>
-        <w:spacing w:before="30" w:after="118" w:line="240" w:lineRule="auto"/>
-        <w:ind w:left="726" w:hanging="293"/>
-        <w:jc w:val="both"/>
-      </w:pPr>
-      <w:r>
-        <w:t>Users will be able to search restaurants using food name, location, and radius.</w:t>
-      </w:r>
-    </w:p>
-    <w:p>
-      <w:pPr>
-        <w:pStyle w:val="BodyText"/>
-        <w:numPr>
-          <w:ilvl w:val="0"/>
-          <w:numId w:val="9"/>
-        </w:numPr>
-        <w:tabs>
-          <w:tab w:val="clear" w:pos="709"/>
-          <w:tab w:val="left" w:pos="0"/>
-        </w:tabs>
-        <w:spacing w:before="30" w:after="118" w:line="240" w:lineRule="auto"/>
-        <w:ind w:left="726" w:hanging="293"/>
-        <w:jc w:val="both"/>
-      </w:pPr>
-      <w:r>
-        <w:t>Vendors will be able to manage their own dashboard.</w:t>
-      </w:r>
-    </w:p>
-    <w:p>
-      <w:pPr>
-        <w:pStyle w:val="BodyText"/>
-        <w:numPr>
-          <w:ilvl w:val="0"/>
-          <w:numId w:val="9"/>
-        </w:numPr>
-        <w:tabs>
-          <w:tab w:val="clear" w:pos="709"/>
-          <w:tab w:val="left" w:pos="0"/>
-        </w:tabs>
-        <w:spacing w:before="30" w:after="118" w:line="240" w:lineRule="auto"/>
-        <w:ind w:left="726" w:hanging="293"/>
-        <w:jc w:val="both"/>
-      </w:pPr>
-      <w:r>
-        <w:t>Admin will have control over vendor approval and management.</w:t>
-      </w:r>
-    </w:p>
-    <w:p>
-      <w:pPr>
-        <w:pStyle w:val="BodyText"/>
-        <w:numPr>
-          <w:ilvl w:val="0"/>
-          <w:numId w:val="9"/>
-        </w:numPr>
-        <w:tabs>
-          <w:tab w:val="clear" w:pos="709"/>
-          <w:tab w:val="left" w:pos="0"/>
-        </w:tabs>
-        <w:spacing w:before="30" w:after="118" w:line="240" w:lineRule="auto"/>
-        <w:ind w:left="726" w:hanging="293"/>
-        <w:jc w:val="both"/>
-      </w:pPr>
-      <w:r>
-        <w:t>Dynamic open/closed status will be displayed based on business logic.</w:t>
-      </w:r>
-    </w:p>
-    <w:p>
-      <w:pPr>
-        <w:pStyle w:val="BodyText"/>
-        <w:numPr>
-          <w:ilvl w:val="0"/>
-          <w:numId w:val="9"/>
-        </w:numPr>
-        <w:tabs>
-          <w:tab w:val="clear" w:pos="709"/>
-          <w:tab w:val="left" w:pos="0"/>
-        </w:tabs>
-        <w:spacing w:before="30" w:after="118" w:line="240" w:lineRule="auto"/>
-        <w:ind w:left="726" w:hanging="293"/>
-        <w:jc w:val="both"/>
-      </w:pPr>
-      <w:r>
-        <w:t>Secure payments will be processed online.</w:t>
-      </w:r>
-    </w:p>
-    <w:p>
-      <w:pPr>
-        <w:pStyle w:val="BodyText"/>
-        <w:numPr>
-          <w:ilvl w:val="0"/>
-          <w:numId w:val="9"/>
-        </w:numPr>
-        <w:tabs>
-          <w:tab w:val="clear" w:pos="709"/>
-          <w:tab w:val="left" w:pos="0"/>
-        </w:tabs>
-        <w:spacing w:before="30" w:after="118" w:line="240" w:lineRule="auto"/>
-        <w:ind w:left="726" w:hanging="293"/>
-        <w:jc w:val="both"/>
-      </w:pPr>
-      <w:r>
-        <w:t>The system will be deployed and accessible online.</w:t>
-      </w:r>
-    </w:p>
-    <w:p>
-      <w:pPr>
-        <w:pStyle w:val="normal1"/>
-        <w:spacing w:before="30" w:after="118" w:line="240" w:lineRule="auto"/>
-        <w:ind w:left="-5" w:right="-15" w:firstLine="7"/>
-        <w:rPr>
-          <w:sz w:val="22"/>
-          <w:szCs w:val="22"/>
         </w:rPr>
       </w:pPr>
     </w:p>
@@ -2083,11 +2197,35 @@
         <w:pStyle w:val="normal1"/>
         <w:spacing w:before="30" w:after="0" w:line="240" w:lineRule="auto"/>
         <w:ind w:left="0" w:firstLine="0"/>
-      </w:pPr>
-      <w:r>
-        <w:rPr>
+        <w:rPr>
+          <w:rFonts w:cs="Times New Roman"/>
+        </w:rPr>
+      </w:pPr>
+      <w:r>
+        <w:rPr>
+          <w:rFonts w:cs="Times New Roman"/>
           <w:sz w:val="20"/>
           <w:szCs w:val="20"/>
+        </w:rPr>
+        <w:t xml:space="preserve"> </w:t>
+      </w:r>
+      <w:r>
+        <w:rPr>
+          <w:rFonts w:cs="Times New Roman"/>
+          <w:b/>
+        </w:rPr>
+        <w:t>5</w:t>
+      </w:r>
+      <w:r>
+        <w:rPr>
+          <w:rFonts w:cs="Times New Roman"/>
+          <w:b/>
+        </w:rPr>
+        <w:t>. References</w:t>
+      </w:r>
+      <w:r>
+        <w:rPr>
+          <w:rFonts w:cs="Times New Roman"/>
         </w:rPr>
         <w:t xml:space="preserve"> </w:t>
       </w:r>
@@ -2097,808 +2235,247 @@
         <w:pStyle w:val="normal1"/>
         <w:spacing w:before="30" w:after="0" w:line="240" w:lineRule="auto"/>
         <w:ind w:left="0" w:firstLine="0"/>
-      </w:pPr>
-      <w:r>
-        <w:rPr>
-          <w:sz w:val="20"/>
-          <w:szCs w:val="20"/>
-        </w:rPr>
-        <w:t xml:space="preserve"> </w:t>
-      </w:r>
-    </w:p>
-    <w:p>
-      <w:pPr>
-        <w:pStyle w:val="normal1"/>
-        <w:spacing w:before="30" w:after="0" w:line="329" w:lineRule="auto"/>
-        <w:ind w:left="828" w:right="1801" w:hanging="821"/>
-      </w:pPr>
-      <w:r>
-        <w:t xml:space="preserve"> 4. </w:t>
-      </w:r>
-      <w:r>
-        <w:rPr>
-          <w:b/>
-        </w:rPr>
-        <w:t>Facilities required for proposed work</w:t>
-      </w:r>
-      <w:r>
-        <w:t xml:space="preserve"> </w:t>
-      </w:r>
-    </w:p>
-    <w:p>
-      <w:pPr>
-        <w:pStyle w:val="Heading2"/>
-        <w:spacing w:before="30" w:after="0" w:line="329" w:lineRule="auto"/>
-        <w:ind w:left="828" w:right="1801" w:hanging="821"/>
-      </w:pPr>
-      <w:r>
-        <w:t xml:space="preserve">   </w:t>
-      </w:r>
-      <w:r>
-        <w:rPr>
-          <w:sz w:val="24"/>
-          <w:szCs w:val="24"/>
-        </w:rPr>
-        <w:t>Software Requirements</w:t>
-      </w:r>
-    </w:p>
-    <w:p>
-      <w:pPr>
-        <w:pStyle w:val="BodyText"/>
+        <w:rPr>
+          <w:rFonts w:cs="Times New Roman"/>
+        </w:rPr>
+      </w:pPr>
+    </w:p>
+    <w:p>
+      <w:pPr>
+        <w:pStyle w:val="ListParagraph"/>
         <w:numPr>
           <w:ilvl w:val="0"/>
-          <w:numId w:val="10"/>
+          <w:numId w:val="48"/>
         </w:numPr>
-        <w:tabs>
-          <w:tab w:val="clear" w:pos="709"/>
-          <w:tab w:val="left" w:pos="0"/>
-        </w:tabs>
-        <w:spacing w:before="30" w:line="329" w:lineRule="auto"/>
-        <w:ind w:left="726" w:hanging="293"/>
-        <w:jc w:val="both"/>
-      </w:pPr>
-      <w:r>
-        <w:t>Python 3.x</w:t>
-      </w:r>
-    </w:p>
-    <w:p>
-      <w:pPr>
-        <w:pStyle w:val="BodyText"/>
-        <w:numPr>
-          <w:ilvl w:val="0"/>
-          <w:numId w:val="10"/>
-        </w:numPr>
-        <w:tabs>
-          <w:tab w:val="clear" w:pos="709"/>
-          <w:tab w:val="left" w:pos="0"/>
-        </w:tabs>
-        <w:spacing w:before="30" w:line="329" w:lineRule="auto"/>
-        <w:ind w:left="726" w:hanging="293"/>
-        <w:jc w:val="both"/>
-      </w:pPr>
-      <w:r>
-        <w:t>Django Framework</w:t>
-      </w:r>
-    </w:p>
-    <w:p>
-      <w:pPr>
-        <w:pStyle w:val="BodyText"/>
-        <w:numPr>
-          <w:ilvl w:val="0"/>
-          <w:numId w:val="10"/>
-        </w:numPr>
-        <w:tabs>
-          <w:tab w:val="clear" w:pos="709"/>
-          <w:tab w:val="left" w:pos="0"/>
-        </w:tabs>
-        <w:spacing w:before="30" w:line="329" w:lineRule="auto"/>
-        <w:ind w:left="726" w:hanging="293"/>
-        <w:jc w:val="both"/>
-      </w:pPr>
-      <w:r>
-        <w:t>PostgreSQL</w:t>
-      </w:r>
-    </w:p>
-    <w:p>
-      <w:pPr>
-        <w:pStyle w:val="BodyText"/>
-        <w:numPr>
-          <w:ilvl w:val="0"/>
-          <w:numId w:val="10"/>
-        </w:numPr>
-        <w:tabs>
-          <w:tab w:val="clear" w:pos="709"/>
-          <w:tab w:val="left" w:pos="0"/>
-        </w:tabs>
-        <w:spacing w:before="30" w:line="329" w:lineRule="auto"/>
-        <w:ind w:left="726" w:hanging="293"/>
-        <w:jc w:val="both"/>
-      </w:pPr>
-      <w:r>
-        <w:t>Visual Studio Code</w:t>
-      </w:r>
-    </w:p>
-    <w:p>
-      <w:pPr>
-        <w:pStyle w:val="BodyText"/>
-        <w:numPr>
-          <w:ilvl w:val="0"/>
-          <w:numId w:val="10"/>
-        </w:numPr>
-        <w:tabs>
-          <w:tab w:val="clear" w:pos="709"/>
-          <w:tab w:val="left" w:pos="0"/>
-        </w:tabs>
-        <w:spacing w:before="30" w:line="329" w:lineRule="auto"/>
-        <w:ind w:left="726" w:hanging="293"/>
-        <w:jc w:val="both"/>
-      </w:pPr>
-      <w:r>
-        <w:t>Git &amp; GitHub</w:t>
-      </w:r>
-    </w:p>
-    <w:p>
-      <w:pPr>
-        <w:pStyle w:val="BodyText"/>
-        <w:numPr>
-          <w:ilvl w:val="0"/>
-          <w:numId w:val="10"/>
-        </w:numPr>
-        <w:tabs>
-          <w:tab w:val="clear" w:pos="709"/>
-          <w:tab w:val="left" w:pos="0"/>
-        </w:tabs>
-        <w:spacing w:before="30" w:line="329" w:lineRule="auto"/>
-        <w:ind w:left="726" w:hanging="293"/>
-        <w:jc w:val="both"/>
-      </w:pPr>
-      <w:r>
-        <w:t>Ubuntu Server</w:t>
-      </w:r>
-    </w:p>
-    <w:p>
-      <w:pPr>
-        <w:pStyle w:val="BodyText"/>
-        <w:numPr>
-          <w:ilvl w:val="0"/>
-          <w:numId w:val="10"/>
-        </w:numPr>
-        <w:tabs>
-          <w:tab w:val="clear" w:pos="709"/>
-          <w:tab w:val="left" w:pos="0"/>
-        </w:tabs>
-        <w:spacing w:before="30" w:line="329" w:lineRule="auto"/>
-        <w:ind w:left="726" w:hanging="293"/>
-        <w:jc w:val="both"/>
-      </w:pPr>
-      <w:r>
-        <w:t>Nginx</w:t>
-      </w:r>
-    </w:p>
-    <w:p>
-      <w:pPr>
-        <w:pStyle w:val="BodyText"/>
-        <w:numPr>
-          <w:ilvl w:val="0"/>
-          <w:numId w:val="10"/>
-        </w:numPr>
-        <w:tabs>
-          <w:tab w:val="clear" w:pos="709"/>
-          <w:tab w:val="left" w:pos="0"/>
-        </w:tabs>
-        <w:spacing w:before="30" w:line="329" w:lineRule="auto"/>
-        <w:ind w:left="726" w:hanging="293"/>
-        <w:jc w:val="both"/>
-      </w:pPr>
-      <w:proofErr w:type="spellStart"/>
-      <w:r>
-        <w:t>Gunicorn</w:t>
-      </w:r>
-      <w:proofErr w:type="spellEnd"/>
-    </w:p>
-    <w:p>
-      <w:pPr>
-        <w:pStyle w:val="BodyText"/>
-        <w:numPr>
-          <w:ilvl w:val="0"/>
-          <w:numId w:val="10"/>
-        </w:numPr>
-        <w:tabs>
-          <w:tab w:val="clear" w:pos="709"/>
-          <w:tab w:val="left" w:pos="0"/>
-        </w:tabs>
-        <w:spacing w:before="30" w:line="329" w:lineRule="auto"/>
-        <w:ind w:left="726" w:hanging="293"/>
-        <w:jc w:val="both"/>
-      </w:pPr>
-      <w:r>
-        <w:t>Google Cloud Console (for API keys)</w:t>
-      </w:r>
-    </w:p>
-    <w:p>
-      <w:pPr>
-        <w:pStyle w:val="BodyText"/>
-        <w:numPr>
-          <w:ilvl w:val="0"/>
-          <w:numId w:val="10"/>
-        </w:numPr>
-        <w:tabs>
-          <w:tab w:val="clear" w:pos="709"/>
-          <w:tab w:val="left" w:pos="0"/>
-        </w:tabs>
-        <w:spacing w:before="30" w:line="329" w:lineRule="auto"/>
-        <w:ind w:left="726" w:hanging="293"/>
-        <w:jc w:val="both"/>
-      </w:pPr>
-      <w:r>
-        <w:t>PayPal Developer Account</w:t>
-      </w:r>
-    </w:p>
-    <w:p>
-      <w:pPr>
-        <w:pStyle w:val="BodyText"/>
-        <w:numPr>
-          <w:ilvl w:val="0"/>
-          <w:numId w:val="10"/>
-        </w:numPr>
-        <w:tabs>
-          <w:tab w:val="clear" w:pos="709"/>
-          <w:tab w:val="left" w:pos="0"/>
-        </w:tabs>
-        <w:spacing w:before="30" w:line="329" w:lineRule="auto"/>
-        <w:ind w:left="726" w:hanging="293"/>
-        <w:jc w:val="both"/>
-      </w:pPr>
-      <w:proofErr w:type="spellStart"/>
-      <w:r>
-        <w:t>Razorpay</w:t>
-      </w:r>
-      <w:proofErr w:type="spellEnd"/>
-      <w:r>
-        <w:t xml:space="preserve"> Developer Account</w:t>
-      </w:r>
-    </w:p>
-    <w:p>
-      <w:pPr>
-        <w:pStyle w:val="Heading2"/>
-        <w:spacing w:before="30" w:line="329" w:lineRule="auto"/>
-        <w:ind w:left="0" w:firstLine="0"/>
-        <w:rPr>
-          <w:sz w:val="24"/>
-          <w:szCs w:val="24"/>
-        </w:rPr>
-      </w:pPr>
-      <w:r>
-        <w:rPr>
-          <w:sz w:val="24"/>
-          <w:szCs w:val="24"/>
-        </w:rPr>
-        <w:t>Hardware Requirements</w:t>
-      </w:r>
-    </w:p>
-    <w:p>
-      <w:pPr>
-        <w:pStyle w:val="BodyText"/>
-        <w:numPr>
-          <w:ilvl w:val="0"/>
-          <w:numId w:val="11"/>
-        </w:numPr>
-        <w:tabs>
-          <w:tab w:val="clear" w:pos="709"/>
-          <w:tab w:val="left" w:pos="0"/>
-        </w:tabs>
-        <w:spacing w:before="30" w:line="329" w:lineRule="auto"/>
-        <w:ind w:left="726" w:hanging="293"/>
-        <w:jc w:val="both"/>
-      </w:pPr>
-      <w:r>
-        <w:t>Minimum 8GB RAM system</w:t>
-      </w:r>
-    </w:p>
-    <w:p>
-      <w:pPr>
-        <w:pStyle w:val="BodyText"/>
-        <w:numPr>
-          <w:ilvl w:val="0"/>
-          <w:numId w:val="11"/>
-        </w:numPr>
-        <w:tabs>
-          <w:tab w:val="clear" w:pos="709"/>
-          <w:tab w:val="left" w:pos="0"/>
-        </w:tabs>
-        <w:spacing w:before="30" w:line="329" w:lineRule="auto"/>
-        <w:ind w:left="726" w:hanging="293"/>
-        <w:jc w:val="both"/>
-      </w:pPr>
-      <w:r>
-        <w:t>Intel i5 or equivalent processor</w:t>
-      </w:r>
-    </w:p>
-    <w:p>
-      <w:pPr>
-        <w:pStyle w:val="BodyText"/>
-        <w:numPr>
-          <w:ilvl w:val="0"/>
-          <w:numId w:val="11"/>
-        </w:numPr>
-        <w:tabs>
-          <w:tab w:val="clear" w:pos="709"/>
-          <w:tab w:val="left" w:pos="0"/>
-        </w:tabs>
-        <w:spacing w:before="30" w:line="329" w:lineRule="auto"/>
-        <w:ind w:left="726" w:hanging="293"/>
-        <w:jc w:val="both"/>
-      </w:pPr>
-      <w:r>
-        <w:lastRenderedPageBreak/>
-        <w:t>20GB+ storage</w:t>
-      </w:r>
-    </w:p>
-    <w:p>
-      <w:pPr>
-        <w:pStyle w:val="BodyText"/>
-        <w:numPr>
-          <w:ilvl w:val="0"/>
-          <w:numId w:val="11"/>
-        </w:numPr>
-        <w:tabs>
-          <w:tab w:val="clear" w:pos="709"/>
-          <w:tab w:val="left" w:pos="0"/>
-        </w:tabs>
-        <w:spacing w:before="30" w:line="329" w:lineRule="auto"/>
-        <w:ind w:left="726" w:hanging="293"/>
-        <w:jc w:val="both"/>
-      </w:pPr>
-      <w:r>
-        <w:t>Stable internet connection</w:t>
-      </w:r>
-    </w:p>
-    <w:p>
-      <w:pPr>
-        <w:pStyle w:val="BodyText"/>
-        <w:spacing w:before="30" w:line="329" w:lineRule="auto"/>
-        <w:ind w:left="0" w:firstLine="0"/>
-        <w:jc w:val="both"/>
-      </w:pPr>
-    </w:p>
-    <w:p>
-      <w:pPr>
-        <w:pStyle w:val="normal1"/>
-        <w:spacing w:before="30" w:after="0" w:line="329" w:lineRule="auto"/>
-        <w:ind w:left="828" w:right="1801" w:hanging="821"/>
-      </w:pPr>
-    </w:p>
-    <w:p>
-      <w:pPr>
-        <w:pStyle w:val="normal1"/>
-        <w:spacing w:before="30" w:after="0" w:line="329" w:lineRule="auto"/>
-        <w:ind w:left="828" w:right="1801" w:hanging="821"/>
-        <w:rPr>
-          <w:b/>
-        </w:rPr>
-      </w:pPr>
-    </w:p>
-    <w:p>
-      <w:pPr>
-        <w:pStyle w:val="normal1"/>
-        <w:spacing w:before="30" w:after="0" w:line="329" w:lineRule="auto"/>
-        <w:ind w:left="828" w:right="1801" w:hanging="821"/>
-        <w:rPr>
-          <w:b/>
-        </w:rPr>
-      </w:pPr>
-      <w:r>
-        <w:t xml:space="preserve">5. </w:t>
-      </w:r>
-      <w:r>
-        <w:rPr>
-          <w:b/>
-        </w:rPr>
-        <w:t>Flow diagram /Use Case Diagram</w:t>
-      </w:r>
-    </w:p>
-    <w:p>
-      <w:pPr>
-        <w:pStyle w:val="normal1"/>
-        <w:spacing w:before="30" w:after="0" w:line="329" w:lineRule="auto"/>
-        <w:ind w:left="828" w:right="1801" w:hanging="821"/>
-        <w:rPr>
-          <w:b/>
-        </w:rPr>
-      </w:pPr>
-    </w:p>
-    <w:p>
-      <w:pPr>
-        <w:pStyle w:val="normal1"/>
-        <w:spacing w:before="30" w:after="0" w:line="329" w:lineRule="auto"/>
-        <w:ind w:left="828" w:right="1801" w:hanging="821"/>
-        <w:rPr>
-          <w:b/>
-          <w:sz w:val="48"/>
-          <w:szCs w:val="48"/>
-        </w:rPr>
-      </w:pPr>
-      <w:r>
-        <w:rPr>
-          <w:b/>
-        </w:rPr>
-        <w:t>6 Algorithm</w:t>
-      </w:r>
-    </w:p>
-    <w:p>
-      <w:pPr>
-        <w:numPr>
-          <w:ilvl w:val="0"/>
-          <w:numId w:val="27"/>
-        </w:numPr>
-        <w:spacing w:before="30" w:after="0" w:line="329" w:lineRule="auto"/>
-      </w:pPr>
-      <w:r>
-        <w:t>Start</w:t>
-      </w:r>
-    </w:p>
-    <w:p>
-      <w:pPr>
-        <w:numPr>
-          <w:ilvl w:val="0"/>
-          <w:numId w:val="27"/>
-        </w:numPr>
-        <w:spacing w:before="30" w:after="0" w:line="329" w:lineRule="auto"/>
-      </w:pPr>
-      <w:proofErr w:type="spellStart"/>
-      <w:r>
-        <w:t>Userregisters</w:t>
-      </w:r>
-      <w:proofErr w:type="spellEnd"/>
-      <w:r>
-        <w:t>/login</w:t>
-      </w:r>
-    </w:p>
-    <w:p>
-      <w:pPr>
-        <w:numPr>
-          <w:ilvl w:val="0"/>
-          <w:numId w:val="27"/>
-        </w:numPr>
-        <w:spacing w:before="30" w:after="0" w:line="329" w:lineRule="auto"/>
-      </w:pPr>
-      <w:r>
-        <w:t>If admin → manage system</w:t>
-      </w:r>
-    </w:p>
-    <w:p>
-      <w:pPr>
-        <w:numPr>
-          <w:ilvl w:val="0"/>
-          <w:numId w:val="27"/>
-        </w:numPr>
-        <w:spacing w:before="30" w:after="0" w:line="329" w:lineRule="auto"/>
-      </w:pPr>
-      <w:r>
-        <w:t>If vendor → manage menu/orders</w:t>
-      </w:r>
-    </w:p>
-    <w:p>
-      <w:pPr>
-        <w:numPr>
-          <w:ilvl w:val="0"/>
-          <w:numId w:val="27"/>
-        </w:numPr>
-        <w:spacing w:before="30" w:after="0" w:line="329" w:lineRule="auto"/>
-      </w:pPr>
-      <w:r>
-        <w:t>If customer → browse &amp; order</w:t>
-      </w:r>
-    </w:p>
-    <w:p>
-      <w:pPr>
-        <w:numPr>
-          <w:ilvl w:val="0"/>
-          <w:numId w:val="27"/>
-        </w:numPr>
-        <w:spacing w:before="30" w:after="0" w:line="329" w:lineRule="auto"/>
-      </w:pPr>
-      <w:r>
-        <w:t>Store order in database</w:t>
-      </w:r>
-    </w:p>
-    <w:p>
-      <w:pPr>
-        <w:numPr>
-          <w:ilvl w:val="0"/>
-          <w:numId w:val="27"/>
-        </w:numPr>
-        <w:spacing w:before="30" w:after="0" w:line="329" w:lineRule="auto"/>
-      </w:pPr>
-      <w:r>
-        <w:t>Update order status</w:t>
-      </w:r>
-    </w:p>
-    <w:p>
-      <w:pPr>
-        <w:numPr>
-          <w:ilvl w:val="0"/>
-          <w:numId w:val="27"/>
-        </w:numPr>
-        <w:spacing w:before="30" w:after="0" w:line="329" w:lineRule="auto"/>
-      </w:pPr>
-      <w:r>
-        <w:t>End</w:t>
-      </w:r>
-    </w:p>
-    <w:p>
-      <w:pPr>
-        <w:pStyle w:val="normal1"/>
-        <w:spacing w:before="30" w:after="0" w:line="329" w:lineRule="auto"/>
-        <w:ind w:left="828" w:right="1801" w:hanging="821"/>
-        <w:rPr>
-          <w:b/>
-          <w:sz w:val="48"/>
-          <w:szCs w:val="48"/>
-        </w:rPr>
-      </w:pPr>
-    </w:p>
-    <w:p>
-      <w:pPr>
-        <w:pStyle w:val="normal1"/>
-        <w:spacing w:before="30" w:after="0" w:line="240" w:lineRule="auto"/>
-        <w:ind w:left="0" w:firstLine="0"/>
-      </w:pPr>
-      <w:r>
-        <w:rPr>
-          <w:sz w:val="20"/>
-          <w:szCs w:val="20"/>
-        </w:rPr>
-        <w:t xml:space="preserve"> </w:t>
-      </w:r>
-      <w:r>
-        <w:rPr>
-          <w:b/>
-        </w:rPr>
-        <w:t>7. References</w:t>
-      </w:r>
-      <w:r>
-        <w:t xml:space="preserve"> </w:t>
-      </w:r>
-    </w:p>
-    <w:p>
-      <w:pPr>
-        <w:pStyle w:val="normal1"/>
-        <w:spacing w:before="30" w:after="0" w:line="240" w:lineRule="auto"/>
-        <w:ind w:left="0" w:firstLine="0"/>
-      </w:pPr>
-    </w:p>
-    <w:p>
-      <w:pPr>
-        <w:pStyle w:val="BodyText"/>
-        <w:numPr>
-          <w:ilvl w:val="0"/>
-          <w:numId w:val="25"/>
-        </w:numPr>
-        <w:spacing w:before="30" w:after="0"/>
-        <w:jc w:val="both"/>
-      </w:pPr>
-      <w:r>
-        <w:t xml:space="preserve">Django Official Documentation  </w:t>
-      </w:r>
-      <w:hyperlink r:id="rId9" w:tgtFrame="_new">
+        <w:spacing w:after="0" w:line="240" w:lineRule="auto"/>
+        <w:jc w:val="left"/>
+        <w:rPr>
+          <w:rFonts w:cs="Times New Roman"/>
+        </w:rPr>
+      </w:pPr>
+      <w:r>
+        <w:rPr>
+          <w:rFonts w:cs="Times New Roman"/>
+        </w:rPr>
+        <w:t xml:space="preserve">Leaflet Documentation – </w:t>
+      </w:r>
+      <w:hyperlink r:id="rId9" w:tgtFrame="_new" w:history="1">
         <w:r>
           <w:rPr>
             <w:rStyle w:val="Hyperlink"/>
+            <w:rFonts w:cs="Times New Roman"/>
           </w:rPr>
-          <w:t>https://docs.djangoproject.com</w:t>
+          <w:t>https://leafletjs.com</w:t>
         </w:r>
       </w:hyperlink>
-    </w:p>
-    <w:p>
-      <w:pPr>
-        <w:pStyle w:val="BodyText"/>
+      <w:r>
+        <w:rPr>
+          <w:rFonts w:cs="Times New Roman"/>
+        </w:rPr>
+        <w:t xml:space="preserve"> </w:t>
+      </w:r>
+    </w:p>
+    <w:p>
+      <w:pPr>
+        <w:pStyle w:val="ListParagraph"/>
         <w:numPr>
           <w:ilvl w:val="0"/>
-          <w:numId w:val="20"/>
+          <w:numId w:val="48"/>
         </w:numPr>
-        <w:tabs>
-          <w:tab w:val="clear" w:pos="720"/>
-          <w:tab w:val="left" w:pos="0"/>
-        </w:tabs>
-        <w:spacing w:before="30"/>
-        <w:ind w:left="737" w:hanging="293"/>
-        <w:jc w:val="both"/>
-      </w:pPr>
-      <w:r>
-        <w:t xml:space="preserve">PostgreSQL Documentation – </w:t>
-      </w:r>
-    </w:p>
-    <w:p>
-      <w:pPr>
-        <w:pStyle w:val="BodyText"/>
-        <w:numPr>
-          <w:ilvl w:val="0"/>
-          <w:numId w:val="20"/>
-        </w:numPr>
-        <w:tabs>
-          <w:tab w:val="clear" w:pos="720"/>
-          <w:tab w:val="left" w:pos="0"/>
-        </w:tabs>
-        <w:spacing w:before="30"/>
-        <w:ind w:left="737" w:hanging="293"/>
-        <w:jc w:val="both"/>
-      </w:pPr>
-      <w:hyperlink r:id="rId10" w:tgtFrame="_new">
+        <w:rPr>
+          <w:rFonts w:cs="Times New Roman"/>
+        </w:rPr>
+      </w:pPr>
+      <w:r>
+        <w:rPr>
+          <w:rFonts w:cs="Times New Roman"/>
+        </w:rPr>
+        <w:t xml:space="preserve">OpenStreetMap – </w:t>
+      </w:r>
+      <w:hyperlink r:id="rId10" w:tgtFrame="_new" w:history="1">
         <w:r>
           <w:rPr>
             <w:rStyle w:val="Hyperlink"/>
+            <w:rFonts w:cs="Times New Roman"/>
+          </w:rPr>
+          <w:t>https://www.openstreetmap.org</w:t>
+        </w:r>
+      </w:hyperlink>
+      <w:r>
+        <w:rPr>
+          <w:rFonts w:cs="Times New Roman"/>
+        </w:rPr>
+        <w:t xml:space="preserve"> </w:t>
+      </w:r>
+    </w:p>
+    <w:p>
+      <w:pPr>
+        <w:pStyle w:val="ListParagraph"/>
+        <w:numPr>
+          <w:ilvl w:val="0"/>
+          <w:numId w:val="48"/>
+        </w:numPr>
+        <w:rPr>
+          <w:rFonts w:cs="Times New Roman"/>
+        </w:rPr>
+      </w:pPr>
+      <w:r>
+        <w:rPr>
+          <w:rFonts w:cs="Times New Roman"/>
+        </w:rPr>
+        <w:t xml:space="preserve">PostgreSQL Documentation – </w:t>
+      </w:r>
+      <w:hyperlink r:id="rId11" w:tgtFrame="_new" w:history="1">
+        <w:r>
+          <w:rPr>
+            <w:rStyle w:val="Hyperlink"/>
+            <w:rFonts w:cs="Times New Roman"/>
           </w:rPr>
           <w:t>https://www.postgresql.org/docs</w:t>
         </w:r>
       </w:hyperlink>
-    </w:p>
-    <w:p>
-      <w:pPr>
-        <w:pStyle w:val="BodyText"/>
+      <w:r>
+        <w:rPr>
+          <w:rFonts w:cs="Times New Roman"/>
+        </w:rPr>
+        <w:t xml:space="preserve"> </w:t>
+      </w:r>
+    </w:p>
+    <w:p>
+      <w:pPr>
+        <w:pStyle w:val="ListParagraph"/>
         <w:numPr>
           <w:ilvl w:val="0"/>
-          <w:numId w:val="21"/>
+          <w:numId w:val="48"/>
         </w:numPr>
-        <w:tabs>
-          <w:tab w:val="clear" w:pos="720"/>
-          <w:tab w:val="left" w:pos="0"/>
-        </w:tabs>
-        <w:spacing w:before="30"/>
-        <w:ind w:left="737" w:hanging="293"/>
-        <w:jc w:val="both"/>
-      </w:pPr>
-      <w:r>
-        <w:t xml:space="preserve">Google Maps Platform Documentation – </w:t>
-      </w:r>
-      <w:hyperlink r:id="rId11" w:tgtFrame="_new">
+        <w:rPr>
+          <w:rFonts w:cs="Times New Roman"/>
+        </w:rPr>
+      </w:pPr>
+      <w:r>
+        <w:rPr>
+          <w:rFonts w:cs="Times New Roman"/>
+        </w:rPr>
+        <w:t xml:space="preserve">PostGIS Documentation – </w:t>
+      </w:r>
+      <w:hyperlink r:id="rId12" w:tgtFrame="_new" w:history="1">
         <w:r>
           <w:rPr>
             <w:rStyle w:val="Hyperlink"/>
+            <w:rFonts w:cs="Times New Roman"/>
           </w:rPr>
-          <w:t>https://developers.google.com/maps</w:t>
+          <w:t>https://postgis.net</w:t>
         </w:r>
       </w:hyperlink>
-    </w:p>
-    <w:p>
-      <w:pPr>
-        <w:pStyle w:val="BodyText"/>
+      <w:r>
+        <w:rPr>
+          <w:rFonts w:cs="Times New Roman"/>
+        </w:rPr>
+        <w:t xml:space="preserve"> </w:t>
+      </w:r>
+    </w:p>
+    <w:p>
+      <w:pPr>
+        <w:pStyle w:val="ListParagraph"/>
         <w:numPr>
           <w:ilvl w:val="0"/>
-          <w:numId w:val="26"/>
+          <w:numId w:val="48"/>
         </w:numPr>
-        <w:tabs>
-          <w:tab w:val="clear" w:pos="720"/>
-          <w:tab w:val="left" w:pos="0"/>
-        </w:tabs>
-        <w:spacing w:before="30"/>
-        <w:ind w:left="737" w:hanging="293"/>
-        <w:jc w:val="both"/>
-      </w:pPr>
-      <w:r>
-        <w:t xml:space="preserve">PayPal Developer Documentation – </w:t>
-      </w:r>
-      <w:r>
-        <w:rPr>
-          <w:color w:val="2A6099"/>
-        </w:rPr>
-        <w:t>https://developer.paypal.com/</w:t>
-      </w:r>
-    </w:p>
-    <w:p>
-      <w:pPr>
-        <w:pStyle w:val="BodyText"/>
-        <w:numPr>
-          <w:ilvl w:val="0"/>
-          <w:numId w:val="22"/>
-        </w:numPr>
-        <w:tabs>
-          <w:tab w:val="clear" w:pos="720"/>
-          <w:tab w:val="left" w:pos="0"/>
-        </w:tabs>
-        <w:spacing w:before="30"/>
-        <w:ind w:left="737" w:hanging="293"/>
-        <w:jc w:val="both"/>
-      </w:pPr>
-      <w:proofErr w:type="spellStart"/>
-      <w:r>
-        <w:t>Razorpay</w:t>
-      </w:r>
-      <w:proofErr w:type="spellEnd"/>
-      <w:r>
-        <w:t xml:space="preserve"> Developer Documentation – </w:t>
-      </w:r>
-      <w:hyperlink r:id="rId12" w:tgtFrame="_new">
+        <w:rPr>
+          <w:rFonts w:cs="Times New Roman"/>
+        </w:rPr>
+      </w:pPr>
+      <w:r>
+        <w:rPr>
+          <w:rFonts w:cs="Times New Roman"/>
+        </w:rPr>
+        <w:t xml:space="preserve">MongoDB Documentation – </w:t>
+      </w:r>
+      <w:hyperlink r:id="rId13" w:tgtFrame="_new" w:history="1">
         <w:r>
           <w:rPr>
             <w:rStyle w:val="Hyperlink"/>
+            <w:rFonts w:cs="Times New Roman"/>
           </w:rPr>
-          <w:t>https://razorpay.com/docs</w:t>
+          <w:t>https://www.mongodb.com/docs</w:t>
         </w:r>
       </w:hyperlink>
-    </w:p>
-    <w:p>
-      <w:pPr>
-        <w:pStyle w:val="BodyText"/>
+      <w:r>
+        <w:rPr>
+          <w:rFonts w:cs="Times New Roman"/>
+        </w:rPr>
+        <w:t xml:space="preserve"> </w:t>
+      </w:r>
+    </w:p>
+    <w:p>
+      <w:pPr>
+        <w:pStyle w:val="ListParagraph"/>
         <w:numPr>
           <w:ilvl w:val="0"/>
-          <w:numId w:val="23"/>
+          <w:numId w:val="48"/>
         </w:numPr>
-        <w:tabs>
-          <w:tab w:val="clear" w:pos="720"/>
-          <w:tab w:val="left" w:pos="0"/>
-        </w:tabs>
-        <w:spacing w:before="30"/>
-        <w:ind w:left="737" w:hanging="293"/>
-        <w:jc w:val="both"/>
-      </w:pPr>
-      <w:r>
-        <w:t xml:space="preserve">Ubuntu Server Documentation – </w:t>
-      </w:r>
-      <w:hyperlink r:id="rId13" w:tgtFrame="_new">
+        <w:rPr>
+          <w:rFonts w:cs="Times New Roman"/>
+        </w:rPr>
+      </w:pPr>
+      <w:r>
+        <w:rPr>
+          <w:rFonts w:cs="Times New Roman"/>
+        </w:rPr>
+        <w:t xml:space="preserve">Next.js Documentation – </w:t>
+      </w:r>
+      <w:hyperlink r:id="rId14" w:tgtFrame="_new" w:history="1">
         <w:r>
           <w:rPr>
             <w:rStyle w:val="Hyperlink"/>
+            <w:rFonts w:cs="Times New Roman"/>
           </w:rPr>
-          <w:t>https://ubuntu.com/server/docs</w:t>
+          <w:t>https://nextjs.org/docs</w:t>
         </w:r>
       </w:hyperlink>
-    </w:p>
-    <w:p>
-      <w:pPr>
-        <w:pStyle w:val="BodyText"/>
+      <w:r>
+        <w:rPr>
+          <w:rFonts w:cs="Times New Roman"/>
+        </w:rPr>
+        <w:t xml:space="preserve"> </w:t>
+      </w:r>
+    </w:p>
+    <w:p>
+      <w:pPr>
+        <w:pStyle w:val="normal1"/>
         <w:numPr>
           <w:ilvl w:val="0"/>
-          <w:numId w:val="24"/>
+          <w:numId w:val="48"/>
         </w:numPr>
-        <w:tabs>
-          <w:tab w:val="clear" w:pos="720"/>
-          <w:tab w:val="left" w:pos="0"/>
-        </w:tabs>
-        <w:spacing w:before="30"/>
-        <w:ind w:left="737" w:hanging="293"/>
-        <w:jc w:val="both"/>
-      </w:pPr>
-      <w:r>
-        <w:t xml:space="preserve">Nginx Documentation – </w:t>
-      </w:r>
-    </w:p>
-    <w:p>
-      <w:pPr>
-        <w:pStyle w:val="BodyText"/>
-        <w:numPr>
-          <w:ilvl w:val="0"/>
-          <w:numId w:val="24"/>
-        </w:numPr>
-        <w:tabs>
-          <w:tab w:val="clear" w:pos="720"/>
-          <w:tab w:val="left" w:pos="0"/>
-        </w:tabs>
-        <w:spacing w:before="30"/>
-        <w:ind w:left="737" w:hanging="293"/>
-        <w:jc w:val="both"/>
-      </w:pPr>
-      <w:hyperlink r:id="rId14" w:tgtFrame="_new">
+        <w:spacing w:before="30" w:after="0" w:line="360" w:lineRule="auto"/>
+        <w:rPr>
+          <w:rFonts w:cs="Times New Roman"/>
+        </w:rPr>
+      </w:pPr>
+      <w:r>
+        <w:rPr>
+          <w:rFonts w:cs="Times New Roman"/>
+        </w:rPr>
+        <w:t xml:space="preserve">Apache ECharts – </w:t>
+      </w:r>
+      <w:hyperlink r:id="rId15" w:tgtFrame="_new" w:history="1">
         <w:r>
           <w:rPr>
             <w:rStyle w:val="Hyperlink"/>
+            <w:rFonts w:cs="Times New Roman"/>
           </w:rPr>
-          <w:t>https://nginx.org/en/docs</w:t>
+          <w:t>https://echarts.apache.org</w:t>
         </w:r>
       </w:hyperlink>
-    </w:p>
-    <w:p>
-      <w:pPr>
-        <w:pStyle w:val="normal1"/>
-        <w:spacing w:before="30" w:after="0" w:line="360" w:lineRule="auto"/>
-        <w:ind w:left="0" w:firstLine="0"/>
-      </w:pPr>
     </w:p>
     <w:p>
       <w:pPr>
         <w:pStyle w:val="normal1"/>
         <w:spacing w:before="30" w:after="0" w:line="240" w:lineRule="auto"/>
         <w:ind w:left="101" w:firstLine="720"/>
+        <w:rPr>
+          <w:rFonts w:cs="Times New Roman"/>
+        </w:rPr>
       </w:pPr>
     </w:p>
     <w:p>
@@ -2906,6 +2483,9 @@
         <w:pStyle w:val="normal1"/>
         <w:spacing w:before="30" w:after="0" w:line="240" w:lineRule="auto"/>
         <w:ind w:left="101" w:firstLine="720"/>
+        <w:rPr>
+          <w:rFonts w:cs="Times New Roman"/>
+        </w:rPr>
       </w:pPr>
     </w:p>
     <w:p>
@@ -2914,6 +2494,7 @@
         <w:spacing w:before="30" w:after="0" w:line="240" w:lineRule="auto"/>
         <w:ind w:left="0" w:firstLine="0"/>
         <w:rPr>
+          <w:rFonts w:cs="Times New Roman"/>
           <w:sz w:val="32"/>
           <w:szCs w:val="32"/>
         </w:rPr>
@@ -2924,9 +2505,13 @@
         <w:pStyle w:val="normal1"/>
         <w:spacing w:before="30" w:after="0" w:line="240" w:lineRule="auto"/>
         <w:ind w:left="22" w:firstLine="0"/>
-      </w:pPr>
-      <w:r>
-        <w:rPr>
+        <w:rPr>
+          <w:rFonts w:cs="Times New Roman"/>
+        </w:rPr>
+      </w:pPr>
+      <w:r>
+        <w:rPr>
+          <w:rFonts w:cs="Times New Roman"/>
           <w:sz w:val="18"/>
           <w:szCs w:val="18"/>
         </w:rPr>
@@ -2938,9 +2523,13 @@
         <w:pStyle w:val="normal1"/>
         <w:spacing w:before="30" w:after="17" w:line="240" w:lineRule="auto"/>
         <w:ind w:left="22" w:firstLine="0"/>
-      </w:pPr>
-      <w:r>
-        <w:rPr>
+        <w:rPr>
+          <w:rFonts w:cs="Times New Roman"/>
+        </w:rPr>
+      </w:pPr>
+      <w:r>
+        <w:rPr>
+          <w:rFonts w:cs="Times New Roman"/>
           <w:sz w:val="20"/>
           <w:szCs w:val="20"/>
         </w:rPr>
@@ -2952,11 +2541,14 @@
         <w:pStyle w:val="normal1"/>
         <w:spacing w:before="30" w:line="350" w:lineRule="auto"/>
         <w:ind w:left="821" w:firstLine="0"/>
+        <w:rPr>
+          <w:rFonts w:cs="Times New Roman"/>
+        </w:rPr>
       </w:pPr>
     </w:p>
     <w:sectPr>
       <w:pgSz w:w="12240" w:h="15840"/>
-      <w:pgMar w:top="1418" w:right="709" w:bottom="709" w:left="1418" w:header="0" w:footer="0" w:gutter="0"/>
+      <w:pgMar w:top="1411" w:right="706" w:bottom="706" w:left="1152" w:header="0" w:footer="0" w:gutter="0"/>
       <w:pgNumType w:start="1"/>
       <w:cols w:space="720"/>
       <w:formProt w:val="0"/>
@@ -2967,7 +2559,7 @@
 </file>
 
 <file path=word/endnotes.xml><?xml version="1.0" encoding="utf-8"?>
-<w:endnotes xmlns:wpc="http://schemas.microsoft.com/office/word/2010/wordprocessingCanvas" xmlns:cx="http://schemas.microsoft.com/office/drawing/2014/chartex" xmlns:cx1="http://schemas.microsoft.com/office/drawing/2015/9/8/chartex" xmlns:cx2="http://schemas.microsoft.com/office/drawing/2015/10/21/chartex" xmlns:cx3="http://schemas.microsoft.com/office/drawing/2016/5/9/chartex" xmlns:cx4="http://schemas.microsoft.com/office/drawing/2016/5/10/chartex" xmlns:cx5="http://schemas.microsoft.com/office/drawing/2016/5/11/chartex" xmlns:cx6="http://schemas.microsoft.com/office/drawing/2016/5/12/chartex" xmlns:cx7="http://schemas.microsoft.com/office/drawing/2016/5/13/chartex" xmlns:cx8="http://schemas.microsoft.com/office/drawing/2016/5/14/chartex" xmlns:mc="http://schemas.openxmlformats.org/markup-compatibility/2006" xmlns:aink="http://schemas.microsoft.com/office/drawing/2016/ink" xmlns:am3d="http://schemas.microsoft.com/office/drawing/2017/model3d" xmlns:o="urn:schemas-microsoft-com:office:office" xmlns:oel="http://schemas.microsoft.com/office/2019/extlst" xmlns:r="http://schemas.openxmlformats.org/officeDocument/2006/relationships" xmlns:m="http://schemas.openxmlformats.org/officeDocument/2006/math" xmlns:v="urn:schemas-microsoft-com:vml" xmlns:wp14="http://schemas.microsoft.com/office/word/2010/wordprocessingDrawing" xmlns:wp="http://schemas.openxmlformats.org/drawingml/2006/wordprocessingDrawing" xmlns:w10="urn:schemas-microsoft-com:office:word" xmlns:w="http://schemas.openxmlformats.org/wordprocessingml/2006/main" xmlns:w14="http://schemas.microsoft.com/office/word/2010/wordml" xmlns:w15="http://schemas.microsoft.com/office/word/2012/wordml" xmlns:w16cex="http://schemas.microsoft.com/office/word/2018/wordml/cex" xmlns:w16cid="http://schemas.microsoft.com/office/word/2016/wordml/cid" xmlns:w16="http://schemas.microsoft.com/office/word/2018/wordml" xmlns:w16du="http://schemas.microsoft.com/office/word/2023/wordml/word16du" xmlns:w16sdtdh="http://schemas.microsoft.com/office/word/2020/wordml/sdtdatahash" xmlns:w16sdtfl="http://schemas.microsoft.com/office/word/2024/wordml/sdtformatlock" xmlns:w16se="http://schemas.microsoft.com/office/word/2015/wordml/symex" xmlns:wpg="http://schemas.microsoft.com/office/word/2010/wordprocessingGroup" xmlns:wpi="http://schemas.microsoft.com/office/word/2010/wordprocessingInk" xmlns:wne="http://schemas.microsoft.com/office/word/2006/wordml" xmlns:wps="http://schemas.microsoft.com/office/word/2010/wordprocessingShape" mc:Ignorable="w14 w15 w16se w16cid w16 w16cex w16sdtdh w16sdtfl w16du wp14">
+<w:endnotes xmlns:wpc="http://schemas.microsoft.com/office/word/2010/wordprocessingCanvas" xmlns:mc="http://schemas.openxmlformats.org/markup-compatibility/2006" xmlns:o="urn:schemas-microsoft-com:office:office" xmlns:r="http://schemas.openxmlformats.org/officeDocument/2006/relationships" xmlns:m="http://schemas.openxmlformats.org/officeDocument/2006/math" xmlns:v="urn:schemas-microsoft-com:vml" xmlns:wp14="http://schemas.microsoft.com/office/word/2010/wordprocessingDrawing" xmlns:wp="http://schemas.openxmlformats.org/drawingml/2006/wordprocessingDrawing" xmlns:w10="urn:schemas-microsoft-com:office:word" xmlns:w="http://schemas.openxmlformats.org/wordprocessingml/2006/main" xmlns:w14="http://schemas.microsoft.com/office/word/2010/wordml" xmlns:w15="http://schemas.microsoft.com/office/word/2012/wordml" xmlns:wpg="http://schemas.microsoft.com/office/word/2010/wordprocessingGroup" xmlns:wpi="http://schemas.microsoft.com/office/word/2010/wordprocessingInk" xmlns:wne="http://schemas.microsoft.com/office/word/2006/wordml" xmlns:wps="http://schemas.microsoft.com/office/word/2010/wordprocessingShape" mc:Ignorable="w14 w15 wp14">
   <w:endnote w:type="separator" w:id="-1">
     <w:p>
       <w:pPr>
@@ -2992,7 +2584,7 @@
 </file>
 
 <file path=word/footnotes.xml><?xml version="1.0" encoding="utf-8"?>
-<w:footnotes xmlns:wpc="http://schemas.microsoft.com/office/word/2010/wordprocessingCanvas" xmlns:cx="http://schemas.microsoft.com/office/drawing/2014/chartex" xmlns:cx1="http://schemas.microsoft.com/office/drawing/2015/9/8/chartex" xmlns:cx2="http://schemas.microsoft.com/office/drawing/2015/10/21/chartex" xmlns:cx3="http://schemas.microsoft.com/office/drawing/2016/5/9/chartex" xmlns:cx4="http://schemas.microsoft.com/office/drawing/2016/5/10/chartex" xmlns:cx5="http://schemas.microsoft.com/office/drawing/2016/5/11/chartex" xmlns:cx6="http://schemas.microsoft.com/office/drawing/2016/5/12/chartex" xmlns:cx7="http://schemas.microsoft.com/office/drawing/2016/5/13/chartex" xmlns:cx8="http://schemas.microsoft.com/office/drawing/2016/5/14/chartex" xmlns:mc="http://schemas.openxmlformats.org/markup-compatibility/2006" xmlns:aink="http://schemas.microsoft.com/office/drawing/2016/ink" xmlns:am3d="http://schemas.microsoft.com/office/drawing/2017/model3d" xmlns:o="urn:schemas-microsoft-com:office:office" xmlns:oel="http://schemas.microsoft.com/office/2019/extlst" xmlns:r="http://schemas.openxmlformats.org/officeDocument/2006/relationships" xmlns:m="http://schemas.openxmlformats.org/officeDocument/2006/math" xmlns:v="urn:schemas-microsoft-com:vml" xmlns:wp14="http://schemas.microsoft.com/office/word/2010/wordprocessingDrawing" xmlns:wp="http://schemas.openxmlformats.org/drawingml/2006/wordprocessingDrawing" xmlns:w10="urn:schemas-microsoft-com:office:word" xmlns:w="http://schemas.openxmlformats.org/wordprocessingml/2006/main" xmlns:w14="http://schemas.microsoft.com/office/word/2010/wordml" xmlns:w15="http://schemas.microsoft.com/office/word/2012/wordml" xmlns:w16cex="http://schemas.microsoft.com/office/word/2018/wordml/cex" xmlns:w16cid="http://schemas.microsoft.com/office/word/2016/wordml/cid" xmlns:w16="http://schemas.microsoft.com/office/word/2018/wordml" xmlns:w16du="http://schemas.microsoft.com/office/word/2023/wordml/word16du" xmlns:w16sdtdh="http://schemas.microsoft.com/office/word/2020/wordml/sdtdatahash" xmlns:w16sdtfl="http://schemas.microsoft.com/office/word/2024/wordml/sdtformatlock" xmlns:w16se="http://schemas.microsoft.com/office/word/2015/wordml/symex" xmlns:wpg="http://schemas.microsoft.com/office/word/2010/wordprocessingGroup" xmlns:wpi="http://schemas.microsoft.com/office/word/2010/wordprocessingInk" xmlns:wne="http://schemas.microsoft.com/office/word/2006/wordml" xmlns:wps="http://schemas.microsoft.com/office/word/2010/wordprocessingShape" mc:Ignorable="w14 w15 w16se w16cid w16 w16cex w16sdtdh w16sdtfl w16du wp14">
+<w:footnotes xmlns:wpc="http://schemas.microsoft.com/office/word/2010/wordprocessingCanvas" xmlns:mc="http://schemas.openxmlformats.org/markup-compatibility/2006" xmlns:o="urn:schemas-microsoft-com:office:office" xmlns:r="http://schemas.openxmlformats.org/officeDocument/2006/relationships" xmlns:m="http://schemas.openxmlformats.org/officeDocument/2006/math" xmlns:v="urn:schemas-microsoft-com:vml" xmlns:wp14="http://schemas.microsoft.com/office/word/2010/wordprocessingDrawing" xmlns:wp="http://schemas.openxmlformats.org/drawingml/2006/wordprocessingDrawing" xmlns:w10="urn:schemas-microsoft-com:office:word" xmlns:w="http://schemas.openxmlformats.org/wordprocessingml/2006/main" xmlns:w14="http://schemas.microsoft.com/office/word/2010/wordml" xmlns:w15="http://schemas.microsoft.com/office/word/2012/wordml" xmlns:wpg="http://schemas.microsoft.com/office/word/2010/wordprocessingGroup" xmlns:wpi="http://schemas.microsoft.com/office/word/2010/wordprocessingInk" xmlns:wne="http://schemas.microsoft.com/office/word/2006/wordml" xmlns:wps="http://schemas.microsoft.com/office/word/2010/wordprocessingShape" mc:Ignorable="w14 w15 wp14">
   <w:footnote w:type="separator" w:id="-1">
     <w:p>
       <w:pPr>
@@ -3017,7 +2609,7 @@
 </file>
 
 <file path=word/numbering.xml><?xml version="1.0" encoding="utf-8"?>
-<w:numbering xmlns:wpc="http://schemas.microsoft.com/office/word/2010/wordprocessingCanvas" xmlns:cx="http://schemas.microsoft.com/office/drawing/2014/chartex" xmlns:cx1="http://schemas.microsoft.com/office/drawing/2015/9/8/chartex" xmlns:cx2="http://schemas.microsoft.com/office/drawing/2015/10/21/chartex" xmlns:cx3="http://schemas.microsoft.com/office/drawing/2016/5/9/chartex" xmlns:cx4="http://schemas.microsoft.com/office/drawing/2016/5/10/chartex" xmlns:cx5="http://schemas.microsoft.com/office/drawing/2016/5/11/chartex" xmlns:cx6="http://schemas.microsoft.com/office/drawing/2016/5/12/chartex" xmlns:cx7="http://schemas.microsoft.com/office/drawing/2016/5/13/chartex" xmlns:cx8="http://schemas.microsoft.com/office/drawing/2016/5/14/chartex" xmlns:mc="http://schemas.openxmlformats.org/markup-compatibility/2006" xmlns:aink="http://schemas.microsoft.com/office/drawing/2016/ink" xmlns:am3d="http://schemas.microsoft.com/office/drawing/2017/model3d" xmlns:o="urn:schemas-microsoft-com:office:office" xmlns:oel="http://schemas.microsoft.com/office/2019/extlst" xmlns:r="http://schemas.openxmlformats.org/officeDocument/2006/relationships" xmlns:m="http://schemas.openxmlformats.org/officeDocument/2006/math" xmlns:v="urn:schemas-microsoft-com:vml" xmlns:wp14="http://schemas.microsoft.com/office/word/2010/wordprocessingDrawing" xmlns:wp="http://schemas.openxmlformats.org/drawingml/2006/wordprocessingDrawing" xmlns:w10="urn:schemas-microsoft-com:office:word" xmlns:w="http://schemas.openxmlformats.org/wordprocessingml/2006/main" xmlns:w14="http://schemas.microsoft.com/office/word/2010/wordml" xmlns:w15="http://schemas.microsoft.com/office/word/2012/wordml" xmlns:w16cex="http://schemas.microsoft.com/office/word/2018/wordml/cex" xmlns:w16cid="http://schemas.microsoft.com/office/word/2016/wordml/cid" xmlns:w16="http://schemas.microsoft.com/office/word/2018/wordml" xmlns:w16du="http://schemas.microsoft.com/office/word/2023/wordml/word16du" xmlns:w16sdtdh="http://schemas.microsoft.com/office/word/2020/wordml/sdtdatahash" xmlns:w16sdtfl="http://schemas.microsoft.com/office/word/2024/wordml/sdtformatlock" xmlns:w16se="http://schemas.microsoft.com/office/word/2015/wordml/symex" xmlns:wpg="http://schemas.microsoft.com/office/word/2010/wordprocessingGroup" xmlns:wpi="http://schemas.microsoft.com/office/word/2010/wordprocessingInk" xmlns:wne="http://schemas.microsoft.com/office/word/2006/wordml" xmlns:wps="http://schemas.microsoft.com/office/word/2010/wordprocessingShape" mc:Ignorable="w14 w15 w16se w16cid w16 w16cex w16sdtdh w16sdtfl w16du wp14">
+<w:numbering xmlns:wpc="http://schemas.microsoft.com/office/word/2010/wordprocessingCanvas" xmlns:mc="http://schemas.openxmlformats.org/markup-compatibility/2006" xmlns:o="urn:schemas-microsoft-com:office:office" xmlns:r="http://schemas.openxmlformats.org/officeDocument/2006/relationships" xmlns:m="http://schemas.openxmlformats.org/officeDocument/2006/math" xmlns:v="urn:schemas-microsoft-com:vml" xmlns:wp14="http://schemas.microsoft.com/office/word/2010/wordprocessingDrawing" xmlns:wp="http://schemas.openxmlformats.org/drawingml/2006/wordprocessingDrawing" xmlns:w10="urn:schemas-microsoft-com:office:word" xmlns:w="http://schemas.openxmlformats.org/wordprocessingml/2006/main" xmlns:w14="http://schemas.microsoft.com/office/word/2010/wordml" xmlns:w15="http://schemas.microsoft.com/office/word/2012/wordml" xmlns:wpg="http://schemas.microsoft.com/office/word/2010/wordprocessingGroup" xmlns:wpi="http://schemas.microsoft.com/office/word/2010/wordprocessingInk" xmlns:wne="http://schemas.microsoft.com/office/word/2006/wordml" xmlns:wps="http://schemas.microsoft.com/office/word/2010/wordprocessingShape" mc:Ignorable="w14 w15 wp14">
   <w:abstractNum w:abstractNumId="0" w15:restartNumberingAfterBreak="0">
     <w:nsid w:val="046D73E9"/>
     <w:multiLevelType w:val="multilevel"/>
@@ -3135,6 +2727,268 @@
     </w:lvl>
   </w:abstractNum>
   <w:abstractNum w:abstractNumId="1" w15:restartNumberingAfterBreak="0">
+    <w:nsid w:val="05A717FC"/>
+    <w:multiLevelType w:val="hybridMultilevel"/>
+    <w:tmpl w:val="C26C3C2E"/>
+    <w:lvl w:ilvl="0" w:tplc="04090001">
+      <w:start w:val="1"/>
+      <w:numFmt w:val="bullet"/>
+      <w:lvlText w:val=""/>
+      <w:lvlJc w:val="left"/>
+      <w:pPr>
+        <w:ind w:left="720" w:hanging="360"/>
+      </w:pPr>
+      <w:rPr>
+        <w:rFonts w:ascii="Symbol" w:hAnsi="Symbol" w:hint="default"/>
+      </w:rPr>
+    </w:lvl>
+    <w:lvl w:ilvl="1" w:tplc="04090003" w:tentative="1">
+      <w:start w:val="1"/>
+      <w:numFmt w:val="bullet"/>
+      <w:lvlText w:val="o"/>
+      <w:lvlJc w:val="left"/>
+      <w:pPr>
+        <w:ind w:left="1440" w:hanging="360"/>
+      </w:pPr>
+      <w:rPr>
+        <w:rFonts w:ascii="Courier New" w:hAnsi="Courier New" w:cs="Courier New" w:hint="default"/>
+      </w:rPr>
+    </w:lvl>
+    <w:lvl w:ilvl="2" w:tplc="04090005" w:tentative="1">
+      <w:start w:val="1"/>
+      <w:numFmt w:val="bullet"/>
+      <w:lvlText w:val=""/>
+      <w:lvlJc w:val="left"/>
+      <w:pPr>
+        <w:ind w:left="2160" w:hanging="360"/>
+      </w:pPr>
+      <w:rPr>
+        <w:rFonts w:ascii="Wingdings" w:hAnsi="Wingdings" w:hint="default"/>
+      </w:rPr>
+    </w:lvl>
+    <w:lvl w:ilvl="3" w:tplc="04090001" w:tentative="1">
+      <w:start w:val="1"/>
+      <w:numFmt w:val="bullet"/>
+      <w:lvlText w:val=""/>
+      <w:lvlJc w:val="left"/>
+      <w:pPr>
+        <w:ind w:left="2880" w:hanging="360"/>
+      </w:pPr>
+      <w:rPr>
+        <w:rFonts w:ascii="Symbol" w:hAnsi="Symbol" w:hint="default"/>
+      </w:rPr>
+    </w:lvl>
+    <w:lvl w:ilvl="4" w:tplc="04090003" w:tentative="1">
+      <w:start w:val="1"/>
+      <w:numFmt w:val="bullet"/>
+      <w:lvlText w:val="o"/>
+      <w:lvlJc w:val="left"/>
+      <w:pPr>
+        <w:ind w:left="3600" w:hanging="360"/>
+      </w:pPr>
+      <w:rPr>
+        <w:rFonts w:ascii="Courier New" w:hAnsi="Courier New" w:cs="Courier New" w:hint="default"/>
+      </w:rPr>
+    </w:lvl>
+    <w:lvl w:ilvl="5" w:tplc="04090005" w:tentative="1">
+      <w:start w:val="1"/>
+      <w:numFmt w:val="bullet"/>
+      <w:lvlText w:val=""/>
+      <w:lvlJc w:val="left"/>
+      <w:pPr>
+        <w:ind w:left="4320" w:hanging="360"/>
+      </w:pPr>
+      <w:rPr>
+        <w:rFonts w:ascii="Wingdings" w:hAnsi="Wingdings" w:hint="default"/>
+      </w:rPr>
+    </w:lvl>
+    <w:lvl w:ilvl="6" w:tplc="04090001" w:tentative="1">
+      <w:start w:val="1"/>
+      <w:numFmt w:val="bullet"/>
+      <w:lvlText w:val=""/>
+      <w:lvlJc w:val="left"/>
+      <w:pPr>
+        <w:ind w:left="5040" w:hanging="360"/>
+      </w:pPr>
+      <w:rPr>
+        <w:rFonts w:ascii="Symbol" w:hAnsi="Symbol" w:hint="default"/>
+      </w:rPr>
+    </w:lvl>
+    <w:lvl w:ilvl="7" w:tplc="04090003" w:tentative="1">
+      <w:start w:val="1"/>
+      <w:numFmt w:val="bullet"/>
+      <w:lvlText w:val="o"/>
+      <w:lvlJc w:val="left"/>
+      <w:pPr>
+        <w:ind w:left="5760" w:hanging="360"/>
+      </w:pPr>
+      <w:rPr>
+        <w:rFonts w:ascii="Courier New" w:hAnsi="Courier New" w:cs="Courier New" w:hint="default"/>
+      </w:rPr>
+    </w:lvl>
+    <w:lvl w:ilvl="8" w:tplc="04090005" w:tentative="1">
+      <w:start w:val="1"/>
+      <w:numFmt w:val="bullet"/>
+      <w:lvlText w:val=""/>
+      <w:lvlJc w:val="left"/>
+      <w:pPr>
+        <w:ind w:left="6480" w:hanging="360"/>
+      </w:pPr>
+      <w:rPr>
+        <w:rFonts w:ascii="Wingdings" w:hAnsi="Wingdings" w:hint="default"/>
+      </w:rPr>
+    </w:lvl>
+  </w:abstractNum>
+  <w:abstractNum w:abstractNumId="2" w15:restartNumberingAfterBreak="0">
+    <w:nsid w:val="07074AB0"/>
+    <w:multiLevelType w:val="multilevel"/>
+    <w:tmpl w:val="2BD86C20"/>
+    <w:lvl w:ilvl="0">
+      <w:start w:val="1"/>
+      <w:numFmt w:val="bullet"/>
+      <w:lvlText w:val=""/>
+      <w:lvlJc w:val="left"/>
+      <w:pPr>
+        <w:tabs>
+          <w:tab w:val="num" w:pos="720"/>
+        </w:tabs>
+        <w:ind w:left="720" w:hanging="360"/>
+      </w:pPr>
+      <w:rPr>
+        <w:rFonts w:ascii="Symbol" w:hAnsi="Symbol" w:hint="default"/>
+        <w:sz w:val="20"/>
+      </w:rPr>
+    </w:lvl>
+    <w:lvl w:ilvl="1" w:tentative="1">
+      <w:start w:val="1"/>
+      <w:numFmt w:val="bullet"/>
+      <w:lvlText w:val="o"/>
+      <w:lvlJc w:val="left"/>
+      <w:pPr>
+        <w:tabs>
+          <w:tab w:val="num" w:pos="1440"/>
+        </w:tabs>
+        <w:ind w:left="1440" w:hanging="360"/>
+      </w:pPr>
+      <w:rPr>
+        <w:rFonts w:ascii="Courier New" w:hAnsi="Courier New" w:hint="default"/>
+        <w:sz w:val="20"/>
+      </w:rPr>
+    </w:lvl>
+    <w:lvl w:ilvl="2" w:tentative="1">
+      <w:start w:val="1"/>
+      <w:numFmt w:val="bullet"/>
+      <w:lvlText w:val=""/>
+      <w:lvlJc w:val="left"/>
+      <w:pPr>
+        <w:tabs>
+          <w:tab w:val="num" w:pos="2160"/>
+        </w:tabs>
+        <w:ind w:left="2160" w:hanging="360"/>
+      </w:pPr>
+      <w:rPr>
+        <w:rFonts w:ascii="Wingdings" w:hAnsi="Wingdings" w:hint="default"/>
+        <w:sz w:val="20"/>
+      </w:rPr>
+    </w:lvl>
+    <w:lvl w:ilvl="3" w:tentative="1">
+      <w:start w:val="1"/>
+      <w:numFmt w:val="bullet"/>
+      <w:lvlText w:val=""/>
+      <w:lvlJc w:val="left"/>
+      <w:pPr>
+        <w:tabs>
+          <w:tab w:val="num" w:pos="2880"/>
+        </w:tabs>
+        <w:ind w:left="2880" w:hanging="360"/>
+      </w:pPr>
+      <w:rPr>
+        <w:rFonts w:ascii="Wingdings" w:hAnsi="Wingdings" w:hint="default"/>
+        <w:sz w:val="20"/>
+      </w:rPr>
+    </w:lvl>
+    <w:lvl w:ilvl="4" w:tentative="1">
+      <w:start w:val="1"/>
+      <w:numFmt w:val="bullet"/>
+      <w:lvlText w:val=""/>
+      <w:lvlJc w:val="left"/>
+      <w:pPr>
+        <w:tabs>
+          <w:tab w:val="num" w:pos="3600"/>
+        </w:tabs>
+        <w:ind w:left="3600" w:hanging="360"/>
+      </w:pPr>
+      <w:rPr>
+        <w:rFonts w:ascii="Wingdings" w:hAnsi="Wingdings" w:hint="default"/>
+        <w:sz w:val="20"/>
+      </w:rPr>
+    </w:lvl>
+    <w:lvl w:ilvl="5" w:tentative="1">
+      <w:start w:val="1"/>
+      <w:numFmt w:val="bullet"/>
+      <w:lvlText w:val=""/>
+      <w:lvlJc w:val="left"/>
+      <w:pPr>
+        <w:tabs>
+          <w:tab w:val="num" w:pos="4320"/>
+        </w:tabs>
+        <w:ind w:left="4320" w:hanging="360"/>
+      </w:pPr>
+      <w:rPr>
+        <w:rFonts w:ascii="Wingdings" w:hAnsi="Wingdings" w:hint="default"/>
+        <w:sz w:val="20"/>
+      </w:rPr>
+    </w:lvl>
+    <w:lvl w:ilvl="6" w:tentative="1">
+      <w:start w:val="1"/>
+      <w:numFmt w:val="bullet"/>
+      <w:lvlText w:val=""/>
+      <w:lvlJc w:val="left"/>
+      <w:pPr>
+        <w:tabs>
+          <w:tab w:val="num" w:pos="5040"/>
+        </w:tabs>
+        <w:ind w:left="5040" w:hanging="360"/>
+      </w:pPr>
+      <w:rPr>
+        <w:rFonts w:ascii="Wingdings" w:hAnsi="Wingdings" w:hint="default"/>
+        <w:sz w:val="20"/>
+      </w:rPr>
+    </w:lvl>
+    <w:lvl w:ilvl="7" w:tentative="1">
+      <w:start w:val="1"/>
+      <w:numFmt w:val="bullet"/>
+      <w:lvlText w:val=""/>
+      <w:lvlJc w:val="left"/>
+      <w:pPr>
+        <w:tabs>
+          <w:tab w:val="num" w:pos="5760"/>
+        </w:tabs>
+        <w:ind w:left="5760" w:hanging="360"/>
+      </w:pPr>
+      <w:rPr>
+        <w:rFonts w:ascii="Wingdings" w:hAnsi="Wingdings" w:hint="default"/>
+        <w:sz w:val="20"/>
+      </w:rPr>
+    </w:lvl>
+    <w:lvl w:ilvl="8" w:tentative="1">
+      <w:start w:val="1"/>
+      <w:numFmt w:val="bullet"/>
+      <w:lvlText w:val=""/>
+      <w:lvlJc w:val="left"/>
+      <w:pPr>
+        <w:tabs>
+          <w:tab w:val="num" w:pos="6480"/>
+        </w:tabs>
+        <w:ind w:left="6480" w:hanging="360"/>
+      </w:pPr>
+      <w:rPr>
+        <w:rFonts w:ascii="Wingdings" w:hAnsi="Wingdings" w:hint="default"/>
+        <w:sz w:val="20"/>
+      </w:rPr>
+    </w:lvl>
+  </w:abstractNum>
+  <w:abstractNum w:abstractNumId="3" w15:restartNumberingAfterBreak="0">
     <w:nsid w:val="0CF41F90"/>
     <w:multiLevelType w:val="multilevel"/>
     <w:tmpl w:val="3814D4BC"/>
@@ -3250,7 +3104,7 @@
       </w:pPr>
     </w:lvl>
   </w:abstractNum>
-  <w:abstractNum w:abstractNumId="2" w15:restartNumberingAfterBreak="0">
+  <w:abstractNum w:abstractNumId="4" w15:restartNumberingAfterBreak="0">
     <w:nsid w:val="0DD26AF5"/>
     <w:multiLevelType w:val="multilevel"/>
     <w:tmpl w:val="1624DB98"/>
@@ -3471,7 +3325,7 @@
       </w:rPr>
     </w:lvl>
   </w:abstractNum>
-  <w:abstractNum w:abstractNumId="3" w15:restartNumberingAfterBreak="0">
+  <w:abstractNum w:abstractNumId="5" w15:restartNumberingAfterBreak="0">
     <w:nsid w:val="10594C1C"/>
     <w:multiLevelType w:val="multilevel"/>
     <w:tmpl w:val="18A4CA9A"/>
@@ -3584,7 +3438,7 @@
       </w:pPr>
     </w:lvl>
   </w:abstractNum>
-  <w:abstractNum w:abstractNumId="4" w15:restartNumberingAfterBreak="0">
+  <w:abstractNum w:abstractNumId="6" w15:restartNumberingAfterBreak="0">
     <w:nsid w:val="15A939D6"/>
     <w:multiLevelType w:val="multilevel"/>
     <w:tmpl w:val="1E4CD1E0"/>
@@ -3724,7 +3578,7 @@
       </w:rPr>
     </w:lvl>
   </w:abstractNum>
-  <w:abstractNum w:abstractNumId="5" w15:restartNumberingAfterBreak="0">
+  <w:abstractNum w:abstractNumId="7" w15:restartNumberingAfterBreak="0">
     <w:nsid w:val="22281912"/>
     <w:multiLevelType w:val="multilevel"/>
     <w:tmpl w:val="14A8B650"/>
@@ -3864,7 +3718,7 @@
       </w:rPr>
     </w:lvl>
   </w:abstractNum>
-  <w:abstractNum w:abstractNumId="6" w15:restartNumberingAfterBreak="0">
+  <w:abstractNum w:abstractNumId="8" w15:restartNumberingAfterBreak="0">
     <w:nsid w:val="263B5302"/>
     <w:multiLevelType w:val="multilevel"/>
     <w:tmpl w:val="51F0CB5A"/>
@@ -4004,7 +3858,7 @@
       </w:rPr>
     </w:lvl>
   </w:abstractNum>
-  <w:abstractNum w:abstractNumId="7" w15:restartNumberingAfterBreak="0">
+  <w:abstractNum w:abstractNumId="9" w15:restartNumberingAfterBreak="0">
     <w:nsid w:val="26E715F7"/>
     <w:multiLevelType w:val="multilevel"/>
     <w:tmpl w:val="D1067750"/>
@@ -4120,7 +3974,269 @@
       </w:pPr>
     </w:lvl>
   </w:abstractNum>
-  <w:abstractNum w:abstractNumId="8" w15:restartNumberingAfterBreak="0">
+  <w:abstractNum w:abstractNumId="10" w15:restartNumberingAfterBreak="0">
+    <w:nsid w:val="2879626E"/>
+    <w:multiLevelType w:val="hybridMultilevel"/>
+    <w:tmpl w:val="D7CC4462"/>
+    <w:lvl w:ilvl="0" w:tplc="04090001">
+      <w:start w:val="1"/>
+      <w:numFmt w:val="bullet"/>
+      <w:lvlText w:val=""/>
+      <w:lvlJc w:val="left"/>
+      <w:pPr>
+        <w:ind w:left="720" w:hanging="360"/>
+      </w:pPr>
+      <w:rPr>
+        <w:rFonts w:ascii="Symbol" w:hAnsi="Symbol" w:hint="default"/>
+      </w:rPr>
+    </w:lvl>
+    <w:lvl w:ilvl="1" w:tplc="04090003" w:tentative="1">
+      <w:start w:val="1"/>
+      <w:numFmt w:val="bullet"/>
+      <w:lvlText w:val="o"/>
+      <w:lvlJc w:val="left"/>
+      <w:pPr>
+        <w:ind w:left="1440" w:hanging="360"/>
+      </w:pPr>
+      <w:rPr>
+        <w:rFonts w:ascii="Courier New" w:hAnsi="Courier New" w:cs="Courier New" w:hint="default"/>
+      </w:rPr>
+    </w:lvl>
+    <w:lvl w:ilvl="2" w:tplc="04090005" w:tentative="1">
+      <w:start w:val="1"/>
+      <w:numFmt w:val="bullet"/>
+      <w:lvlText w:val=""/>
+      <w:lvlJc w:val="left"/>
+      <w:pPr>
+        <w:ind w:left="2160" w:hanging="360"/>
+      </w:pPr>
+      <w:rPr>
+        <w:rFonts w:ascii="Wingdings" w:hAnsi="Wingdings" w:hint="default"/>
+      </w:rPr>
+    </w:lvl>
+    <w:lvl w:ilvl="3" w:tplc="04090001" w:tentative="1">
+      <w:start w:val="1"/>
+      <w:numFmt w:val="bullet"/>
+      <w:lvlText w:val=""/>
+      <w:lvlJc w:val="left"/>
+      <w:pPr>
+        <w:ind w:left="2880" w:hanging="360"/>
+      </w:pPr>
+      <w:rPr>
+        <w:rFonts w:ascii="Symbol" w:hAnsi="Symbol" w:hint="default"/>
+      </w:rPr>
+    </w:lvl>
+    <w:lvl w:ilvl="4" w:tplc="04090003" w:tentative="1">
+      <w:start w:val="1"/>
+      <w:numFmt w:val="bullet"/>
+      <w:lvlText w:val="o"/>
+      <w:lvlJc w:val="left"/>
+      <w:pPr>
+        <w:ind w:left="3600" w:hanging="360"/>
+      </w:pPr>
+      <w:rPr>
+        <w:rFonts w:ascii="Courier New" w:hAnsi="Courier New" w:cs="Courier New" w:hint="default"/>
+      </w:rPr>
+    </w:lvl>
+    <w:lvl w:ilvl="5" w:tplc="04090005" w:tentative="1">
+      <w:start w:val="1"/>
+      <w:numFmt w:val="bullet"/>
+      <w:lvlText w:val=""/>
+      <w:lvlJc w:val="left"/>
+      <w:pPr>
+        <w:ind w:left="4320" w:hanging="360"/>
+      </w:pPr>
+      <w:rPr>
+        <w:rFonts w:ascii="Wingdings" w:hAnsi="Wingdings" w:hint="default"/>
+      </w:rPr>
+    </w:lvl>
+    <w:lvl w:ilvl="6" w:tplc="04090001" w:tentative="1">
+      <w:start w:val="1"/>
+      <w:numFmt w:val="bullet"/>
+      <w:lvlText w:val=""/>
+      <w:lvlJc w:val="left"/>
+      <w:pPr>
+        <w:ind w:left="5040" w:hanging="360"/>
+      </w:pPr>
+      <w:rPr>
+        <w:rFonts w:ascii="Symbol" w:hAnsi="Symbol" w:hint="default"/>
+      </w:rPr>
+    </w:lvl>
+    <w:lvl w:ilvl="7" w:tplc="04090003" w:tentative="1">
+      <w:start w:val="1"/>
+      <w:numFmt w:val="bullet"/>
+      <w:lvlText w:val="o"/>
+      <w:lvlJc w:val="left"/>
+      <w:pPr>
+        <w:ind w:left="5760" w:hanging="360"/>
+      </w:pPr>
+      <w:rPr>
+        <w:rFonts w:ascii="Courier New" w:hAnsi="Courier New" w:cs="Courier New" w:hint="default"/>
+      </w:rPr>
+    </w:lvl>
+    <w:lvl w:ilvl="8" w:tplc="04090005" w:tentative="1">
+      <w:start w:val="1"/>
+      <w:numFmt w:val="bullet"/>
+      <w:lvlText w:val=""/>
+      <w:lvlJc w:val="left"/>
+      <w:pPr>
+        <w:ind w:left="6480" w:hanging="360"/>
+      </w:pPr>
+      <w:rPr>
+        <w:rFonts w:ascii="Wingdings" w:hAnsi="Wingdings" w:hint="default"/>
+      </w:rPr>
+    </w:lvl>
+  </w:abstractNum>
+  <w:abstractNum w:abstractNumId="11" w15:restartNumberingAfterBreak="0">
+    <w:nsid w:val="2AF957E1"/>
+    <w:multiLevelType w:val="multilevel"/>
+    <w:tmpl w:val="38CEBB24"/>
+    <w:lvl w:ilvl="0">
+      <w:start w:val="1"/>
+      <w:numFmt w:val="bullet"/>
+      <w:lvlText w:val=""/>
+      <w:lvlJc w:val="left"/>
+      <w:pPr>
+        <w:tabs>
+          <w:tab w:val="num" w:pos="720"/>
+        </w:tabs>
+        <w:ind w:left="720" w:hanging="360"/>
+      </w:pPr>
+      <w:rPr>
+        <w:rFonts w:ascii="Symbol" w:hAnsi="Symbol" w:hint="default"/>
+        <w:sz w:val="20"/>
+      </w:rPr>
+    </w:lvl>
+    <w:lvl w:ilvl="1" w:tentative="1">
+      <w:start w:val="1"/>
+      <w:numFmt w:val="bullet"/>
+      <w:lvlText w:val="o"/>
+      <w:lvlJc w:val="left"/>
+      <w:pPr>
+        <w:tabs>
+          <w:tab w:val="num" w:pos="1440"/>
+        </w:tabs>
+        <w:ind w:left="1440" w:hanging="360"/>
+      </w:pPr>
+      <w:rPr>
+        <w:rFonts w:ascii="Courier New" w:hAnsi="Courier New" w:hint="default"/>
+        <w:sz w:val="20"/>
+      </w:rPr>
+    </w:lvl>
+    <w:lvl w:ilvl="2" w:tentative="1">
+      <w:start w:val="1"/>
+      <w:numFmt w:val="bullet"/>
+      <w:lvlText w:val=""/>
+      <w:lvlJc w:val="left"/>
+      <w:pPr>
+        <w:tabs>
+          <w:tab w:val="num" w:pos="2160"/>
+        </w:tabs>
+        <w:ind w:left="2160" w:hanging="360"/>
+      </w:pPr>
+      <w:rPr>
+        <w:rFonts w:ascii="Wingdings" w:hAnsi="Wingdings" w:hint="default"/>
+        <w:sz w:val="20"/>
+      </w:rPr>
+    </w:lvl>
+    <w:lvl w:ilvl="3" w:tentative="1">
+      <w:start w:val="1"/>
+      <w:numFmt w:val="bullet"/>
+      <w:lvlText w:val=""/>
+      <w:lvlJc w:val="left"/>
+      <w:pPr>
+        <w:tabs>
+          <w:tab w:val="num" w:pos="2880"/>
+        </w:tabs>
+        <w:ind w:left="2880" w:hanging="360"/>
+      </w:pPr>
+      <w:rPr>
+        <w:rFonts w:ascii="Wingdings" w:hAnsi="Wingdings" w:hint="default"/>
+        <w:sz w:val="20"/>
+      </w:rPr>
+    </w:lvl>
+    <w:lvl w:ilvl="4" w:tentative="1">
+      <w:start w:val="1"/>
+      <w:numFmt w:val="bullet"/>
+      <w:lvlText w:val=""/>
+      <w:lvlJc w:val="left"/>
+      <w:pPr>
+        <w:tabs>
+          <w:tab w:val="num" w:pos="3600"/>
+        </w:tabs>
+        <w:ind w:left="3600" w:hanging="360"/>
+      </w:pPr>
+      <w:rPr>
+        <w:rFonts w:ascii="Wingdings" w:hAnsi="Wingdings" w:hint="default"/>
+        <w:sz w:val="20"/>
+      </w:rPr>
+    </w:lvl>
+    <w:lvl w:ilvl="5" w:tentative="1">
+      <w:start w:val="1"/>
+      <w:numFmt w:val="bullet"/>
+      <w:lvlText w:val=""/>
+      <w:lvlJc w:val="left"/>
+      <w:pPr>
+        <w:tabs>
+          <w:tab w:val="num" w:pos="4320"/>
+        </w:tabs>
+        <w:ind w:left="4320" w:hanging="360"/>
+      </w:pPr>
+      <w:rPr>
+        <w:rFonts w:ascii="Wingdings" w:hAnsi="Wingdings" w:hint="default"/>
+        <w:sz w:val="20"/>
+      </w:rPr>
+    </w:lvl>
+    <w:lvl w:ilvl="6" w:tentative="1">
+      <w:start w:val="1"/>
+      <w:numFmt w:val="bullet"/>
+      <w:lvlText w:val=""/>
+      <w:lvlJc w:val="left"/>
+      <w:pPr>
+        <w:tabs>
+          <w:tab w:val="num" w:pos="5040"/>
+        </w:tabs>
+        <w:ind w:left="5040" w:hanging="360"/>
+      </w:pPr>
+      <w:rPr>
+        <w:rFonts w:ascii="Wingdings" w:hAnsi="Wingdings" w:hint="default"/>
+        <w:sz w:val="20"/>
+      </w:rPr>
+    </w:lvl>
+    <w:lvl w:ilvl="7" w:tentative="1">
+      <w:start w:val="1"/>
+      <w:numFmt w:val="bullet"/>
+      <w:lvlText w:val=""/>
+      <w:lvlJc w:val="left"/>
+      <w:pPr>
+        <w:tabs>
+          <w:tab w:val="num" w:pos="5760"/>
+        </w:tabs>
+        <w:ind w:left="5760" w:hanging="360"/>
+      </w:pPr>
+      <w:rPr>
+        <w:rFonts w:ascii="Wingdings" w:hAnsi="Wingdings" w:hint="default"/>
+        <w:sz w:val="20"/>
+      </w:rPr>
+    </w:lvl>
+    <w:lvl w:ilvl="8" w:tentative="1">
+      <w:start w:val="1"/>
+      <w:numFmt w:val="bullet"/>
+      <w:lvlText w:val=""/>
+      <w:lvlJc w:val="left"/>
+      <w:pPr>
+        <w:tabs>
+          <w:tab w:val="num" w:pos="6480"/>
+        </w:tabs>
+        <w:ind w:left="6480" w:hanging="360"/>
+      </w:pPr>
+      <w:rPr>
+        <w:rFonts w:ascii="Wingdings" w:hAnsi="Wingdings" w:hint="default"/>
+        <w:sz w:val="20"/>
+      </w:rPr>
+    </w:lvl>
+  </w:abstractNum>
+  <w:abstractNum w:abstractNumId="12" w15:restartNumberingAfterBreak="0">
     <w:nsid w:val="33EF1396"/>
     <w:multiLevelType w:val="multilevel"/>
     <w:tmpl w:val="1BBE98DA"/>
@@ -4257,7 +4373,7 @@
       </w:rPr>
     </w:lvl>
   </w:abstractNum>
-  <w:abstractNum w:abstractNumId="9" w15:restartNumberingAfterBreak="0">
+  <w:abstractNum w:abstractNumId="13" w15:restartNumberingAfterBreak="0">
     <w:nsid w:val="34E86EB2"/>
     <w:multiLevelType w:val="multilevel"/>
     <w:tmpl w:val="FB00DF62"/>
@@ -4397,7 +4513,156 @@
       </w:rPr>
     </w:lvl>
   </w:abstractNum>
-  <w:abstractNum w:abstractNumId="10" w15:restartNumberingAfterBreak="0">
+  <w:abstractNum w:abstractNumId="14" w15:restartNumberingAfterBreak="0">
+    <w:nsid w:val="3A0D510B"/>
+    <w:multiLevelType w:val="multilevel"/>
+    <w:tmpl w:val="A6686D48"/>
+    <w:lvl w:ilvl="0">
+      <w:start w:val="1"/>
+      <w:numFmt w:val="bullet"/>
+      <w:lvlText w:val=""/>
+      <w:lvlJc w:val="left"/>
+      <w:pPr>
+        <w:tabs>
+          <w:tab w:val="num" w:pos="720"/>
+        </w:tabs>
+        <w:ind w:left="720" w:hanging="360"/>
+      </w:pPr>
+      <w:rPr>
+        <w:rFonts w:ascii="Symbol" w:hAnsi="Symbol" w:hint="default"/>
+        <w:sz w:val="20"/>
+      </w:rPr>
+    </w:lvl>
+    <w:lvl w:ilvl="1" w:tentative="1">
+      <w:start w:val="1"/>
+      <w:numFmt w:val="bullet"/>
+      <w:lvlText w:val="o"/>
+      <w:lvlJc w:val="left"/>
+      <w:pPr>
+        <w:tabs>
+          <w:tab w:val="num" w:pos="1440"/>
+        </w:tabs>
+        <w:ind w:left="1440" w:hanging="360"/>
+      </w:pPr>
+      <w:rPr>
+        <w:rFonts w:ascii="Courier New" w:hAnsi="Courier New" w:hint="default"/>
+        <w:sz w:val="20"/>
+      </w:rPr>
+    </w:lvl>
+    <w:lvl w:ilvl="2" w:tentative="1">
+      <w:start w:val="1"/>
+      <w:numFmt w:val="bullet"/>
+      <w:lvlText w:val=""/>
+      <w:lvlJc w:val="left"/>
+      <w:pPr>
+        <w:tabs>
+          <w:tab w:val="num" w:pos="2160"/>
+        </w:tabs>
+        <w:ind w:left="2160" w:hanging="360"/>
+      </w:pPr>
+      <w:rPr>
+        <w:rFonts w:ascii="Wingdings" w:hAnsi="Wingdings" w:hint="default"/>
+        <w:sz w:val="20"/>
+      </w:rPr>
+    </w:lvl>
+    <w:lvl w:ilvl="3" w:tentative="1">
+      <w:start w:val="1"/>
+      <w:numFmt w:val="bullet"/>
+      <w:lvlText w:val=""/>
+      <w:lvlJc w:val="left"/>
+      <w:pPr>
+        <w:tabs>
+          <w:tab w:val="num" w:pos="2880"/>
+        </w:tabs>
+        <w:ind w:left="2880" w:hanging="360"/>
+      </w:pPr>
+      <w:rPr>
+        <w:rFonts w:ascii="Wingdings" w:hAnsi="Wingdings" w:hint="default"/>
+        <w:sz w:val="20"/>
+      </w:rPr>
+    </w:lvl>
+    <w:lvl w:ilvl="4" w:tentative="1">
+      <w:start w:val="1"/>
+      <w:numFmt w:val="bullet"/>
+      <w:lvlText w:val=""/>
+      <w:lvlJc w:val="left"/>
+      <w:pPr>
+        <w:tabs>
+          <w:tab w:val="num" w:pos="3600"/>
+        </w:tabs>
+        <w:ind w:left="3600" w:hanging="360"/>
+      </w:pPr>
+      <w:rPr>
+        <w:rFonts w:ascii="Wingdings" w:hAnsi="Wingdings" w:hint="default"/>
+        <w:sz w:val="20"/>
+      </w:rPr>
+    </w:lvl>
+    <w:lvl w:ilvl="5" w:tentative="1">
+      <w:start w:val="1"/>
+      <w:numFmt w:val="bullet"/>
+      <w:lvlText w:val=""/>
+      <w:lvlJc w:val="left"/>
+      <w:pPr>
+        <w:tabs>
+          <w:tab w:val="num" w:pos="4320"/>
+        </w:tabs>
+        <w:ind w:left="4320" w:hanging="360"/>
+      </w:pPr>
+      <w:rPr>
+        <w:rFonts w:ascii="Wingdings" w:hAnsi="Wingdings" w:hint="default"/>
+        <w:sz w:val="20"/>
+      </w:rPr>
+    </w:lvl>
+    <w:lvl w:ilvl="6" w:tentative="1">
+      <w:start w:val="1"/>
+      <w:numFmt w:val="bullet"/>
+      <w:lvlText w:val=""/>
+      <w:lvlJc w:val="left"/>
+      <w:pPr>
+        <w:tabs>
+          <w:tab w:val="num" w:pos="5040"/>
+        </w:tabs>
+        <w:ind w:left="5040" w:hanging="360"/>
+      </w:pPr>
+      <w:rPr>
+        <w:rFonts w:ascii="Wingdings" w:hAnsi="Wingdings" w:hint="default"/>
+        <w:sz w:val="20"/>
+      </w:rPr>
+    </w:lvl>
+    <w:lvl w:ilvl="7" w:tentative="1">
+      <w:start w:val="1"/>
+      <w:numFmt w:val="bullet"/>
+      <w:lvlText w:val=""/>
+      <w:lvlJc w:val="left"/>
+      <w:pPr>
+        <w:tabs>
+          <w:tab w:val="num" w:pos="5760"/>
+        </w:tabs>
+        <w:ind w:left="5760" w:hanging="360"/>
+      </w:pPr>
+      <w:rPr>
+        <w:rFonts w:ascii="Wingdings" w:hAnsi="Wingdings" w:hint="default"/>
+        <w:sz w:val="20"/>
+      </w:rPr>
+    </w:lvl>
+    <w:lvl w:ilvl="8" w:tentative="1">
+      <w:start w:val="1"/>
+      <w:numFmt w:val="bullet"/>
+      <w:lvlText w:val=""/>
+      <w:lvlJc w:val="left"/>
+      <w:pPr>
+        <w:tabs>
+          <w:tab w:val="num" w:pos="6480"/>
+        </w:tabs>
+        <w:ind w:left="6480" w:hanging="360"/>
+      </w:pPr>
+      <w:rPr>
+        <w:rFonts w:ascii="Wingdings" w:hAnsi="Wingdings" w:hint="default"/>
+        <w:sz w:val="20"/>
+      </w:rPr>
+    </w:lvl>
+  </w:abstractNum>
+  <w:abstractNum w:abstractNumId="15" w15:restartNumberingAfterBreak="0">
     <w:nsid w:val="3B6D7237"/>
     <w:multiLevelType w:val="multilevel"/>
     <w:tmpl w:val="01C2BC8C"/>
@@ -4537,7 +4802,7 @@
       </w:rPr>
     </w:lvl>
   </w:abstractNum>
-  <w:abstractNum w:abstractNumId="11" w15:restartNumberingAfterBreak="0">
+  <w:abstractNum w:abstractNumId="16" w15:restartNumberingAfterBreak="0">
     <w:nsid w:val="3B7365C1"/>
     <w:multiLevelType w:val="multilevel"/>
     <w:tmpl w:val="B0145E72"/>
@@ -4677,7 +4942,7 @@
       </w:rPr>
     </w:lvl>
   </w:abstractNum>
-  <w:abstractNum w:abstractNumId="12" w15:restartNumberingAfterBreak="0">
+  <w:abstractNum w:abstractNumId="17" w15:restartNumberingAfterBreak="0">
     <w:nsid w:val="3D1C0D42"/>
     <w:multiLevelType w:val="multilevel"/>
     <w:tmpl w:val="B97E87AC"/>
@@ -4817,7 +5082,7 @@
       </w:rPr>
     </w:lvl>
   </w:abstractNum>
-  <w:abstractNum w:abstractNumId="13" w15:restartNumberingAfterBreak="0">
+  <w:abstractNum w:abstractNumId="18" w15:restartNumberingAfterBreak="0">
     <w:nsid w:val="3F2C3C43"/>
     <w:multiLevelType w:val="multilevel"/>
     <w:tmpl w:val="46EC6342"/>
@@ -4933,7 +5198,7 @@
       </w:pPr>
     </w:lvl>
   </w:abstractNum>
-  <w:abstractNum w:abstractNumId="14" w15:restartNumberingAfterBreak="0">
+  <w:abstractNum w:abstractNumId="19" w15:restartNumberingAfterBreak="0">
     <w:nsid w:val="3F723577"/>
     <w:multiLevelType w:val="multilevel"/>
     <w:tmpl w:val="B9CE9D54"/>
@@ -5049,7 +5314,7 @@
       </w:pPr>
     </w:lvl>
   </w:abstractNum>
-  <w:abstractNum w:abstractNumId="15" w15:restartNumberingAfterBreak="0">
+  <w:abstractNum w:abstractNumId="20" w15:restartNumberingAfterBreak="0">
     <w:nsid w:val="421603D4"/>
     <w:multiLevelType w:val="multilevel"/>
     <w:tmpl w:val="0882AEE6"/>
@@ -5171,7 +5436,156 @@
       </w:pPr>
     </w:lvl>
   </w:abstractNum>
-  <w:abstractNum w:abstractNumId="16" w15:restartNumberingAfterBreak="0">
+  <w:abstractNum w:abstractNumId="21" w15:restartNumberingAfterBreak="0">
+    <w:nsid w:val="42561AAD"/>
+    <w:multiLevelType w:val="multilevel"/>
+    <w:tmpl w:val="338E4558"/>
+    <w:lvl w:ilvl="0">
+      <w:start w:val="1"/>
+      <w:numFmt w:val="bullet"/>
+      <w:lvlText w:val=""/>
+      <w:lvlJc w:val="left"/>
+      <w:pPr>
+        <w:tabs>
+          <w:tab w:val="num" w:pos="720"/>
+        </w:tabs>
+        <w:ind w:left="720" w:hanging="360"/>
+      </w:pPr>
+      <w:rPr>
+        <w:rFonts w:ascii="Symbol" w:hAnsi="Symbol" w:hint="default"/>
+        <w:sz w:val="20"/>
+      </w:rPr>
+    </w:lvl>
+    <w:lvl w:ilvl="1" w:tentative="1">
+      <w:start w:val="1"/>
+      <w:numFmt w:val="bullet"/>
+      <w:lvlText w:val="o"/>
+      <w:lvlJc w:val="left"/>
+      <w:pPr>
+        <w:tabs>
+          <w:tab w:val="num" w:pos="1440"/>
+        </w:tabs>
+        <w:ind w:left="1440" w:hanging="360"/>
+      </w:pPr>
+      <w:rPr>
+        <w:rFonts w:ascii="Courier New" w:hAnsi="Courier New" w:hint="default"/>
+        <w:sz w:val="20"/>
+      </w:rPr>
+    </w:lvl>
+    <w:lvl w:ilvl="2" w:tentative="1">
+      <w:start w:val="1"/>
+      <w:numFmt w:val="bullet"/>
+      <w:lvlText w:val=""/>
+      <w:lvlJc w:val="left"/>
+      <w:pPr>
+        <w:tabs>
+          <w:tab w:val="num" w:pos="2160"/>
+        </w:tabs>
+        <w:ind w:left="2160" w:hanging="360"/>
+      </w:pPr>
+      <w:rPr>
+        <w:rFonts w:ascii="Wingdings" w:hAnsi="Wingdings" w:hint="default"/>
+        <w:sz w:val="20"/>
+      </w:rPr>
+    </w:lvl>
+    <w:lvl w:ilvl="3" w:tentative="1">
+      <w:start w:val="1"/>
+      <w:numFmt w:val="bullet"/>
+      <w:lvlText w:val=""/>
+      <w:lvlJc w:val="left"/>
+      <w:pPr>
+        <w:tabs>
+          <w:tab w:val="num" w:pos="2880"/>
+        </w:tabs>
+        <w:ind w:left="2880" w:hanging="360"/>
+      </w:pPr>
+      <w:rPr>
+        <w:rFonts w:ascii="Wingdings" w:hAnsi="Wingdings" w:hint="default"/>
+        <w:sz w:val="20"/>
+      </w:rPr>
+    </w:lvl>
+    <w:lvl w:ilvl="4" w:tentative="1">
+      <w:start w:val="1"/>
+      <w:numFmt w:val="bullet"/>
+      <w:lvlText w:val=""/>
+      <w:lvlJc w:val="left"/>
+      <w:pPr>
+        <w:tabs>
+          <w:tab w:val="num" w:pos="3600"/>
+        </w:tabs>
+        <w:ind w:left="3600" w:hanging="360"/>
+      </w:pPr>
+      <w:rPr>
+        <w:rFonts w:ascii="Wingdings" w:hAnsi="Wingdings" w:hint="default"/>
+        <w:sz w:val="20"/>
+      </w:rPr>
+    </w:lvl>
+    <w:lvl w:ilvl="5" w:tentative="1">
+      <w:start w:val="1"/>
+      <w:numFmt w:val="bullet"/>
+      <w:lvlText w:val=""/>
+      <w:lvlJc w:val="left"/>
+      <w:pPr>
+        <w:tabs>
+          <w:tab w:val="num" w:pos="4320"/>
+        </w:tabs>
+        <w:ind w:left="4320" w:hanging="360"/>
+      </w:pPr>
+      <w:rPr>
+        <w:rFonts w:ascii="Wingdings" w:hAnsi="Wingdings" w:hint="default"/>
+        <w:sz w:val="20"/>
+      </w:rPr>
+    </w:lvl>
+    <w:lvl w:ilvl="6" w:tentative="1">
+      <w:start w:val="1"/>
+      <w:numFmt w:val="bullet"/>
+      <w:lvlText w:val=""/>
+      <w:lvlJc w:val="left"/>
+      <w:pPr>
+        <w:tabs>
+          <w:tab w:val="num" w:pos="5040"/>
+        </w:tabs>
+        <w:ind w:left="5040" w:hanging="360"/>
+      </w:pPr>
+      <w:rPr>
+        <w:rFonts w:ascii="Wingdings" w:hAnsi="Wingdings" w:hint="default"/>
+        <w:sz w:val="20"/>
+      </w:rPr>
+    </w:lvl>
+    <w:lvl w:ilvl="7" w:tentative="1">
+      <w:start w:val="1"/>
+      <w:numFmt w:val="bullet"/>
+      <w:lvlText w:val=""/>
+      <w:lvlJc w:val="left"/>
+      <w:pPr>
+        <w:tabs>
+          <w:tab w:val="num" w:pos="5760"/>
+        </w:tabs>
+        <w:ind w:left="5760" w:hanging="360"/>
+      </w:pPr>
+      <w:rPr>
+        <w:rFonts w:ascii="Wingdings" w:hAnsi="Wingdings" w:hint="default"/>
+        <w:sz w:val="20"/>
+      </w:rPr>
+    </w:lvl>
+    <w:lvl w:ilvl="8" w:tentative="1">
+      <w:start w:val="1"/>
+      <w:numFmt w:val="bullet"/>
+      <w:lvlText w:val=""/>
+      <w:lvlJc w:val="left"/>
+      <w:pPr>
+        <w:tabs>
+          <w:tab w:val="num" w:pos="6480"/>
+        </w:tabs>
+        <w:ind w:left="6480" w:hanging="360"/>
+      </w:pPr>
+      <w:rPr>
+        <w:rFonts w:ascii="Wingdings" w:hAnsi="Wingdings" w:hint="default"/>
+        <w:sz w:val="20"/>
+      </w:rPr>
+    </w:lvl>
+  </w:abstractNum>
+  <w:abstractNum w:abstractNumId="22" w15:restartNumberingAfterBreak="0">
     <w:nsid w:val="43014759"/>
     <w:multiLevelType w:val="multilevel"/>
     <w:tmpl w:val="E3305BF8"/>
@@ -5311,7 +5725,7 @@
       </w:rPr>
     </w:lvl>
   </w:abstractNum>
-  <w:abstractNum w:abstractNumId="17" w15:restartNumberingAfterBreak="0">
+  <w:abstractNum w:abstractNumId="23" w15:restartNumberingAfterBreak="0">
     <w:nsid w:val="43ED13D7"/>
     <w:multiLevelType w:val="multilevel"/>
     <w:tmpl w:val="A568FD8C"/>
@@ -5451,7 +5865,7 @@
       </w:rPr>
     </w:lvl>
   </w:abstractNum>
-  <w:abstractNum w:abstractNumId="18" w15:restartNumberingAfterBreak="0">
+  <w:abstractNum w:abstractNumId="24" w15:restartNumberingAfterBreak="0">
     <w:nsid w:val="44070D5A"/>
     <w:multiLevelType w:val="multilevel"/>
     <w:tmpl w:val="E21A9026"/>
@@ -5567,7 +5981,7 @@
       </w:pPr>
     </w:lvl>
   </w:abstractNum>
-  <w:abstractNum w:abstractNumId="19" w15:restartNumberingAfterBreak="0">
+  <w:abstractNum w:abstractNumId="25" w15:restartNumberingAfterBreak="0">
     <w:nsid w:val="453A7A55"/>
     <w:multiLevelType w:val="multilevel"/>
     <w:tmpl w:val="9ED82EF8"/>
@@ -5683,7 +6097,120 @@
       </w:pPr>
     </w:lvl>
   </w:abstractNum>
-  <w:abstractNum w:abstractNumId="20" w15:restartNumberingAfterBreak="0">
+  <w:abstractNum w:abstractNumId="26" w15:restartNumberingAfterBreak="0">
+    <w:nsid w:val="494D60BA"/>
+    <w:multiLevelType w:val="hybridMultilevel"/>
+    <w:tmpl w:val="F020842E"/>
+    <w:lvl w:ilvl="0" w:tplc="04090001">
+      <w:start w:val="1"/>
+      <w:numFmt w:val="bullet"/>
+      <w:lvlText w:val=""/>
+      <w:lvlJc w:val="left"/>
+      <w:pPr>
+        <w:ind w:left="720" w:hanging="360"/>
+      </w:pPr>
+      <w:rPr>
+        <w:rFonts w:ascii="Symbol" w:hAnsi="Symbol" w:hint="default"/>
+      </w:rPr>
+    </w:lvl>
+    <w:lvl w:ilvl="1" w:tplc="04090003" w:tentative="1">
+      <w:start w:val="1"/>
+      <w:numFmt w:val="bullet"/>
+      <w:lvlText w:val="o"/>
+      <w:lvlJc w:val="left"/>
+      <w:pPr>
+        <w:ind w:left="1440" w:hanging="360"/>
+      </w:pPr>
+      <w:rPr>
+        <w:rFonts w:ascii="Courier New" w:hAnsi="Courier New" w:cs="Courier New" w:hint="default"/>
+      </w:rPr>
+    </w:lvl>
+    <w:lvl w:ilvl="2" w:tplc="04090005" w:tentative="1">
+      <w:start w:val="1"/>
+      <w:numFmt w:val="bullet"/>
+      <w:lvlText w:val=""/>
+      <w:lvlJc w:val="left"/>
+      <w:pPr>
+        <w:ind w:left="2160" w:hanging="360"/>
+      </w:pPr>
+      <w:rPr>
+        <w:rFonts w:ascii="Wingdings" w:hAnsi="Wingdings" w:hint="default"/>
+      </w:rPr>
+    </w:lvl>
+    <w:lvl w:ilvl="3" w:tplc="04090001" w:tentative="1">
+      <w:start w:val="1"/>
+      <w:numFmt w:val="bullet"/>
+      <w:lvlText w:val=""/>
+      <w:lvlJc w:val="left"/>
+      <w:pPr>
+        <w:ind w:left="2880" w:hanging="360"/>
+      </w:pPr>
+      <w:rPr>
+        <w:rFonts w:ascii="Symbol" w:hAnsi="Symbol" w:hint="default"/>
+      </w:rPr>
+    </w:lvl>
+    <w:lvl w:ilvl="4" w:tplc="04090003" w:tentative="1">
+      <w:start w:val="1"/>
+      <w:numFmt w:val="bullet"/>
+      <w:lvlText w:val="o"/>
+      <w:lvlJc w:val="left"/>
+      <w:pPr>
+        <w:ind w:left="3600" w:hanging="360"/>
+      </w:pPr>
+      <w:rPr>
+        <w:rFonts w:ascii="Courier New" w:hAnsi="Courier New" w:cs="Courier New" w:hint="default"/>
+      </w:rPr>
+    </w:lvl>
+    <w:lvl w:ilvl="5" w:tplc="04090005" w:tentative="1">
+      <w:start w:val="1"/>
+      <w:numFmt w:val="bullet"/>
+      <w:lvlText w:val=""/>
+      <w:lvlJc w:val="left"/>
+      <w:pPr>
+        <w:ind w:left="4320" w:hanging="360"/>
+      </w:pPr>
+      <w:rPr>
+        <w:rFonts w:ascii="Wingdings" w:hAnsi="Wingdings" w:hint="default"/>
+      </w:rPr>
+    </w:lvl>
+    <w:lvl w:ilvl="6" w:tplc="04090001" w:tentative="1">
+      <w:start w:val="1"/>
+      <w:numFmt w:val="bullet"/>
+      <w:lvlText w:val=""/>
+      <w:lvlJc w:val="left"/>
+      <w:pPr>
+        <w:ind w:left="5040" w:hanging="360"/>
+      </w:pPr>
+      <w:rPr>
+        <w:rFonts w:ascii="Symbol" w:hAnsi="Symbol" w:hint="default"/>
+      </w:rPr>
+    </w:lvl>
+    <w:lvl w:ilvl="7" w:tplc="04090003" w:tentative="1">
+      <w:start w:val="1"/>
+      <w:numFmt w:val="bullet"/>
+      <w:lvlText w:val="o"/>
+      <w:lvlJc w:val="left"/>
+      <w:pPr>
+        <w:ind w:left="5760" w:hanging="360"/>
+      </w:pPr>
+      <w:rPr>
+        <w:rFonts w:ascii="Courier New" w:hAnsi="Courier New" w:cs="Courier New" w:hint="default"/>
+      </w:rPr>
+    </w:lvl>
+    <w:lvl w:ilvl="8" w:tplc="04090005" w:tentative="1">
+      <w:start w:val="1"/>
+      <w:numFmt w:val="bullet"/>
+      <w:lvlText w:val=""/>
+      <w:lvlJc w:val="left"/>
+      <w:pPr>
+        <w:ind w:left="6480" w:hanging="360"/>
+      </w:pPr>
+      <w:rPr>
+        <w:rFonts w:ascii="Wingdings" w:hAnsi="Wingdings" w:hint="default"/>
+      </w:rPr>
+    </w:lvl>
+  </w:abstractNum>
+  <w:abstractNum w:abstractNumId="27" w15:restartNumberingAfterBreak="0">
     <w:nsid w:val="4EFD0AD8"/>
     <w:multiLevelType w:val="multilevel"/>
     <w:tmpl w:val="7FFC70C0"/>
@@ -5799,7 +6326,7 @@
       </w:pPr>
     </w:lvl>
   </w:abstractNum>
-  <w:abstractNum w:abstractNumId="21" w15:restartNumberingAfterBreak="0">
+  <w:abstractNum w:abstractNumId="28" w15:restartNumberingAfterBreak="0">
     <w:nsid w:val="50951F5C"/>
     <w:multiLevelType w:val="multilevel"/>
     <w:tmpl w:val="8F58A8D4"/>
@@ -5939,7 +6466,7 @@
       </w:rPr>
     </w:lvl>
   </w:abstractNum>
-  <w:abstractNum w:abstractNumId="22" w15:restartNumberingAfterBreak="0">
+  <w:abstractNum w:abstractNumId="29" w15:restartNumberingAfterBreak="0">
     <w:nsid w:val="54FB765F"/>
     <w:multiLevelType w:val="multilevel"/>
     <w:tmpl w:val="D4E8411E"/>
@@ -6079,7 +6606,7 @@
       </w:rPr>
     </w:lvl>
   </w:abstractNum>
-  <w:abstractNum w:abstractNumId="23" w15:restartNumberingAfterBreak="0">
+  <w:abstractNum w:abstractNumId="30" w15:restartNumberingAfterBreak="0">
     <w:nsid w:val="55794BB0"/>
     <w:multiLevelType w:val="multilevel"/>
     <w:tmpl w:val="B16AC102"/>
@@ -6219,7 +6746,418 @@
       </w:rPr>
     </w:lvl>
   </w:abstractNum>
-  <w:abstractNum w:abstractNumId="24" w15:restartNumberingAfterBreak="0">
+  <w:abstractNum w:abstractNumId="31" w15:restartNumberingAfterBreak="0">
+    <w:nsid w:val="564010DE"/>
+    <w:multiLevelType w:val="hybridMultilevel"/>
+    <w:tmpl w:val="7FF6981C"/>
+    <w:lvl w:ilvl="0" w:tplc="04090001">
+      <w:start w:val="1"/>
+      <w:numFmt w:val="bullet"/>
+      <w:lvlText w:val=""/>
+      <w:lvlJc w:val="left"/>
+      <w:pPr>
+        <w:ind w:left="720" w:hanging="360"/>
+      </w:pPr>
+      <w:rPr>
+        <w:rFonts w:ascii="Symbol" w:hAnsi="Symbol" w:hint="default"/>
+      </w:rPr>
+    </w:lvl>
+    <w:lvl w:ilvl="1" w:tplc="04090003" w:tentative="1">
+      <w:start w:val="1"/>
+      <w:numFmt w:val="bullet"/>
+      <w:lvlText w:val="o"/>
+      <w:lvlJc w:val="left"/>
+      <w:pPr>
+        <w:ind w:left="1440" w:hanging="360"/>
+      </w:pPr>
+      <w:rPr>
+        <w:rFonts w:ascii="Courier New" w:hAnsi="Courier New" w:cs="Courier New" w:hint="default"/>
+      </w:rPr>
+    </w:lvl>
+    <w:lvl w:ilvl="2" w:tplc="04090005" w:tentative="1">
+      <w:start w:val="1"/>
+      <w:numFmt w:val="bullet"/>
+      <w:lvlText w:val=""/>
+      <w:lvlJc w:val="left"/>
+      <w:pPr>
+        <w:ind w:left="2160" w:hanging="360"/>
+      </w:pPr>
+      <w:rPr>
+        <w:rFonts w:ascii="Wingdings" w:hAnsi="Wingdings" w:hint="default"/>
+      </w:rPr>
+    </w:lvl>
+    <w:lvl w:ilvl="3" w:tplc="04090001" w:tentative="1">
+      <w:start w:val="1"/>
+      <w:numFmt w:val="bullet"/>
+      <w:lvlText w:val=""/>
+      <w:lvlJc w:val="left"/>
+      <w:pPr>
+        <w:ind w:left="2880" w:hanging="360"/>
+      </w:pPr>
+      <w:rPr>
+        <w:rFonts w:ascii="Symbol" w:hAnsi="Symbol" w:hint="default"/>
+      </w:rPr>
+    </w:lvl>
+    <w:lvl w:ilvl="4" w:tplc="04090003" w:tentative="1">
+      <w:start w:val="1"/>
+      <w:numFmt w:val="bullet"/>
+      <w:lvlText w:val="o"/>
+      <w:lvlJc w:val="left"/>
+      <w:pPr>
+        <w:ind w:left="3600" w:hanging="360"/>
+      </w:pPr>
+      <w:rPr>
+        <w:rFonts w:ascii="Courier New" w:hAnsi="Courier New" w:cs="Courier New" w:hint="default"/>
+      </w:rPr>
+    </w:lvl>
+    <w:lvl w:ilvl="5" w:tplc="04090005" w:tentative="1">
+      <w:start w:val="1"/>
+      <w:numFmt w:val="bullet"/>
+      <w:lvlText w:val=""/>
+      <w:lvlJc w:val="left"/>
+      <w:pPr>
+        <w:ind w:left="4320" w:hanging="360"/>
+      </w:pPr>
+      <w:rPr>
+        <w:rFonts w:ascii="Wingdings" w:hAnsi="Wingdings" w:hint="default"/>
+      </w:rPr>
+    </w:lvl>
+    <w:lvl w:ilvl="6" w:tplc="04090001" w:tentative="1">
+      <w:start w:val="1"/>
+      <w:numFmt w:val="bullet"/>
+      <w:lvlText w:val=""/>
+      <w:lvlJc w:val="left"/>
+      <w:pPr>
+        <w:ind w:left="5040" w:hanging="360"/>
+      </w:pPr>
+      <w:rPr>
+        <w:rFonts w:ascii="Symbol" w:hAnsi="Symbol" w:hint="default"/>
+      </w:rPr>
+    </w:lvl>
+    <w:lvl w:ilvl="7" w:tplc="04090003" w:tentative="1">
+      <w:start w:val="1"/>
+      <w:numFmt w:val="bullet"/>
+      <w:lvlText w:val="o"/>
+      <w:lvlJc w:val="left"/>
+      <w:pPr>
+        <w:ind w:left="5760" w:hanging="360"/>
+      </w:pPr>
+      <w:rPr>
+        <w:rFonts w:ascii="Courier New" w:hAnsi="Courier New" w:cs="Courier New" w:hint="default"/>
+      </w:rPr>
+    </w:lvl>
+    <w:lvl w:ilvl="8" w:tplc="04090005" w:tentative="1">
+      <w:start w:val="1"/>
+      <w:numFmt w:val="bullet"/>
+      <w:lvlText w:val=""/>
+      <w:lvlJc w:val="left"/>
+      <w:pPr>
+        <w:ind w:left="6480" w:hanging="360"/>
+      </w:pPr>
+      <w:rPr>
+        <w:rFonts w:ascii="Wingdings" w:hAnsi="Wingdings" w:hint="default"/>
+      </w:rPr>
+    </w:lvl>
+  </w:abstractNum>
+  <w:abstractNum w:abstractNumId="32" w15:restartNumberingAfterBreak="0">
+    <w:nsid w:val="579838A5"/>
+    <w:multiLevelType w:val="multilevel"/>
+    <w:tmpl w:val="B5CA8C8E"/>
+    <w:lvl w:ilvl="0">
+      <w:start w:val="1"/>
+      <w:numFmt w:val="bullet"/>
+      <w:lvlText w:val=""/>
+      <w:lvlJc w:val="left"/>
+      <w:pPr>
+        <w:tabs>
+          <w:tab w:val="num" w:pos="720"/>
+        </w:tabs>
+        <w:ind w:left="720" w:hanging="360"/>
+      </w:pPr>
+      <w:rPr>
+        <w:rFonts w:ascii="Symbol" w:hAnsi="Symbol" w:hint="default"/>
+        <w:sz w:val="20"/>
+      </w:rPr>
+    </w:lvl>
+    <w:lvl w:ilvl="1" w:tentative="1">
+      <w:start w:val="1"/>
+      <w:numFmt w:val="bullet"/>
+      <w:lvlText w:val="o"/>
+      <w:lvlJc w:val="left"/>
+      <w:pPr>
+        <w:tabs>
+          <w:tab w:val="num" w:pos="1440"/>
+        </w:tabs>
+        <w:ind w:left="1440" w:hanging="360"/>
+      </w:pPr>
+      <w:rPr>
+        <w:rFonts w:ascii="Courier New" w:hAnsi="Courier New" w:hint="default"/>
+        <w:sz w:val="20"/>
+      </w:rPr>
+    </w:lvl>
+    <w:lvl w:ilvl="2" w:tentative="1">
+      <w:start w:val="1"/>
+      <w:numFmt w:val="bullet"/>
+      <w:lvlText w:val=""/>
+      <w:lvlJc w:val="left"/>
+      <w:pPr>
+        <w:tabs>
+          <w:tab w:val="num" w:pos="2160"/>
+        </w:tabs>
+        <w:ind w:left="2160" w:hanging="360"/>
+      </w:pPr>
+      <w:rPr>
+        <w:rFonts w:ascii="Wingdings" w:hAnsi="Wingdings" w:hint="default"/>
+        <w:sz w:val="20"/>
+      </w:rPr>
+    </w:lvl>
+    <w:lvl w:ilvl="3" w:tentative="1">
+      <w:start w:val="1"/>
+      <w:numFmt w:val="bullet"/>
+      <w:lvlText w:val=""/>
+      <w:lvlJc w:val="left"/>
+      <w:pPr>
+        <w:tabs>
+          <w:tab w:val="num" w:pos="2880"/>
+        </w:tabs>
+        <w:ind w:left="2880" w:hanging="360"/>
+      </w:pPr>
+      <w:rPr>
+        <w:rFonts w:ascii="Wingdings" w:hAnsi="Wingdings" w:hint="default"/>
+        <w:sz w:val="20"/>
+      </w:rPr>
+    </w:lvl>
+    <w:lvl w:ilvl="4" w:tentative="1">
+      <w:start w:val="1"/>
+      <w:numFmt w:val="bullet"/>
+      <w:lvlText w:val=""/>
+      <w:lvlJc w:val="left"/>
+      <w:pPr>
+        <w:tabs>
+          <w:tab w:val="num" w:pos="3600"/>
+        </w:tabs>
+        <w:ind w:left="3600" w:hanging="360"/>
+      </w:pPr>
+      <w:rPr>
+        <w:rFonts w:ascii="Wingdings" w:hAnsi="Wingdings" w:hint="default"/>
+        <w:sz w:val="20"/>
+      </w:rPr>
+    </w:lvl>
+    <w:lvl w:ilvl="5" w:tentative="1">
+      <w:start w:val="1"/>
+      <w:numFmt w:val="bullet"/>
+      <w:lvlText w:val=""/>
+      <w:lvlJc w:val="left"/>
+      <w:pPr>
+        <w:tabs>
+          <w:tab w:val="num" w:pos="4320"/>
+        </w:tabs>
+        <w:ind w:left="4320" w:hanging="360"/>
+      </w:pPr>
+      <w:rPr>
+        <w:rFonts w:ascii="Wingdings" w:hAnsi="Wingdings" w:hint="default"/>
+        <w:sz w:val="20"/>
+      </w:rPr>
+    </w:lvl>
+    <w:lvl w:ilvl="6" w:tentative="1">
+      <w:start w:val="1"/>
+      <w:numFmt w:val="bullet"/>
+      <w:lvlText w:val=""/>
+      <w:lvlJc w:val="left"/>
+      <w:pPr>
+        <w:tabs>
+          <w:tab w:val="num" w:pos="5040"/>
+        </w:tabs>
+        <w:ind w:left="5040" w:hanging="360"/>
+      </w:pPr>
+      <w:rPr>
+        <w:rFonts w:ascii="Wingdings" w:hAnsi="Wingdings" w:hint="default"/>
+        <w:sz w:val="20"/>
+      </w:rPr>
+    </w:lvl>
+    <w:lvl w:ilvl="7" w:tentative="1">
+      <w:start w:val="1"/>
+      <w:numFmt w:val="bullet"/>
+      <w:lvlText w:val=""/>
+      <w:lvlJc w:val="left"/>
+      <w:pPr>
+        <w:tabs>
+          <w:tab w:val="num" w:pos="5760"/>
+        </w:tabs>
+        <w:ind w:left="5760" w:hanging="360"/>
+      </w:pPr>
+      <w:rPr>
+        <w:rFonts w:ascii="Wingdings" w:hAnsi="Wingdings" w:hint="default"/>
+        <w:sz w:val="20"/>
+      </w:rPr>
+    </w:lvl>
+    <w:lvl w:ilvl="8" w:tentative="1">
+      <w:start w:val="1"/>
+      <w:numFmt w:val="bullet"/>
+      <w:lvlText w:val=""/>
+      <w:lvlJc w:val="left"/>
+      <w:pPr>
+        <w:tabs>
+          <w:tab w:val="num" w:pos="6480"/>
+        </w:tabs>
+        <w:ind w:left="6480" w:hanging="360"/>
+      </w:pPr>
+      <w:rPr>
+        <w:rFonts w:ascii="Wingdings" w:hAnsi="Wingdings" w:hint="default"/>
+        <w:sz w:val="20"/>
+      </w:rPr>
+    </w:lvl>
+  </w:abstractNum>
+  <w:abstractNum w:abstractNumId="33" w15:restartNumberingAfterBreak="0">
+    <w:nsid w:val="5C09116D"/>
+    <w:multiLevelType w:val="multilevel"/>
+    <w:tmpl w:val="857662A4"/>
+    <w:lvl w:ilvl="0">
+      <w:start w:val="1"/>
+      <w:numFmt w:val="bullet"/>
+      <w:lvlText w:val=""/>
+      <w:lvlJc w:val="left"/>
+      <w:pPr>
+        <w:tabs>
+          <w:tab w:val="num" w:pos="720"/>
+        </w:tabs>
+        <w:ind w:left="720" w:hanging="360"/>
+      </w:pPr>
+      <w:rPr>
+        <w:rFonts w:ascii="Symbol" w:hAnsi="Symbol" w:hint="default"/>
+        <w:sz w:val="20"/>
+      </w:rPr>
+    </w:lvl>
+    <w:lvl w:ilvl="1" w:tentative="1">
+      <w:start w:val="1"/>
+      <w:numFmt w:val="bullet"/>
+      <w:lvlText w:val="o"/>
+      <w:lvlJc w:val="left"/>
+      <w:pPr>
+        <w:tabs>
+          <w:tab w:val="num" w:pos="1440"/>
+        </w:tabs>
+        <w:ind w:left="1440" w:hanging="360"/>
+      </w:pPr>
+      <w:rPr>
+        <w:rFonts w:ascii="Courier New" w:hAnsi="Courier New" w:hint="default"/>
+        <w:sz w:val="20"/>
+      </w:rPr>
+    </w:lvl>
+    <w:lvl w:ilvl="2" w:tentative="1">
+      <w:start w:val="1"/>
+      <w:numFmt w:val="bullet"/>
+      <w:lvlText w:val=""/>
+      <w:lvlJc w:val="left"/>
+      <w:pPr>
+        <w:tabs>
+          <w:tab w:val="num" w:pos="2160"/>
+        </w:tabs>
+        <w:ind w:left="2160" w:hanging="360"/>
+      </w:pPr>
+      <w:rPr>
+        <w:rFonts w:ascii="Wingdings" w:hAnsi="Wingdings" w:hint="default"/>
+        <w:sz w:val="20"/>
+      </w:rPr>
+    </w:lvl>
+    <w:lvl w:ilvl="3" w:tentative="1">
+      <w:start w:val="1"/>
+      <w:numFmt w:val="bullet"/>
+      <w:lvlText w:val=""/>
+      <w:lvlJc w:val="left"/>
+      <w:pPr>
+        <w:tabs>
+          <w:tab w:val="num" w:pos="2880"/>
+        </w:tabs>
+        <w:ind w:left="2880" w:hanging="360"/>
+      </w:pPr>
+      <w:rPr>
+        <w:rFonts w:ascii="Wingdings" w:hAnsi="Wingdings" w:hint="default"/>
+        <w:sz w:val="20"/>
+      </w:rPr>
+    </w:lvl>
+    <w:lvl w:ilvl="4" w:tentative="1">
+      <w:start w:val="1"/>
+      <w:numFmt w:val="bullet"/>
+      <w:lvlText w:val=""/>
+      <w:lvlJc w:val="left"/>
+      <w:pPr>
+        <w:tabs>
+          <w:tab w:val="num" w:pos="3600"/>
+        </w:tabs>
+        <w:ind w:left="3600" w:hanging="360"/>
+      </w:pPr>
+      <w:rPr>
+        <w:rFonts w:ascii="Wingdings" w:hAnsi="Wingdings" w:hint="default"/>
+        <w:sz w:val="20"/>
+      </w:rPr>
+    </w:lvl>
+    <w:lvl w:ilvl="5" w:tentative="1">
+      <w:start w:val="1"/>
+      <w:numFmt w:val="bullet"/>
+      <w:lvlText w:val=""/>
+      <w:lvlJc w:val="left"/>
+      <w:pPr>
+        <w:tabs>
+          <w:tab w:val="num" w:pos="4320"/>
+        </w:tabs>
+        <w:ind w:left="4320" w:hanging="360"/>
+      </w:pPr>
+      <w:rPr>
+        <w:rFonts w:ascii="Wingdings" w:hAnsi="Wingdings" w:hint="default"/>
+        <w:sz w:val="20"/>
+      </w:rPr>
+    </w:lvl>
+    <w:lvl w:ilvl="6" w:tentative="1">
+      <w:start w:val="1"/>
+      <w:numFmt w:val="bullet"/>
+      <w:lvlText w:val=""/>
+      <w:lvlJc w:val="left"/>
+      <w:pPr>
+        <w:tabs>
+          <w:tab w:val="num" w:pos="5040"/>
+        </w:tabs>
+        <w:ind w:left="5040" w:hanging="360"/>
+      </w:pPr>
+      <w:rPr>
+        <w:rFonts w:ascii="Wingdings" w:hAnsi="Wingdings" w:hint="default"/>
+        <w:sz w:val="20"/>
+      </w:rPr>
+    </w:lvl>
+    <w:lvl w:ilvl="7" w:tentative="1">
+      <w:start w:val="1"/>
+      <w:numFmt w:val="bullet"/>
+      <w:lvlText w:val=""/>
+      <w:lvlJc w:val="left"/>
+      <w:pPr>
+        <w:tabs>
+          <w:tab w:val="num" w:pos="5760"/>
+        </w:tabs>
+        <w:ind w:left="5760" w:hanging="360"/>
+      </w:pPr>
+      <w:rPr>
+        <w:rFonts w:ascii="Wingdings" w:hAnsi="Wingdings" w:hint="default"/>
+        <w:sz w:val="20"/>
+      </w:rPr>
+    </w:lvl>
+    <w:lvl w:ilvl="8" w:tentative="1">
+      <w:start w:val="1"/>
+      <w:numFmt w:val="bullet"/>
+      <w:lvlText w:val=""/>
+      <w:lvlJc w:val="left"/>
+      <w:pPr>
+        <w:tabs>
+          <w:tab w:val="num" w:pos="6480"/>
+        </w:tabs>
+        <w:ind w:left="6480" w:hanging="360"/>
+      </w:pPr>
+      <w:rPr>
+        <w:rFonts w:ascii="Wingdings" w:hAnsi="Wingdings" w:hint="default"/>
+        <w:sz w:val="20"/>
+      </w:rPr>
+    </w:lvl>
+  </w:abstractNum>
+  <w:abstractNum w:abstractNumId="34" w15:restartNumberingAfterBreak="0">
     <w:nsid w:val="5DE32240"/>
     <w:multiLevelType w:val="multilevel"/>
     <w:tmpl w:val="6E9E1A1A"/>
@@ -6335,7 +7273,156 @@
       </w:pPr>
     </w:lvl>
   </w:abstractNum>
-  <w:abstractNum w:abstractNumId="25" w15:restartNumberingAfterBreak="0">
+  <w:abstractNum w:abstractNumId="35" w15:restartNumberingAfterBreak="0">
+    <w:nsid w:val="694A1354"/>
+    <w:multiLevelType w:val="multilevel"/>
+    <w:tmpl w:val="76A61F66"/>
+    <w:lvl w:ilvl="0">
+      <w:start w:val="1"/>
+      <w:numFmt w:val="bullet"/>
+      <w:lvlText w:val=""/>
+      <w:lvlJc w:val="left"/>
+      <w:pPr>
+        <w:tabs>
+          <w:tab w:val="num" w:pos="720"/>
+        </w:tabs>
+        <w:ind w:left="720" w:hanging="360"/>
+      </w:pPr>
+      <w:rPr>
+        <w:rFonts w:ascii="Symbol" w:hAnsi="Symbol" w:hint="default"/>
+        <w:sz w:val="20"/>
+      </w:rPr>
+    </w:lvl>
+    <w:lvl w:ilvl="1" w:tentative="1">
+      <w:start w:val="1"/>
+      <w:numFmt w:val="bullet"/>
+      <w:lvlText w:val="o"/>
+      <w:lvlJc w:val="left"/>
+      <w:pPr>
+        <w:tabs>
+          <w:tab w:val="num" w:pos="1440"/>
+        </w:tabs>
+        <w:ind w:left="1440" w:hanging="360"/>
+      </w:pPr>
+      <w:rPr>
+        <w:rFonts w:ascii="Courier New" w:hAnsi="Courier New" w:hint="default"/>
+        <w:sz w:val="20"/>
+      </w:rPr>
+    </w:lvl>
+    <w:lvl w:ilvl="2" w:tentative="1">
+      <w:start w:val="1"/>
+      <w:numFmt w:val="bullet"/>
+      <w:lvlText w:val=""/>
+      <w:lvlJc w:val="left"/>
+      <w:pPr>
+        <w:tabs>
+          <w:tab w:val="num" w:pos="2160"/>
+        </w:tabs>
+        <w:ind w:left="2160" w:hanging="360"/>
+      </w:pPr>
+      <w:rPr>
+        <w:rFonts w:ascii="Wingdings" w:hAnsi="Wingdings" w:hint="default"/>
+        <w:sz w:val="20"/>
+      </w:rPr>
+    </w:lvl>
+    <w:lvl w:ilvl="3" w:tentative="1">
+      <w:start w:val="1"/>
+      <w:numFmt w:val="bullet"/>
+      <w:lvlText w:val=""/>
+      <w:lvlJc w:val="left"/>
+      <w:pPr>
+        <w:tabs>
+          <w:tab w:val="num" w:pos="2880"/>
+        </w:tabs>
+        <w:ind w:left="2880" w:hanging="360"/>
+      </w:pPr>
+      <w:rPr>
+        <w:rFonts w:ascii="Wingdings" w:hAnsi="Wingdings" w:hint="default"/>
+        <w:sz w:val="20"/>
+      </w:rPr>
+    </w:lvl>
+    <w:lvl w:ilvl="4" w:tentative="1">
+      <w:start w:val="1"/>
+      <w:numFmt w:val="bullet"/>
+      <w:lvlText w:val=""/>
+      <w:lvlJc w:val="left"/>
+      <w:pPr>
+        <w:tabs>
+          <w:tab w:val="num" w:pos="3600"/>
+        </w:tabs>
+        <w:ind w:left="3600" w:hanging="360"/>
+      </w:pPr>
+      <w:rPr>
+        <w:rFonts w:ascii="Wingdings" w:hAnsi="Wingdings" w:hint="default"/>
+        <w:sz w:val="20"/>
+      </w:rPr>
+    </w:lvl>
+    <w:lvl w:ilvl="5" w:tentative="1">
+      <w:start w:val="1"/>
+      <w:numFmt w:val="bullet"/>
+      <w:lvlText w:val=""/>
+      <w:lvlJc w:val="left"/>
+      <w:pPr>
+        <w:tabs>
+          <w:tab w:val="num" w:pos="4320"/>
+        </w:tabs>
+        <w:ind w:left="4320" w:hanging="360"/>
+      </w:pPr>
+      <w:rPr>
+        <w:rFonts w:ascii="Wingdings" w:hAnsi="Wingdings" w:hint="default"/>
+        <w:sz w:val="20"/>
+      </w:rPr>
+    </w:lvl>
+    <w:lvl w:ilvl="6" w:tentative="1">
+      <w:start w:val="1"/>
+      <w:numFmt w:val="bullet"/>
+      <w:lvlText w:val=""/>
+      <w:lvlJc w:val="left"/>
+      <w:pPr>
+        <w:tabs>
+          <w:tab w:val="num" w:pos="5040"/>
+        </w:tabs>
+        <w:ind w:left="5040" w:hanging="360"/>
+      </w:pPr>
+      <w:rPr>
+        <w:rFonts w:ascii="Wingdings" w:hAnsi="Wingdings" w:hint="default"/>
+        <w:sz w:val="20"/>
+      </w:rPr>
+    </w:lvl>
+    <w:lvl w:ilvl="7" w:tentative="1">
+      <w:start w:val="1"/>
+      <w:numFmt w:val="bullet"/>
+      <w:lvlText w:val=""/>
+      <w:lvlJc w:val="left"/>
+      <w:pPr>
+        <w:tabs>
+          <w:tab w:val="num" w:pos="5760"/>
+        </w:tabs>
+        <w:ind w:left="5760" w:hanging="360"/>
+      </w:pPr>
+      <w:rPr>
+        <w:rFonts w:ascii="Wingdings" w:hAnsi="Wingdings" w:hint="default"/>
+        <w:sz w:val="20"/>
+      </w:rPr>
+    </w:lvl>
+    <w:lvl w:ilvl="8" w:tentative="1">
+      <w:start w:val="1"/>
+      <w:numFmt w:val="bullet"/>
+      <w:lvlText w:val=""/>
+      <w:lvlJc w:val="left"/>
+      <w:pPr>
+        <w:tabs>
+          <w:tab w:val="num" w:pos="6480"/>
+        </w:tabs>
+        <w:ind w:left="6480" w:hanging="360"/>
+      </w:pPr>
+      <w:rPr>
+        <w:rFonts w:ascii="Wingdings" w:hAnsi="Wingdings" w:hint="default"/>
+        <w:sz w:val="20"/>
+      </w:rPr>
+    </w:lvl>
+  </w:abstractNum>
+  <w:abstractNum w:abstractNumId="36" w15:restartNumberingAfterBreak="0">
     <w:nsid w:val="69B91E5B"/>
     <w:multiLevelType w:val="multilevel"/>
     <w:tmpl w:val="9AE60740"/>
@@ -6475,7 +7562,7 @@
       </w:rPr>
     </w:lvl>
   </w:abstractNum>
-  <w:abstractNum w:abstractNumId="26" w15:restartNumberingAfterBreak="0">
+  <w:abstractNum w:abstractNumId="37" w15:restartNumberingAfterBreak="0">
     <w:nsid w:val="6A1901DA"/>
     <w:multiLevelType w:val="multilevel"/>
     <w:tmpl w:val="632E4BDC"/>
@@ -6591,7 +7678,156 @@
       </w:pPr>
     </w:lvl>
   </w:abstractNum>
-  <w:abstractNum w:abstractNumId="27" w15:restartNumberingAfterBreak="0">
+  <w:abstractNum w:abstractNumId="38" w15:restartNumberingAfterBreak="0">
+    <w:nsid w:val="6D6B7E85"/>
+    <w:multiLevelType w:val="multilevel"/>
+    <w:tmpl w:val="23E6A614"/>
+    <w:lvl w:ilvl="0">
+      <w:start w:val="1"/>
+      <w:numFmt w:val="bullet"/>
+      <w:lvlText w:val=""/>
+      <w:lvlJc w:val="left"/>
+      <w:pPr>
+        <w:tabs>
+          <w:tab w:val="num" w:pos="720"/>
+        </w:tabs>
+        <w:ind w:left="720" w:hanging="360"/>
+      </w:pPr>
+      <w:rPr>
+        <w:rFonts w:ascii="Symbol" w:hAnsi="Symbol" w:hint="default"/>
+        <w:sz w:val="20"/>
+      </w:rPr>
+    </w:lvl>
+    <w:lvl w:ilvl="1" w:tentative="1">
+      <w:start w:val="1"/>
+      <w:numFmt w:val="bullet"/>
+      <w:lvlText w:val="o"/>
+      <w:lvlJc w:val="left"/>
+      <w:pPr>
+        <w:tabs>
+          <w:tab w:val="num" w:pos="1440"/>
+        </w:tabs>
+        <w:ind w:left="1440" w:hanging="360"/>
+      </w:pPr>
+      <w:rPr>
+        <w:rFonts w:ascii="Courier New" w:hAnsi="Courier New" w:hint="default"/>
+        <w:sz w:val="20"/>
+      </w:rPr>
+    </w:lvl>
+    <w:lvl w:ilvl="2" w:tentative="1">
+      <w:start w:val="1"/>
+      <w:numFmt w:val="bullet"/>
+      <w:lvlText w:val=""/>
+      <w:lvlJc w:val="left"/>
+      <w:pPr>
+        <w:tabs>
+          <w:tab w:val="num" w:pos="2160"/>
+        </w:tabs>
+        <w:ind w:left="2160" w:hanging="360"/>
+      </w:pPr>
+      <w:rPr>
+        <w:rFonts w:ascii="Wingdings" w:hAnsi="Wingdings" w:hint="default"/>
+        <w:sz w:val="20"/>
+      </w:rPr>
+    </w:lvl>
+    <w:lvl w:ilvl="3" w:tentative="1">
+      <w:start w:val="1"/>
+      <w:numFmt w:val="bullet"/>
+      <w:lvlText w:val=""/>
+      <w:lvlJc w:val="left"/>
+      <w:pPr>
+        <w:tabs>
+          <w:tab w:val="num" w:pos="2880"/>
+        </w:tabs>
+        <w:ind w:left="2880" w:hanging="360"/>
+      </w:pPr>
+      <w:rPr>
+        <w:rFonts w:ascii="Wingdings" w:hAnsi="Wingdings" w:hint="default"/>
+        <w:sz w:val="20"/>
+      </w:rPr>
+    </w:lvl>
+    <w:lvl w:ilvl="4" w:tentative="1">
+      <w:start w:val="1"/>
+      <w:numFmt w:val="bullet"/>
+      <w:lvlText w:val=""/>
+      <w:lvlJc w:val="left"/>
+      <w:pPr>
+        <w:tabs>
+          <w:tab w:val="num" w:pos="3600"/>
+        </w:tabs>
+        <w:ind w:left="3600" w:hanging="360"/>
+      </w:pPr>
+      <w:rPr>
+        <w:rFonts w:ascii="Wingdings" w:hAnsi="Wingdings" w:hint="default"/>
+        <w:sz w:val="20"/>
+      </w:rPr>
+    </w:lvl>
+    <w:lvl w:ilvl="5" w:tentative="1">
+      <w:start w:val="1"/>
+      <w:numFmt w:val="bullet"/>
+      <w:lvlText w:val=""/>
+      <w:lvlJc w:val="left"/>
+      <w:pPr>
+        <w:tabs>
+          <w:tab w:val="num" w:pos="4320"/>
+        </w:tabs>
+        <w:ind w:left="4320" w:hanging="360"/>
+      </w:pPr>
+      <w:rPr>
+        <w:rFonts w:ascii="Wingdings" w:hAnsi="Wingdings" w:hint="default"/>
+        <w:sz w:val="20"/>
+      </w:rPr>
+    </w:lvl>
+    <w:lvl w:ilvl="6" w:tentative="1">
+      <w:start w:val="1"/>
+      <w:numFmt w:val="bullet"/>
+      <w:lvlText w:val=""/>
+      <w:lvlJc w:val="left"/>
+      <w:pPr>
+        <w:tabs>
+          <w:tab w:val="num" w:pos="5040"/>
+        </w:tabs>
+        <w:ind w:left="5040" w:hanging="360"/>
+      </w:pPr>
+      <w:rPr>
+        <w:rFonts w:ascii="Wingdings" w:hAnsi="Wingdings" w:hint="default"/>
+        <w:sz w:val="20"/>
+      </w:rPr>
+    </w:lvl>
+    <w:lvl w:ilvl="7" w:tentative="1">
+      <w:start w:val="1"/>
+      <w:numFmt w:val="bullet"/>
+      <w:lvlText w:val=""/>
+      <w:lvlJc w:val="left"/>
+      <w:pPr>
+        <w:tabs>
+          <w:tab w:val="num" w:pos="5760"/>
+        </w:tabs>
+        <w:ind w:left="5760" w:hanging="360"/>
+      </w:pPr>
+      <w:rPr>
+        <w:rFonts w:ascii="Wingdings" w:hAnsi="Wingdings" w:hint="default"/>
+        <w:sz w:val="20"/>
+      </w:rPr>
+    </w:lvl>
+    <w:lvl w:ilvl="8" w:tentative="1">
+      <w:start w:val="1"/>
+      <w:numFmt w:val="bullet"/>
+      <w:lvlText w:val=""/>
+      <w:lvlJc w:val="left"/>
+      <w:pPr>
+        <w:tabs>
+          <w:tab w:val="num" w:pos="6480"/>
+        </w:tabs>
+        <w:ind w:left="6480" w:hanging="360"/>
+      </w:pPr>
+      <w:rPr>
+        <w:rFonts w:ascii="Wingdings" w:hAnsi="Wingdings" w:hint="default"/>
+        <w:sz w:val="20"/>
+      </w:rPr>
+    </w:lvl>
+  </w:abstractNum>
+  <w:abstractNum w:abstractNumId="39" w15:restartNumberingAfterBreak="0">
     <w:nsid w:val="6F8E6B67"/>
     <w:multiLevelType w:val="multilevel"/>
     <w:tmpl w:val="292E2232"/>
@@ -6707,92 +7943,503 @@
       </w:pPr>
     </w:lvl>
   </w:abstractNum>
-  <w:num w:numId="1" w16cid:durableId="1356536972">
-    <w:abstractNumId w:val="2"/>
+  <w:abstractNum w:abstractNumId="40" w15:restartNumberingAfterBreak="0">
+    <w:nsid w:val="74AD549D"/>
+    <w:multiLevelType w:val="hybridMultilevel"/>
+    <w:tmpl w:val="80E09E08"/>
+    <w:lvl w:ilvl="0" w:tplc="04090001">
+      <w:start w:val="1"/>
+      <w:numFmt w:val="bullet"/>
+      <w:lvlText w:val=""/>
+      <w:lvlJc w:val="left"/>
+      <w:pPr>
+        <w:ind w:left="720" w:hanging="360"/>
+      </w:pPr>
+      <w:rPr>
+        <w:rFonts w:ascii="Symbol" w:hAnsi="Symbol" w:hint="default"/>
+      </w:rPr>
+    </w:lvl>
+    <w:lvl w:ilvl="1" w:tplc="04090003" w:tentative="1">
+      <w:start w:val="1"/>
+      <w:numFmt w:val="bullet"/>
+      <w:lvlText w:val="o"/>
+      <w:lvlJc w:val="left"/>
+      <w:pPr>
+        <w:ind w:left="1440" w:hanging="360"/>
+      </w:pPr>
+      <w:rPr>
+        <w:rFonts w:ascii="Courier New" w:hAnsi="Courier New" w:cs="Courier New" w:hint="default"/>
+      </w:rPr>
+    </w:lvl>
+    <w:lvl w:ilvl="2" w:tplc="04090005" w:tentative="1">
+      <w:start w:val="1"/>
+      <w:numFmt w:val="bullet"/>
+      <w:lvlText w:val=""/>
+      <w:lvlJc w:val="left"/>
+      <w:pPr>
+        <w:ind w:left="2160" w:hanging="360"/>
+      </w:pPr>
+      <w:rPr>
+        <w:rFonts w:ascii="Wingdings" w:hAnsi="Wingdings" w:hint="default"/>
+      </w:rPr>
+    </w:lvl>
+    <w:lvl w:ilvl="3" w:tplc="04090001" w:tentative="1">
+      <w:start w:val="1"/>
+      <w:numFmt w:val="bullet"/>
+      <w:lvlText w:val=""/>
+      <w:lvlJc w:val="left"/>
+      <w:pPr>
+        <w:ind w:left="2880" w:hanging="360"/>
+      </w:pPr>
+      <w:rPr>
+        <w:rFonts w:ascii="Symbol" w:hAnsi="Symbol" w:hint="default"/>
+      </w:rPr>
+    </w:lvl>
+    <w:lvl w:ilvl="4" w:tplc="04090003" w:tentative="1">
+      <w:start w:val="1"/>
+      <w:numFmt w:val="bullet"/>
+      <w:lvlText w:val="o"/>
+      <w:lvlJc w:val="left"/>
+      <w:pPr>
+        <w:ind w:left="3600" w:hanging="360"/>
+      </w:pPr>
+      <w:rPr>
+        <w:rFonts w:ascii="Courier New" w:hAnsi="Courier New" w:cs="Courier New" w:hint="default"/>
+      </w:rPr>
+    </w:lvl>
+    <w:lvl w:ilvl="5" w:tplc="04090005" w:tentative="1">
+      <w:start w:val="1"/>
+      <w:numFmt w:val="bullet"/>
+      <w:lvlText w:val=""/>
+      <w:lvlJc w:val="left"/>
+      <w:pPr>
+        <w:ind w:left="4320" w:hanging="360"/>
+      </w:pPr>
+      <w:rPr>
+        <w:rFonts w:ascii="Wingdings" w:hAnsi="Wingdings" w:hint="default"/>
+      </w:rPr>
+    </w:lvl>
+    <w:lvl w:ilvl="6" w:tplc="04090001" w:tentative="1">
+      <w:start w:val="1"/>
+      <w:numFmt w:val="bullet"/>
+      <w:lvlText w:val=""/>
+      <w:lvlJc w:val="left"/>
+      <w:pPr>
+        <w:ind w:left="5040" w:hanging="360"/>
+      </w:pPr>
+      <w:rPr>
+        <w:rFonts w:ascii="Symbol" w:hAnsi="Symbol" w:hint="default"/>
+      </w:rPr>
+    </w:lvl>
+    <w:lvl w:ilvl="7" w:tplc="04090003" w:tentative="1">
+      <w:start w:val="1"/>
+      <w:numFmt w:val="bullet"/>
+      <w:lvlText w:val="o"/>
+      <w:lvlJc w:val="left"/>
+      <w:pPr>
+        <w:ind w:left="5760" w:hanging="360"/>
+      </w:pPr>
+      <w:rPr>
+        <w:rFonts w:ascii="Courier New" w:hAnsi="Courier New" w:cs="Courier New" w:hint="default"/>
+      </w:rPr>
+    </w:lvl>
+    <w:lvl w:ilvl="8" w:tplc="04090005" w:tentative="1">
+      <w:start w:val="1"/>
+      <w:numFmt w:val="bullet"/>
+      <w:lvlText w:val=""/>
+      <w:lvlJc w:val="left"/>
+      <w:pPr>
+        <w:ind w:left="6480" w:hanging="360"/>
+      </w:pPr>
+      <w:rPr>
+        <w:rFonts w:ascii="Wingdings" w:hAnsi="Wingdings" w:hint="default"/>
+      </w:rPr>
+    </w:lvl>
+  </w:abstractNum>
+  <w:abstractNum w:abstractNumId="41" w15:restartNumberingAfterBreak="0">
+    <w:nsid w:val="7D2E339B"/>
+    <w:multiLevelType w:val="multilevel"/>
+    <w:tmpl w:val="F12A8332"/>
+    <w:lvl w:ilvl="0">
+      <w:start w:val="1"/>
+      <w:numFmt w:val="bullet"/>
+      <w:lvlText w:val=""/>
+      <w:lvlJc w:val="left"/>
+      <w:pPr>
+        <w:tabs>
+          <w:tab w:val="num" w:pos="720"/>
+        </w:tabs>
+        <w:ind w:left="720" w:hanging="360"/>
+      </w:pPr>
+      <w:rPr>
+        <w:rFonts w:ascii="Symbol" w:hAnsi="Symbol" w:hint="default"/>
+        <w:sz w:val="20"/>
+      </w:rPr>
+    </w:lvl>
+    <w:lvl w:ilvl="1" w:tentative="1">
+      <w:start w:val="1"/>
+      <w:numFmt w:val="bullet"/>
+      <w:lvlText w:val="o"/>
+      <w:lvlJc w:val="left"/>
+      <w:pPr>
+        <w:tabs>
+          <w:tab w:val="num" w:pos="1440"/>
+        </w:tabs>
+        <w:ind w:left="1440" w:hanging="360"/>
+      </w:pPr>
+      <w:rPr>
+        <w:rFonts w:ascii="Courier New" w:hAnsi="Courier New" w:hint="default"/>
+        <w:sz w:val="20"/>
+      </w:rPr>
+    </w:lvl>
+    <w:lvl w:ilvl="2" w:tentative="1">
+      <w:start w:val="1"/>
+      <w:numFmt w:val="bullet"/>
+      <w:lvlText w:val=""/>
+      <w:lvlJc w:val="left"/>
+      <w:pPr>
+        <w:tabs>
+          <w:tab w:val="num" w:pos="2160"/>
+        </w:tabs>
+        <w:ind w:left="2160" w:hanging="360"/>
+      </w:pPr>
+      <w:rPr>
+        <w:rFonts w:ascii="Wingdings" w:hAnsi="Wingdings" w:hint="default"/>
+        <w:sz w:val="20"/>
+      </w:rPr>
+    </w:lvl>
+    <w:lvl w:ilvl="3" w:tentative="1">
+      <w:start w:val="1"/>
+      <w:numFmt w:val="bullet"/>
+      <w:lvlText w:val=""/>
+      <w:lvlJc w:val="left"/>
+      <w:pPr>
+        <w:tabs>
+          <w:tab w:val="num" w:pos="2880"/>
+        </w:tabs>
+        <w:ind w:left="2880" w:hanging="360"/>
+      </w:pPr>
+      <w:rPr>
+        <w:rFonts w:ascii="Wingdings" w:hAnsi="Wingdings" w:hint="default"/>
+        <w:sz w:val="20"/>
+      </w:rPr>
+    </w:lvl>
+    <w:lvl w:ilvl="4" w:tentative="1">
+      <w:start w:val="1"/>
+      <w:numFmt w:val="bullet"/>
+      <w:lvlText w:val=""/>
+      <w:lvlJc w:val="left"/>
+      <w:pPr>
+        <w:tabs>
+          <w:tab w:val="num" w:pos="3600"/>
+        </w:tabs>
+        <w:ind w:left="3600" w:hanging="360"/>
+      </w:pPr>
+      <w:rPr>
+        <w:rFonts w:ascii="Wingdings" w:hAnsi="Wingdings" w:hint="default"/>
+        <w:sz w:val="20"/>
+      </w:rPr>
+    </w:lvl>
+    <w:lvl w:ilvl="5" w:tentative="1">
+      <w:start w:val="1"/>
+      <w:numFmt w:val="bullet"/>
+      <w:lvlText w:val=""/>
+      <w:lvlJc w:val="left"/>
+      <w:pPr>
+        <w:tabs>
+          <w:tab w:val="num" w:pos="4320"/>
+        </w:tabs>
+        <w:ind w:left="4320" w:hanging="360"/>
+      </w:pPr>
+      <w:rPr>
+        <w:rFonts w:ascii="Wingdings" w:hAnsi="Wingdings" w:hint="default"/>
+        <w:sz w:val="20"/>
+      </w:rPr>
+    </w:lvl>
+    <w:lvl w:ilvl="6" w:tentative="1">
+      <w:start w:val="1"/>
+      <w:numFmt w:val="bullet"/>
+      <w:lvlText w:val=""/>
+      <w:lvlJc w:val="left"/>
+      <w:pPr>
+        <w:tabs>
+          <w:tab w:val="num" w:pos="5040"/>
+        </w:tabs>
+        <w:ind w:left="5040" w:hanging="360"/>
+      </w:pPr>
+      <w:rPr>
+        <w:rFonts w:ascii="Wingdings" w:hAnsi="Wingdings" w:hint="default"/>
+        <w:sz w:val="20"/>
+      </w:rPr>
+    </w:lvl>
+    <w:lvl w:ilvl="7" w:tentative="1">
+      <w:start w:val="1"/>
+      <w:numFmt w:val="bullet"/>
+      <w:lvlText w:val=""/>
+      <w:lvlJc w:val="left"/>
+      <w:pPr>
+        <w:tabs>
+          <w:tab w:val="num" w:pos="5760"/>
+        </w:tabs>
+        <w:ind w:left="5760" w:hanging="360"/>
+      </w:pPr>
+      <w:rPr>
+        <w:rFonts w:ascii="Wingdings" w:hAnsi="Wingdings" w:hint="default"/>
+        <w:sz w:val="20"/>
+      </w:rPr>
+    </w:lvl>
+    <w:lvl w:ilvl="8" w:tentative="1">
+      <w:start w:val="1"/>
+      <w:numFmt w:val="bullet"/>
+      <w:lvlText w:val=""/>
+      <w:lvlJc w:val="left"/>
+      <w:pPr>
+        <w:tabs>
+          <w:tab w:val="num" w:pos="6480"/>
+        </w:tabs>
+        <w:ind w:left="6480" w:hanging="360"/>
+      </w:pPr>
+      <w:rPr>
+        <w:rFonts w:ascii="Wingdings" w:hAnsi="Wingdings" w:hint="default"/>
+        <w:sz w:val="20"/>
+      </w:rPr>
+    </w:lvl>
+  </w:abstractNum>
+  <w:abstractNum w:abstractNumId="42" w15:restartNumberingAfterBreak="0">
+    <w:nsid w:val="7F3B43F1"/>
+    <w:multiLevelType w:val="multilevel"/>
+    <w:tmpl w:val="6A54B148"/>
+    <w:lvl w:ilvl="0">
+      <w:start w:val="1"/>
+      <w:numFmt w:val="bullet"/>
+      <w:lvlText w:val=""/>
+      <w:lvlJc w:val="left"/>
+      <w:pPr>
+        <w:tabs>
+          <w:tab w:val="num" w:pos="720"/>
+        </w:tabs>
+        <w:ind w:left="720" w:hanging="360"/>
+      </w:pPr>
+      <w:rPr>
+        <w:rFonts w:ascii="Symbol" w:hAnsi="Symbol" w:hint="default"/>
+        <w:sz w:val="20"/>
+      </w:rPr>
+    </w:lvl>
+    <w:lvl w:ilvl="1" w:tentative="1">
+      <w:start w:val="1"/>
+      <w:numFmt w:val="bullet"/>
+      <w:lvlText w:val="o"/>
+      <w:lvlJc w:val="left"/>
+      <w:pPr>
+        <w:tabs>
+          <w:tab w:val="num" w:pos="1440"/>
+        </w:tabs>
+        <w:ind w:left="1440" w:hanging="360"/>
+      </w:pPr>
+      <w:rPr>
+        <w:rFonts w:ascii="Courier New" w:hAnsi="Courier New" w:hint="default"/>
+        <w:sz w:val="20"/>
+      </w:rPr>
+    </w:lvl>
+    <w:lvl w:ilvl="2" w:tentative="1">
+      <w:start w:val="1"/>
+      <w:numFmt w:val="bullet"/>
+      <w:lvlText w:val=""/>
+      <w:lvlJc w:val="left"/>
+      <w:pPr>
+        <w:tabs>
+          <w:tab w:val="num" w:pos="2160"/>
+        </w:tabs>
+        <w:ind w:left="2160" w:hanging="360"/>
+      </w:pPr>
+      <w:rPr>
+        <w:rFonts w:ascii="Wingdings" w:hAnsi="Wingdings" w:hint="default"/>
+        <w:sz w:val="20"/>
+      </w:rPr>
+    </w:lvl>
+    <w:lvl w:ilvl="3" w:tentative="1">
+      <w:start w:val="1"/>
+      <w:numFmt w:val="bullet"/>
+      <w:lvlText w:val=""/>
+      <w:lvlJc w:val="left"/>
+      <w:pPr>
+        <w:tabs>
+          <w:tab w:val="num" w:pos="2880"/>
+        </w:tabs>
+        <w:ind w:left="2880" w:hanging="360"/>
+      </w:pPr>
+      <w:rPr>
+        <w:rFonts w:ascii="Wingdings" w:hAnsi="Wingdings" w:hint="default"/>
+        <w:sz w:val="20"/>
+      </w:rPr>
+    </w:lvl>
+    <w:lvl w:ilvl="4" w:tentative="1">
+      <w:start w:val="1"/>
+      <w:numFmt w:val="bullet"/>
+      <w:lvlText w:val=""/>
+      <w:lvlJc w:val="left"/>
+      <w:pPr>
+        <w:tabs>
+          <w:tab w:val="num" w:pos="3600"/>
+        </w:tabs>
+        <w:ind w:left="3600" w:hanging="360"/>
+      </w:pPr>
+      <w:rPr>
+        <w:rFonts w:ascii="Wingdings" w:hAnsi="Wingdings" w:hint="default"/>
+        <w:sz w:val="20"/>
+      </w:rPr>
+    </w:lvl>
+    <w:lvl w:ilvl="5" w:tentative="1">
+      <w:start w:val="1"/>
+      <w:numFmt w:val="bullet"/>
+      <w:lvlText w:val=""/>
+      <w:lvlJc w:val="left"/>
+      <w:pPr>
+        <w:tabs>
+          <w:tab w:val="num" w:pos="4320"/>
+        </w:tabs>
+        <w:ind w:left="4320" w:hanging="360"/>
+      </w:pPr>
+      <w:rPr>
+        <w:rFonts w:ascii="Wingdings" w:hAnsi="Wingdings" w:hint="default"/>
+        <w:sz w:val="20"/>
+      </w:rPr>
+    </w:lvl>
+    <w:lvl w:ilvl="6" w:tentative="1">
+      <w:start w:val="1"/>
+      <w:numFmt w:val="bullet"/>
+      <w:lvlText w:val=""/>
+      <w:lvlJc w:val="left"/>
+      <w:pPr>
+        <w:tabs>
+          <w:tab w:val="num" w:pos="5040"/>
+        </w:tabs>
+        <w:ind w:left="5040" w:hanging="360"/>
+      </w:pPr>
+      <w:rPr>
+        <w:rFonts w:ascii="Wingdings" w:hAnsi="Wingdings" w:hint="default"/>
+        <w:sz w:val="20"/>
+      </w:rPr>
+    </w:lvl>
+    <w:lvl w:ilvl="7" w:tentative="1">
+      <w:start w:val="1"/>
+      <w:numFmt w:val="bullet"/>
+      <w:lvlText w:val=""/>
+      <w:lvlJc w:val="left"/>
+      <w:pPr>
+        <w:tabs>
+          <w:tab w:val="num" w:pos="5760"/>
+        </w:tabs>
+        <w:ind w:left="5760" w:hanging="360"/>
+      </w:pPr>
+      <w:rPr>
+        <w:rFonts w:ascii="Wingdings" w:hAnsi="Wingdings" w:hint="default"/>
+        <w:sz w:val="20"/>
+      </w:rPr>
+    </w:lvl>
+    <w:lvl w:ilvl="8" w:tentative="1">
+      <w:start w:val="1"/>
+      <w:numFmt w:val="bullet"/>
+      <w:lvlText w:val=""/>
+      <w:lvlJc w:val="left"/>
+      <w:pPr>
+        <w:tabs>
+          <w:tab w:val="num" w:pos="6480"/>
+        </w:tabs>
+        <w:ind w:left="6480" w:hanging="360"/>
+      </w:pPr>
+      <w:rPr>
+        <w:rFonts w:ascii="Wingdings" w:hAnsi="Wingdings" w:hint="default"/>
+        <w:sz w:val="20"/>
+      </w:rPr>
+    </w:lvl>
+  </w:abstractNum>
+  <w:num w:numId="1">
+    <w:abstractNumId w:val="4"/>
   </w:num>
-  <w:num w:numId="2" w16cid:durableId="1558079447">
+  <w:num w:numId="2">
+    <w:abstractNumId w:val="30"/>
+  </w:num>
+  <w:num w:numId="3">
+    <w:abstractNumId w:val="12"/>
+  </w:num>
+  <w:num w:numId="4">
+    <w:abstractNumId w:val="22"/>
+  </w:num>
+  <w:num w:numId="5">
+    <w:abstractNumId w:val="8"/>
+  </w:num>
+  <w:num w:numId="6">
+    <w:abstractNumId w:val="15"/>
+  </w:num>
+  <w:num w:numId="7">
+    <w:abstractNumId w:val="16"/>
+  </w:num>
+  <w:num w:numId="8">
+    <w:abstractNumId w:val="36"/>
+  </w:num>
+  <w:num w:numId="9">
+    <w:abstractNumId w:val="29"/>
+  </w:num>
+  <w:num w:numId="10">
+    <w:abstractNumId w:val="7"/>
+  </w:num>
+  <w:num w:numId="11">
+    <w:abstractNumId w:val="6"/>
+  </w:num>
+  <w:num w:numId="12">
+    <w:abstractNumId w:val="5"/>
+  </w:num>
+  <w:num w:numId="13">
+    <w:abstractNumId w:val="13"/>
+  </w:num>
+  <w:num w:numId="14">
+    <w:abstractNumId w:val="19"/>
+  </w:num>
+  <w:num w:numId="15">
+    <w:abstractNumId w:val="9"/>
+  </w:num>
+  <w:num w:numId="16">
+    <w:abstractNumId w:val="0"/>
+  </w:num>
+  <w:num w:numId="17">
+    <w:abstractNumId w:val="37"/>
+  </w:num>
+  <w:num w:numId="18">
+    <w:abstractNumId w:val="34"/>
+  </w:num>
+  <w:num w:numId="19">
+    <w:abstractNumId w:val="28"/>
+  </w:num>
+  <w:num w:numId="20">
+    <w:abstractNumId w:val="3"/>
+  </w:num>
+  <w:num w:numId="21">
+    <w:abstractNumId w:val="39"/>
+  </w:num>
+  <w:num w:numId="22">
+    <w:abstractNumId w:val="18"/>
+  </w:num>
+  <w:num w:numId="23">
+    <w:abstractNumId w:val="24"/>
+  </w:num>
+  <w:num w:numId="24">
+    <w:abstractNumId w:val="27"/>
+  </w:num>
+  <w:num w:numId="25">
     <w:abstractNumId w:val="23"/>
   </w:num>
-  <w:num w:numId="3" w16cid:durableId="2023586916">
-    <w:abstractNumId w:val="8"/>
-  </w:num>
-  <w:num w:numId="4" w16cid:durableId="1201552074">
-    <w:abstractNumId w:val="16"/>
-  </w:num>
-  <w:num w:numId="5" w16cid:durableId="2053728868">
-    <w:abstractNumId w:val="6"/>
-  </w:num>
-  <w:num w:numId="6" w16cid:durableId="1632131019">
-    <w:abstractNumId w:val="10"/>
-  </w:num>
-  <w:num w:numId="7" w16cid:durableId="1015883203">
-    <w:abstractNumId w:val="11"/>
-  </w:num>
-  <w:num w:numId="8" w16cid:durableId="1607343189">
+  <w:num w:numId="26">
     <w:abstractNumId w:val="25"/>
   </w:num>
-  <w:num w:numId="9" w16cid:durableId="1125270706">
-    <w:abstractNumId w:val="22"/>
+  <w:num w:numId="27">
+    <w:abstractNumId w:val="17"/>
   </w:num>
-  <w:num w:numId="10" w16cid:durableId="679815597">
-    <w:abstractNumId w:val="5"/>
-  </w:num>
-  <w:num w:numId="11" w16cid:durableId="1806042510">
-    <w:abstractNumId w:val="4"/>
-  </w:num>
-  <w:num w:numId="12" w16cid:durableId="789937079">
-    <w:abstractNumId w:val="3"/>
-  </w:num>
-  <w:num w:numId="13" w16cid:durableId="496113215">
-    <w:abstractNumId w:val="9"/>
-  </w:num>
-  <w:num w:numId="14" w16cid:durableId="1454060095">
-    <w:abstractNumId w:val="14"/>
-  </w:num>
-  <w:num w:numId="15" w16cid:durableId="2145387263">
-    <w:abstractNumId w:val="7"/>
-  </w:num>
-  <w:num w:numId="16" w16cid:durableId="1791169386">
-    <w:abstractNumId w:val="0"/>
-  </w:num>
-  <w:num w:numId="17" w16cid:durableId="951521378">
-    <w:abstractNumId w:val="26"/>
-  </w:num>
-  <w:num w:numId="18" w16cid:durableId="221721542">
-    <w:abstractNumId w:val="24"/>
-  </w:num>
-  <w:num w:numId="19" w16cid:durableId="1903173506">
-    <w:abstractNumId w:val="21"/>
-  </w:num>
-  <w:num w:numId="20" w16cid:durableId="1571113820">
-    <w:abstractNumId w:val="1"/>
-  </w:num>
-  <w:num w:numId="21" w16cid:durableId="539786689">
-    <w:abstractNumId w:val="27"/>
-  </w:num>
-  <w:num w:numId="22" w16cid:durableId="1467315967">
-    <w:abstractNumId w:val="13"/>
-  </w:num>
-  <w:num w:numId="23" w16cid:durableId="1752657763">
-    <w:abstractNumId w:val="18"/>
-  </w:num>
-  <w:num w:numId="24" w16cid:durableId="691421372">
+  <w:num w:numId="28">
     <w:abstractNumId w:val="20"/>
   </w:num>
-  <w:num w:numId="25" w16cid:durableId="1762605613">
-    <w:abstractNumId w:val="17"/>
-  </w:num>
-  <w:num w:numId="26" w16cid:durableId="1120077698">
-    <w:abstractNumId w:val="19"/>
-  </w:num>
-  <w:num w:numId="27" w16cid:durableId="1374840305">
-    <w:abstractNumId w:val="12"/>
-  </w:num>
-  <w:num w:numId="28" w16cid:durableId="708916677">
-    <w:abstractNumId w:val="15"/>
-  </w:num>
-  <w:num w:numId="29" w16cid:durableId="2114812981">
-    <w:abstractNumId w:val="9"/>
+  <w:num w:numId="29">
+    <w:abstractNumId w:val="13"/>
     <w:lvlOverride w:ilvl="0">
       <w:startOverride w:val="1"/>
       <w:lvl w:ilvl="0">
@@ -6932,8 +8579,8 @@
       </w:lvl>
     </w:lvlOverride>
   </w:num>
-  <w:num w:numId="30" w16cid:durableId="695155779">
-    <w:abstractNumId w:val="9"/>
+  <w:num w:numId="30">
+    <w:abstractNumId w:val="13"/>
     <w:lvlOverride w:ilvl="0">
       <w:startOverride w:val="1"/>
       <w:lvl w:ilvl="0">
@@ -7073,8 +8720,8 @@
       </w:lvl>
     </w:lvlOverride>
   </w:num>
-  <w:num w:numId="31" w16cid:durableId="1205949026">
-    <w:abstractNumId w:val="9"/>
+  <w:num w:numId="31">
+    <w:abstractNumId w:val="13"/>
     <w:lvlOverride w:ilvl="0">
       <w:startOverride w:val="1"/>
       <w:lvl w:ilvl="0">
@@ -7214,8 +8861,8 @@
       </w:lvl>
     </w:lvlOverride>
   </w:num>
-  <w:num w:numId="32" w16cid:durableId="947391010">
-    <w:abstractNumId w:val="9"/>
+  <w:num w:numId="32">
+    <w:abstractNumId w:val="13"/>
     <w:lvlOverride w:ilvl="0">
       <w:startOverride w:val="1"/>
       <w:lvl w:ilvl="0">
@@ -7355,8 +9002,8 @@
       </w:lvl>
     </w:lvlOverride>
   </w:num>
-  <w:num w:numId="33" w16cid:durableId="1714421801">
-    <w:abstractNumId w:val="9"/>
+  <w:num w:numId="33">
+    <w:abstractNumId w:val="13"/>
     <w:lvlOverride w:ilvl="0">
       <w:startOverride w:val="1"/>
       <w:lvl w:ilvl="0">
@@ -7496,11 +9143,56 @@
       </w:lvl>
     </w:lvlOverride>
   </w:num>
+  <w:num w:numId="34">
+    <w:abstractNumId w:val="35"/>
+  </w:num>
+  <w:num w:numId="35">
+    <w:abstractNumId w:val="2"/>
+  </w:num>
+  <w:num w:numId="36">
+    <w:abstractNumId w:val="14"/>
+  </w:num>
+  <w:num w:numId="37">
+    <w:abstractNumId w:val="42"/>
+  </w:num>
+  <w:num w:numId="38">
+    <w:abstractNumId w:val="21"/>
+  </w:num>
+  <w:num w:numId="39">
+    <w:abstractNumId w:val="11"/>
+  </w:num>
+  <w:num w:numId="40">
+    <w:abstractNumId w:val="38"/>
+  </w:num>
+  <w:num w:numId="41">
+    <w:abstractNumId w:val="41"/>
+  </w:num>
+  <w:num w:numId="42">
+    <w:abstractNumId w:val="33"/>
+  </w:num>
+  <w:num w:numId="43">
+    <w:abstractNumId w:val="32"/>
+  </w:num>
+  <w:num w:numId="44">
+    <w:abstractNumId w:val="31"/>
+  </w:num>
+  <w:num w:numId="45">
+    <w:abstractNumId w:val="1"/>
+  </w:num>
+  <w:num w:numId="46">
+    <w:abstractNumId w:val="10"/>
+  </w:num>
+  <w:num w:numId="47">
+    <w:abstractNumId w:val="26"/>
+  </w:num>
+  <w:num w:numId="48">
+    <w:abstractNumId w:val="40"/>
+  </w:num>
 </w:numbering>
 </file>
 
 <file path=word/styles.xml><?xml version="1.0" encoding="utf-8"?>
-<w:styles xmlns:mc="http://schemas.openxmlformats.org/markup-compatibility/2006" xmlns:r="http://schemas.openxmlformats.org/officeDocument/2006/relationships" xmlns:w="http://schemas.openxmlformats.org/wordprocessingml/2006/main" xmlns:w14="http://schemas.microsoft.com/office/word/2010/wordml" xmlns:w15="http://schemas.microsoft.com/office/word/2012/wordml" xmlns:w16cex="http://schemas.microsoft.com/office/word/2018/wordml/cex" xmlns:w16cid="http://schemas.microsoft.com/office/word/2016/wordml/cid" xmlns:w16="http://schemas.microsoft.com/office/word/2018/wordml" xmlns:w16du="http://schemas.microsoft.com/office/word/2023/wordml/word16du" xmlns:w16sdtdh="http://schemas.microsoft.com/office/word/2020/wordml/sdtdatahash" xmlns:w16sdtfl="http://schemas.microsoft.com/office/word/2024/wordml/sdtformatlock" xmlns:w16se="http://schemas.microsoft.com/office/word/2015/wordml/symex" mc:Ignorable="w14 w15 w16se w16cid w16 w16cex w16sdtdh w16sdtfl w16du">
+<w:styles xmlns:mc="http://schemas.openxmlformats.org/markup-compatibility/2006" xmlns:r="http://schemas.openxmlformats.org/officeDocument/2006/relationships" xmlns:w="http://schemas.openxmlformats.org/wordprocessingml/2006/main" xmlns:w14="http://schemas.microsoft.com/office/word/2010/wordml" xmlns:w15="http://schemas.microsoft.com/office/word/2012/wordml" mc:Ignorable="w14 w15">
   <w:docDefaults>
     <w:rPrDefault>
       <w:rPr>
@@ -7516,7 +9208,7 @@
       </w:pPr>
     </w:pPrDefault>
   </w:docDefaults>
-  <w:latentStyles w:defLockedState="0" w:defUIPriority="99" w:defSemiHidden="0" w:defUnhideWhenUsed="0" w:defQFormat="0" w:count="376">
+  <w:latentStyles w:defLockedState="0" w:defUIPriority="99" w:defSemiHidden="0" w:defUnhideWhenUsed="0" w:defQFormat="0" w:count="371">
     <w:lsdException w:name="Normal" w:uiPriority="0" w:qFormat="1"/>
     <w:lsdException w:name="heading 1" w:uiPriority="9" w:qFormat="1"/>
     <w:lsdException w:name="heading 2" w:semiHidden="1" w:uiPriority="9" w:unhideWhenUsed="1" w:qFormat="1"/>
@@ -7888,11 +9580,6 @@
     <w:lsdException w:name="List Table 5 Dark Accent 6" w:uiPriority="50"/>
     <w:lsdException w:name="List Table 6 Colorful Accent 6" w:uiPriority="51"/>
     <w:lsdException w:name="List Table 7 Colorful Accent 6" w:uiPriority="52"/>
-    <w:lsdException w:name="Mention" w:semiHidden="1" w:unhideWhenUsed="1"/>
-    <w:lsdException w:name="Smart Hyperlink" w:semiHidden="1" w:unhideWhenUsed="1"/>
-    <w:lsdException w:name="Hashtag" w:semiHidden="1" w:unhideWhenUsed="1"/>
-    <w:lsdException w:name="Unresolved Mention" w:semiHidden="1" w:unhideWhenUsed="1"/>
-    <w:lsdException w:name="Smart Link" w:semiHidden="1" w:unhideWhenUsed="1"/>
   </w:latentStyles>
   <w:style w:type="paragraph" w:default="1" w:styleId="Normal">
     <w:name w:val="Normal"/>
@@ -8020,6 +9707,7 @@
   <w:style w:type="character" w:default="1" w:styleId="DefaultParagraphFont">
     <w:name w:val="Default Paragraph Font"/>
     <w:uiPriority w:val="1"/>
+    <w:semiHidden/>
     <w:unhideWhenUsed/>
   </w:style>
   <w:style w:type="table" w:default="1" w:styleId="TableNormal">
@@ -8045,6 +9733,7 @@
   </w:style>
   <w:style w:type="character" w:styleId="Strong">
     <w:name w:val="Strong"/>
+    <w:uiPriority w:val="22"/>
     <w:qFormat/>
     <w:rPr>
       <w:b/>
@@ -8217,6 +9906,39 @@
     <w:link w:val="Footer"/>
     <w:uiPriority w:val="99"/>
     <w:rsid w:val="006673BE"/>
+    <w:rPr>
+      <w:rFonts w:cs="Mangal"/>
+      <w:szCs w:val="21"/>
+    </w:rPr>
+  </w:style>
+  <w:style w:type="paragraph" w:styleId="NormalWeb">
+    <w:name w:val="Normal (Web)"/>
+    <w:basedOn w:val="Normal"/>
+    <w:uiPriority w:val="99"/>
+    <w:semiHidden/>
+    <w:unhideWhenUsed/>
+    <w:rsid w:val="005571F3"/>
+    <w:pPr>
+      <w:suppressAutoHyphens w:val="0"/>
+      <w:spacing w:before="100" w:beforeAutospacing="1" w:after="100" w:afterAutospacing="1" w:line="240" w:lineRule="auto"/>
+      <w:ind w:left="0" w:firstLine="0"/>
+      <w:jc w:val="left"/>
+    </w:pPr>
+    <w:rPr>
+      <w:rFonts w:eastAsia="Times New Roman" w:cs="Times New Roman"/>
+      <w:lang w:val="en-US" w:eastAsia="en-US" w:bidi="ar-SA"/>
+    </w:rPr>
+  </w:style>
+  <w:style w:type="paragraph" w:styleId="ListParagraph">
+    <w:name w:val="List Paragraph"/>
+    <w:basedOn w:val="Normal"/>
+    <w:uiPriority w:val="34"/>
+    <w:qFormat/>
+    <w:rsid w:val="005571F3"/>
+    <w:pPr>
+      <w:ind w:left="720"/>
+      <w:contextualSpacing/>
+    </w:pPr>
     <w:rPr>
       <w:rFonts w:cs="Mangal"/>
       <w:szCs w:val="21"/>
@@ -8404,7 +10126,7 @@
 </file>
 
 <file path=customXml/itemProps1.xml><?xml version="1.0" encoding="utf-8"?>
-<ds:datastoreItem xmlns:ds="http://schemas.openxmlformats.org/officeDocument/2006/customXml" ds:itemID="{1723250F-C800-467D-A48B-E1C1F0D3FC61}">
+<ds:datastoreItem xmlns:ds="http://schemas.openxmlformats.org/officeDocument/2006/customXml" ds:itemID="{8B6AF3BB-979C-4EFF-8CE5-3F901ADBC3D1}">
   <ds:schemaRefs>
     <ds:schemaRef ds:uri="http://schemas.openxmlformats.org/officeDocument/2006/bibliography"/>
   </ds:schemaRefs>
